--- a/10-保护电路/01-过压保护/压敏电阻MOV保护电路/压敏电阻MOV保护电路.docx
+++ b/10-保护电路/01-过压保护/压敏电阻MOV保护电路/压敏电阻MOV保护电路.docx
@@ -1733,6 +1733,20 @@
     </w:p>
     <w:bookmarkEnd w:id="26"/>
     <w:bookmarkEnd w:id="27"/>
+    <w:p>
+      <w:pPr>
+        <w:spacing w:before="360"/>
+        <w:jc w:val="center"/>
+      </w:pPr>
+      <w:r>
+        <w:rPr>
+          <w:rFonts w:ascii="Times New Roman" w:hAnsi="Times New Roman"/>
+          <w:color w:val="555555"/>
+          <w:sz w:val="21"/>
+        </w:rPr>
+        <w:t>材料收集者：杜文杰</w:t>
+      </w:r>
+    </w:p>
     <w:sectPr>
       <w:headerReference r:id="rId9" w:type="default"/>
       <w:footerReference r:id="rId10" w:type="default"/>

--- a/10-保护电路/01-过压保护/压敏电阻MOV保护电路/压敏电阻MOV保护电路.docx
+++ b/10-保护电路/01-过压保护/压敏电阻MOV保护电路/压敏电阻MOV保护电路.docx
@@ -1,6 +1,6 @@
 
 <file path=word/document.xml><?xml version="1.0" encoding="utf-8"?>
-<w:document xmlns:w="http://schemas.openxmlformats.org/wordprocessingml/2006/main" xmlns:m="http://schemas.openxmlformats.org/officeDocument/2006/math" xmlns:r="http://schemas.openxmlformats.org/officeDocument/2006/relationships" xmlns:o="urn:schemas-microsoft-com:office:office" xmlns:v="urn:schemas-microsoft-com:vml" xmlns:w10="urn:schemas-microsoft-com:office:word" xmlns:a="http://schemas.openxmlformats.org/drawingml/2006/main" xmlns:pic="http://schemas.openxmlformats.org/drawingml/2006/picture" xmlns:wp="http://schemas.openxmlformats.org/drawingml/2006/wordprocessingDrawing">
+<w:document xmlns:m="http://schemas.openxmlformats.org/officeDocument/2006/math" xmlns:r="http://schemas.openxmlformats.org/officeDocument/2006/relationships" xmlns:w="http://schemas.openxmlformats.org/wordprocessingml/2006/main" xmlns:o="urn:schemas-microsoft-com:office:office" xmlns:v="urn:schemas-microsoft-com:vml" xmlns:w10="urn:schemas-microsoft-com:office:word" xmlns:a="http://schemas.openxmlformats.org/drawingml/2006/main" xmlns:pic="http://schemas.openxmlformats.org/drawingml/2006/picture" xmlns:wp="http://schemas.openxmlformats.org/drawingml/2006/wordprocessingDrawing">
   <w:body>
     <w:bookmarkStart w:id="27" w:name="压敏电阻-mov-保护电路"/>
     <w:p>
@@ -9,16 +9,19 @@
       </w:pPr>
       <w:r>
         <w:rPr>
-          <w:rFonts w:hint="eastAsia"/>
+          <w:rFonts w:hint="eastAsia" w:eastAsia="黑体"/>
         </w:rPr>
         <w:t xml:space="preserve">压敏电阻</w:t>
       </w:r>
       <w:r>
+        <w:rPr>
+          <w:rFonts w:eastAsia="黑体"/>
+        </w:rPr>
         <w:t xml:space="preserve"> MOV </w:t>
       </w:r>
       <w:r>
         <w:rPr>
-          <w:rFonts w:hint="eastAsia"/>
+          <w:rFonts w:hint="eastAsia" w:eastAsia="黑体"/>
         </w:rPr>
         <w:t xml:space="preserve">保护电路</w:t>
       </w:r>
@@ -30,7 +33,7 @@
       </w:pPr>
       <w:r>
         <w:rPr>
-          <w:rFonts w:hint="eastAsia"/>
+          <w:rFonts w:hint="eastAsia" w:eastAsia="黑体"/>
         </w:rPr>
         <w:t xml:space="preserve">拓扑描述</w:t>
       </w:r>
@@ -41,16 +44,19 @@
       </w:pPr>
       <w:r>
         <w:rPr>
-          <w:rFonts w:hint="eastAsia"/>
+          <w:rFonts w:hint="eastAsia" w:eastAsia="黑体"/>
         </w:rPr>
         <w:t xml:space="preserve">由</w:t>
       </w:r>
       <w:r>
+        <w:rPr>
+          <w:rFonts w:eastAsia="黑体"/>
+        </w:rPr>
         <w:t xml:space="preserve"> </w:t>
       </w:r>
       <w:r>
         <w:rPr>
-          <w:rFonts w:hint="eastAsia"/>
+          <w:rFonts w:hint="eastAsia" w:eastAsia="黑体"/>
           <w:b/>
           <w:bCs/>
         </w:rPr>
@@ -58,6 +64,7 @@
       </w:r>
       <w:r>
         <w:rPr>
+          <w:rFonts w:eastAsia="黑体"/>
           <w:b/>
           <w:bCs/>
         </w:rPr>
@@ -65,22 +72,25 @@
       </w:r>
       <w:r>
         <w:rPr>
-          <w:rFonts w:hint="eastAsia"/>
+          <w:rFonts w:hint="eastAsia" w:eastAsia="黑体"/>
         </w:rPr>
         <w:t xml:space="preserve">（由氧化锌等金属氧化物压敏陶瓷片与金属电极构成的两端非线性电阻器件）组成。电路共有</w:t>
       </w:r>
       <w:r>
+        <w:rPr>
+          <w:rFonts w:eastAsia="黑体"/>
+        </w:rPr>
         <w:t xml:space="preserve"> 2 </w:t>
       </w:r>
       <w:r>
         <w:rPr>
-          <w:rFonts w:hint="eastAsia"/>
+          <w:rFonts w:hint="eastAsia" w:eastAsia="黑体"/>
         </w:rPr>
         <w:t xml:space="preserve">个关键节点：</w:t>
       </w:r>
       <w:r>
         <w:rPr>
-          <w:rFonts w:hint="eastAsia"/>
+          <w:rFonts w:hint="eastAsia" w:eastAsia="黑体"/>
           <w:b/>
           <w:bCs/>
         </w:rPr>
@@ -88,6 +98,7 @@
       </w:r>
       <w:r>
         <w:rPr>
+          <w:rFonts w:eastAsia="黑体"/>
           <w:b/>
           <w:bCs/>
         </w:rPr>
@@ -95,7 +106,7 @@
       </w:r>
       <w:r>
         <w:rPr>
-          <w:rFonts w:hint="eastAsia"/>
+          <w:rFonts w:hint="eastAsia" w:eastAsia="黑体"/>
           <w:b/>
           <w:bCs/>
         </w:rPr>
@@ -103,22 +114,25 @@
       </w:r>
       <w:r>
         <w:rPr>
-          <w:rFonts w:hint="eastAsia"/>
+          <w:rFonts w:hint="eastAsia" w:eastAsia="黑体"/>
         </w:rPr>
         <w:t xml:space="preserve">（接入被保护的电源线或信号线，连</w:t>
       </w:r>
       <w:r>
+        <w:rPr>
+          <w:rFonts w:eastAsia="黑体"/>
+        </w:rPr>
         <w:t xml:space="preserve"> MOV </w:t>
       </w:r>
       <w:r>
         <w:rPr>
-          <w:rFonts w:hint="eastAsia"/>
+          <w:rFonts w:hint="eastAsia" w:eastAsia="黑体"/>
         </w:rPr>
         <w:t xml:space="preserve">一端）；</w:t>
       </w:r>
       <w:r>
         <w:rPr>
-          <w:rFonts w:hint="eastAsia"/>
+          <w:rFonts w:hint="eastAsia" w:eastAsia="黑体"/>
           <w:b/>
           <w:bCs/>
         </w:rPr>
@@ -126,6 +140,7 @@
       </w:r>
       <w:r>
         <w:rPr>
+          <w:rFonts w:eastAsia="黑体"/>
           <w:b/>
           <w:bCs/>
         </w:rPr>
@@ -133,7 +148,7 @@
       </w:r>
       <w:r>
         <w:rPr>
-          <w:rFonts w:hint="eastAsia"/>
+          <w:rFonts w:hint="eastAsia" w:eastAsia="黑体"/>
           <w:b/>
           <w:bCs/>
         </w:rPr>
@@ -141,16 +156,19 @@
       </w:r>
       <w:r>
         <w:rPr>
-          <w:rFonts w:hint="eastAsia"/>
+          <w:rFonts w:hint="eastAsia" w:eastAsia="黑体"/>
         </w:rPr>
         <w:t xml:space="preserve">（接地或回线，接</w:t>
       </w:r>
       <w:r>
+        <w:rPr>
+          <w:rFonts w:eastAsia="黑体"/>
+        </w:rPr>
         <w:t xml:space="preserve"> MOV </w:t>
       </w:r>
       <w:r>
         <w:rPr>
-          <w:rFonts w:hint="eastAsia"/>
+          <w:rFonts w:hint="eastAsia" w:eastAsia="黑体"/>
         </w:rPr>
         <w:t xml:space="preserve">另一端）。</w:t>
       </w:r>
@@ -159,32 +177,39 @@
       <w:pPr/>
       <w:r>
         <w:rPr>
-          <w:rFonts w:hint="eastAsia"/>
+          <w:rFonts w:hint="eastAsia" w:eastAsia="黑体"/>
         </w:rPr>
         <w:t xml:space="preserve">各元件管脚连接：</w:t>
       </w:r>
       <w:r>
         <w:rPr>
+          <w:rFonts w:eastAsia="黑体"/>
           <w:b/>
           <w:bCs/>
         </w:rPr>
         <w:t xml:space="preserve">MOV</w:t>
       </w:r>
       <w:r>
+        <w:rPr>
+          <w:rFonts w:eastAsia="黑体"/>
+        </w:rPr>
         <w:t xml:space="preserve"> </w:t>
       </w:r>
       <w:r>
         <w:rPr>
-          <w:rFonts w:hint="eastAsia"/>
+          <w:rFonts w:hint="eastAsia" w:eastAsia="黑体"/>
         </w:rPr>
         <w:t xml:space="preserve">一端接节点①、另一端接节点②（线间应用时节点②为另一条回线，线对地应用时节点②为地</w:t>
       </w:r>
       <w:r>
+        <w:rPr>
+          <w:rFonts w:eastAsia="黑体"/>
+        </w:rPr>
         <w:t xml:space="preserve"> </w:t>
       </w:r>
       <w:r>
         <w:rPr>
-          <w:rFonts w:hint="eastAsia"/>
+          <w:rFonts w:hint="eastAsia" w:eastAsia="黑体"/>
         </w:rPr>
         <w:t xml:space="preserve">GND）。</w:t>
       </w:r>
@@ -193,29 +218,38 @@
       <w:pPr/>
       <w:r>
         <w:rPr>
-          <w:rFonts w:hint="eastAsia"/>
+          <w:rFonts w:hint="eastAsia" w:eastAsia="黑体"/>
         </w:rPr>
         <w:t xml:space="preserve">由此构成”MOV</w:t>
       </w:r>
       <w:r>
+        <w:rPr>
+          <w:rFonts w:eastAsia="黑体"/>
+        </w:rPr>
         <w:t xml:space="preserve"> </w:t>
       </w:r>
       <w:r>
         <w:rPr>
-          <w:rFonts w:hint="eastAsia"/>
+          <w:rFonts w:hint="eastAsia" w:eastAsia="黑体"/>
         </w:rPr>
         <w:t xml:space="preserve">并联在被保护线路与地/回线之间”的过压浪涌吸收组态，正常电压下</w:t>
       </w:r>
       <w:r>
+        <w:rPr>
+          <w:rFonts w:eastAsia="黑体"/>
+        </w:rPr>
         <w:t xml:space="preserve"> MOV </w:t>
       </w:r>
       <w:r>
         <w:rPr>
-          <w:rFonts w:hint="eastAsia"/>
+          <w:rFonts w:hint="eastAsia" w:eastAsia="黑体"/>
         </w:rPr>
         <w:t xml:space="preserve">呈高阻、漏电流仅微安级；当出现超过压敏电压</w:t>
       </w:r>
       <w:r>
+        <w:rPr>
+          <w:rFonts w:eastAsia="黑体"/>
+        </w:rPr>
         <w:t xml:space="preserve"> </w:t>
       </w:r>
       <m:oMath>
@@ -239,11 +273,14 @@
         </m:sSub>
       </m:oMath>
       <w:r>
+        <w:rPr>
+          <w:rFonts w:eastAsia="黑体"/>
+        </w:rPr>
         <w:t xml:space="preserve"> </w:t>
       </w:r>
       <w:r>
         <w:rPr>
-          <w:rFonts w:hint="eastAsia"/>
+          <w:rFonts w:hint="eastAsia" w:eastAsia="黑体"/>
         </w:rPr>
         <w:t xml:space="preserve">的浪涌时阻值急剧下降，把浪涌电流旁路并限制残压，是最常用的第一级/次级电源浪涌保护器件。</w:t>
       </w:r>
@@ -256,7 +293,7 @@
       </w:pPr>
       <w:r>
         <w:rPr>
-          <w:rFonts w:hint="eastAsia"/>
+          <w:rFonts w:hint="eastAsia" w:eastAsia="黑体"/>
         </w:rPr>
         <w:t xml:space="preserve">工作原理</w:t>
       </w:r>
@@ -266,11 +303,14 @@
         <w:pStyle w:val="FirstParagraph"/>
       </w:pPr>
       <w:r>
+        <w:rPr>
+          <w:rFonts w:eastAsia="黑体"/>
+        </w:rPr>
         <w:t xml:space="preserve">MOV </w:t>
       </w:r>
       <w:r>
         <w:rPr>
-          <w:rFonts w:hint="eastAsia"/>
+          <w:rFonts w:hint="eastAsia" w:eastAsia="黑体"/>
         </w:rPr>
         <w:t xml:space="preserve">具有对称的非线性伏安特性：正常电压下呈高阻（漏电流微安级），当过电压超过其压敏电压（阈值）时电阻急剧下降，把浪涌电流旁路并限制电压。它没有导通方向性，交直流电路都能用且响应较快（纳秒级）。</w:t>
       </w:r>
@@ -283,7 +323,7 @@
       </w:pPr>
       <w:r>
         <w:rPr>
-          <w:rFonts w:hint="eastAsia"/>
+          <w:rFonts w:hint="eastAsia" w:eastAsia="黑体"/>
         </w:rPr>
         <w:t xml:space="preserve">关键计算公式</w:t>
       </w:r>
@@ -297,7 +337,7 @@
       </w:pPr>
       <w:r>
         <w:rPr>
-          <w:rFonts w:hint="eastAsia"/>
+          <w:rFonts w:hint="eastAsia" w:eastAsia="黑体"/>
         </w:rPr>
         <w:t xml:space="preserve">压敏电压选型（交流有效值）：</w:t>
       </w:r>
@@ -440,7 +480,7 @@
       </w:pPr>
       <w:r>
         <w:rPr>
-          <w:rFonts w:hint="eastAsia"/>
+          <w:rFonts w:hint="eastAsia" w:eastAsia="黑体"/>
         </w:rPr>
         <w:t xml:space="preserve">限制电压（残压）：</w:t>
       </w:r>
@@ -530,7 +570,7 @@
       </w:pPr>
       <w:r>
         <w:rPr>
-          <w:rFonts w:hint="eastAsia"/>
+          <w:rFonts w:hint="eastAsia" w:eastAsia="黑体"/>
         </w:rPr>
         <w:t xml:space="preserve">浪涌能量：</w:t>
       </w:r>
@@ -635,7 +675,7 @@
       </w:pPr>
       <w:r>
         <w:rPr>
-          <w:rFonts w:hint="eastAsia"/>
+          <w:rFonts w:hint="eastAsia" w:eastAsia="黑体"/>
         </w:rPr>
         <w:t xml:space="preserve">漏电流（随电压升高指数增大，正常工作须很小）。</w:t>
       </w:r>
@@ -671,7 +711,7 @@
             </w:pPr>
             <w:r>
               <w:rPr>
-                <w:rFonts w:hint="eastAsia"/>
+                <w:rFonts w:hint="eastAsia" w:eastAsia="黑体"/>
               </w:rPr>
               <w:t xml:space="preserve">符号</w:t>
             </w:r>
@@ -685,7 +725,7 @@
             </w:pPr>
             <w:r>
               <w:rPr>
-                <w:rFonts w:hint="eastAsia"/>
+                <w:rFonts w:hint="eastAsia" w:eastAsia="黑体"/>
               </w:rPr>
               <w:t xml:space="preserve">含义</w:t>
             </w:r>
@@ -699,7 +739,7 @@
             </w:pPr>
             <w:r>
               <w:rPr>
-                <w:rFonts w:hint="eastAsia"/>
+                <w:rFonts w:hint="eastAsia" w:eastAsia="黑体"/>
               </w:rPr>
               <w:t xml:space="preserve">单位</w:t>
             </w:r>
@@ -734,6 +774,9 @@
               </m:sSub>
             </m:oMath>
             <w:r>
+              <w:rPr>
+                <w:rFonts w:eastAsia="黑体"/>
+              </w:rPr>
               <w:t xml:space="preserve">​</w:t>
             </w:r>
           </w:p>
@@ -746,16 +789,19 @@
             </w:pPr>
             <w:r>
               <w:rPr>
-                <w:rFonts w:hint="eastAsia"/>
+                <w:rFonts w:hint="eastAsia" w:eastAsia="黑体"/>
               </w:rPr>
               <w:t xml:space="preserve">压敏电压（1</w:t>
             </w:r>
             <w:r>
+              <w:rPr>
+                <w:rFonts w:eastAsia="黑体"/>
+              </w:rPr>
               <w:t xml:space="preserve"> mA </w:t>
             </w:r>
             <w:r>
               <w:rPr>
-                <w:rFonts w:hint="eastAsia"/>
+                <w:rFonts w:hint="eastAsia" w:eastAsia="黑体"/>
               </w:rPr>
               <w:t xml:space="preserve">定义）</w:t>
             </w:r>
@@ -768,6 +814,9 @@
               <w:pStyle w:val="Compact"/>
             </w:pPr>
             <w:r>
+              <w:rPr>
+                <w:rFonts w:eastAsia="黑体"/>
+              </w:rPr>
               <w:t xml:space="preserve">V</w:t>
             </w:r>
           </w:p>
@@ -807,6 +856,9 @@
               </m:sSub>
             </m:oMath>
             <w:r>
+              <w:rPr>
+                <w:rFonts w:eastAsia="黑体"/>
+              </w:rPr>
               <w:t xml:space="preserve">​</w:t>
             </w:r>
           </w:p>
@@ -819,7 +871,7 @@
             </w:pPr>
             <w:r>
               <w:rPr>
-                <w:rFonts w:hint="eastAsia"/>
+                <w:rFonts w:hint="eastAsia" w:eastAsia="黑体"/>
               </w:rPr>
               <w:t xml:space="preserve">限制电压</w:t>
             </w:r>
@@ -832,6 +884,9 @@
               <w:pStyle w:val="Compact"/>
             </w:pPr>
             <w:r>
+              <w:rPr>
+                <w:rFonts w:eastAsia="黑体"/>
+              </w:rPr>
               <w:t xml:space="preserve">V</w:t>
             </w:r>
           </w:p>
@@ -868,6 +923,9 @@
               </m:sSub>
             </m:oMath>
             <w:r>
+              <w:rPr>
+                <w:rFonts w:eastAsia="黑体"/>
+              </w:rPr>
               <w:t xml:space="preserve">​</w:t>
             </w:r>
           </w:p>
@@ -880,7 +938,7 @@
             </w:pPr>
             <w:r>
               <w:rPr>
-                <w:rFonts w:hint="eastAsia"/>
+                <w:rFonts w:hint="eastAsia" w:eastAsia="黑体"/>
               </w:rPr>
               <w:t xml:space="preserve">峰值电流</w:t>
             </w:r>
@@ -893,6 +951,9 @@
               <w:pStyle w:val="Compact"/>
             </w:pPr>
             <w:r>
+              <w:rPr>
+                <w:rFonts w:eastAsia="黑体"/>
+              </w:rPr>
               <w:t xml:space="preserve">A</w:t>
             </w:r>
           </w:p>
@@ -929,6 +990,9 @@
               </m:r>
             </m:oMath>
             <w:r>
+              <w:rPr>
+                <w:rFonts w:eastAsia="黑体"/>
+              </w:rPr>
               <w:t xml:space="preserve">​</w:t>
             </w:r>
           </w:p>
@@ -941,7 +1005,7 @@
             </w:pPr>
             <w:r>
               <w:rPr>
-                <w:rFonts w:hint="eastAsia"/>
+                <w:rFonts w:hint="eastAsia" w:eastAsia="黑体"/>
               </w:rPr>
               <w:t xml:space="preserve">非线性系数/常数</w:t>
             </w:r>
@@ -954,6 +1018,9 @@
               <w:pStyle w:val="Compact"/>
             </w:pPr>
             <w:r>
+              <w:rPr>
+                <w:rFonts w:eastAsia="黑体"/>
+              </w:rPr>
               <w:t xml:space="preserve">—</w:t>
             </w:r>
           </w:p>
@@ -972,6 +1039,9 @@
               </m:r>
             </m:oMath>
             <w:r>
+              <w:rPr>
+                <w:rFonts w:eastAsia="黑体"/>
+              </w:rPr>
               <w:t xml:space="preserve">​</w:t>
             </w:r>
           </w:p>
@@ -984,7 +1054,7 @@
             </w:pPr>
             <w:r>
               <w:rPr>
-                <w:rFonts w:hint="eastAsia"/>
+                <w:rFonts w:hint="eastAsia" w:eastAsia="黑体"/>
               </w:rPr>
               <w:t xml:space="preserve">能量</w:t>
             </w:r>
@@ -997,6 +1067,9 @@
               <w:pStyle w:val="Compact"/>
             </w:pPr>
             <w:r>
+              <w:rPr>
+                <w:rFonts w:eastAsia="黑体"/>
+              </w:rPr>
               <w:t xml:space="preserve">J</w:t>
             </w:r>
           </w:p>
@@ -1011,7 +1084,7 @@
       </w:pPr>
       <w:r>
         <w:rPr>
-          <w:rFonts w:hint="eastAsia"/>
+          <w:rFonts w:hint="eastAsia" w:eastAsia="黑体"/>
         </w:rPr>
         <w:t xml:space="preserve">元件调整影响</w:t>
       </w:r>
@@ -1026,7 +1099,7 @@
       </w:pPr>
       <w:r>
         <w:rPr>
-          <w:rFonts w:hint="eastAsia"/>
+          <w:rFonts w:hint="eastAsia" w:eastAsia="黑体"/>
           <w:b/>
           <w:bCs/>
         </w:rPr>
@@ -1034,20 +1107,27 @@
       </w:r>
       <w:r>
         <w:rPr>
+          <w:rFonts w:eastAsia="黑体"/>
           <w:b/>
           <w:bCs/>
         </w:rPr>
         <w:t xml:space="preserve"> ↑</w:t>
       </w:r>
       <w:r>
+        <w:rPr>
+          <w:rFonts w:eastAsia="黑体"/>
+        </w:rPr>
         <w:t xml:space="preserve"> </w:t>
       </w:r>
       <w:r>
+        <w:rPr>
+          <w:rFonts w:eastAsia="黑体"/>
+        </w:rPr>
         <w:t xml:space="preserve">→ </w:t>
       </w:r>
       <w:r>
         <w:rPr>
-          <w:rFonts w:hint="eastAsia"/>
+          <w:rFonts w:hint="eastAsia" w:eastAsia="黑体"/>
         </w:rPr>
         <w:t xml:space="preserve">残压升高、保护后级电压更高，但漏电小、寿命长。</w:t>
       </w:r>
@@ -1062,7 +1142,7 @@
       </w:pPr>
       <w:r>
         <w:rPr>
-          <w:rFonts w:hint="eastAsia"/>
+          <w:rFonts w:hint="eastAsia" w:eastAsia="黑体"/>
           <w:b/>
           <w:bCs/>
         </w:rPr>
@@ -1070,6 +1150,7 @@
       </w:r>
       <w:r>
         <w:rPr>
+          <w:rFonts w:eastAsia="黑体"/>
           <w:b/>
           <w:bCs/>
         </w:rPr>
@@ -1077,21 +1158,27 @@
       </w:r>
       <w:r>
         <w:rPr>
-          <w:rFonts w:hint="eastAsia"/>
+          <w:rFonts w:hint="eastAsia" w:eastAsia="黑体"/>
           <w:b/>
           <w:bCs/>
         </w:rPr>
         <w:t xml:space="preserve">↓（贴近工作电压）</w:t>
       </w:r>
       <w:r>
+        <w:rPr>
+          <w:rFonts w:eastAsia="黑体"/>
+        </w:rPr>
         <w:t xml:space="preserve"> </w:t>
       </w:r>
       <w:r>
+        <w:rPr>
+          <w:rFonts w:eastAsia="黑体"/>
+        </w:rPr>
         <w:t xml:space="preserve">→ </w:t>
       </w:r>
       <w:r>
         <w:rPr>
-          <w:rFonts w:hint="eastAsia"/>
+          <w:rFonts w:hint="eastAsia" w:eastAsia="黑体"/>
         </w:rPr>
         <w:t xml:space="preserve">残压低、保护强，但漏电与发热增大、加速老化。</w:t>
       </w:r>
@@ -1106,7 +1193,7 @@
       </w:pPr>
       <w:r>
         <w:rPr>
-          <w:rFonts w:hint="eastAsia"/>
+          <w:rFonts w:hint="eastAsia" w:eastAsia="黑体"/>
           <w:b/>
           <w:bCs/>
         </w:rPr>
@@ -1114,20 +1201,27 @@
       </w:r>
       <w:r>
         <w:rPr>
+          <w:rFonts w:eastAsia="黑体"/>
           <w:b/>
           <w:bCs/>
         </w:rPr>
         <w:t xml:space="preserve"> ↑</w:t>
       </w:r>
       <w:r>
+        <w:rPr>
+          <w:rFonts w:eastAsia="黑体"/>
+        </w:rPr>
         <w:t xml:space="preserve"> </w:t>
       </w:r>
       <w:r>
+        <w:rPr>
+          <w:rFonts w:eastAsia="黑体"/>
+        </w:rPr>
         <w:t xml:space="preserve">→ </w:t>
       </w:r>
       <w:r>
         <w:rPr>
-          <w:rFonts w:hint="eastAsia"/>
+          <w:rFonts w:hint="eastAsia" w:eastAsia="黑体"/>
         </w:rPr>
         <w:t xml:space="preserve">通流更大、寿命更长，但占用空间与寄生电容增大。</w:t>
       </w:r>
@@ -1142,7 +1236,7 @@
       </w:pPr>
       <w:r>
         <w:rPr>
-          <w:rFonts w:hint="eastAsia"/>
+          <w:rFonts w:hint="eastAsia" w:eastAsia="黑体"/>
           <w:b/>
           <w:bCs/>
         </w:rPr>
@@ -1150,6 +1244,7 @@
       </w:r>
       <w:r>
         <w:rPr>
+          <w:rFonts w:eastAsia="黑体"/>
           <w:b/>
           <w:bCs/>
         </w:rPr>
@@ -1157,39 +1252,51 @@
       </w:r>
       <w:r>
         <w:rPr>
-          <w:rFonts w:hint="eastAsia"/>
+          <w:rFonts w:hint="eastAsia" w:eastAsia="黑体"/>
           <w:b/>
           <w:bCs/>
         </w:rPr>
         <w:t xml:space="preserve">级联</w:t>
       </w:r>
       <w:r>
+        <w:rPr>
+          <w:rFonts w:eastAsia="黑体"/>
+        </w:rPr>
         <w:t xml:space="preserve"> </w:t>
       </w:r>
       <w:r>
+        <w:rPr>
+          <w:rFonts w:eastAsia="黑体"/>
+        </w:rPr>
         <w:t xml:space="preserve">→ </w:t>
       </w:r>
       <w:r>
         <w:rPr>
-          <w:rFonts w:hint="eastAsia"/>
+          <w:rFonts w:hint="eastAsia" w:eastAsia="黑体"/>
         </w:rPr>
         <w:t xml:space="preserve">由</w:t>
       </w:r>
       <w:r>
+        <w:rPr>
+          <w:rFonts w:eastAsia="黑体"/>
+        </w:rPr>
         <w:t xml:space="preserve"> MOV </w:t>
       </w:r>
       <w:r>
         <w:rPr>
-          <w:rFonts w:hint="eastAsia"/>
+          <w:rFonts w:hint="eastAsia" w:eastAsia="黑体"/>
         </w:rPr>
         <w:t xml:space="preserve">承担中间级能量，末端</w:t>
       </w:r>
       <w:r>
+        <w:rPr>
+          <w:rFonts w:eastAsia="黑体"/>
+        </w:rPr>
         <w:t xml:space="preserve"> TVS </w:t>
       </w:r>
       <w:r>
         <w:rPr>
-          <w:rFonts w:hint="eastAsia"/>
+          <w:rFonts w:hint="eastAsia" w:eastAsia="黑体"/>
         </w:rPr>
         <w:t xml:space="preserve">精细钳位。</w:t>
       </w:r>
@@ -1202,7 +1309,7 @@
       </w:pPr>
       <w:r>
         <w:rPr>
-          <w:rFonts w:hint="eastAsia"/>
+          <w:rFonts w:hint="eastAsia" w:eastAsia="黑体"/>
         </w:rPr>
         <w:t xml:space="preserve">典型参数示例</w:t>
       </w:r>
@@ -1216,15 +1323,21 @@
         </w:numPr>
       </w:pPr>
       <w:r>
+        <w:rPr>
+          <w:rFonts w:eastAsia="黑体"/>
+        </w:rPr>
         <w:t xml:space="preserve">220 V </w:t>
       </w:r>
       <w:r>
         <w:rPr>
-          <w:rFonts w:hint="eastAsia"/>
+          <w:rFonts w:hint="eastAsia" w:eastAsia="黑体"/>
         </w:rPr>
         <w:t xml:space="preserve">交流电源：取</w:t>
       </w:r>
       <w:r>
+        <w:rPr>
+          <w:rFonts w:eastAsia="黑体"/>
+        </w:rPr>
         <w:t xml:space="preserve"> </w:t>
       </w:r>
       <m:oMath>
@@ -1299,38 +1412,50 @@
         </m:rad>
       </m:oMath>
       <w:r>
+        <w:rPr>
+          <w:rFonts w:eastAsia="黑体"/>
+        </w:rPr>
         <w:t xml:space="preserve"> </w:t>
       </w:r>
       <w:r>
         <w:rPr>
-          <w:rFonts w:hint="eastAsia"/>
+          <w:rFonts w:hint="eastAsia" w:eastAsia="黑体"/>
         </w:rPr>
         <w:t xml:space="preserve">对应耐压约选用标称</w:t>
       </w:r>
       <w:r>
+        <w:rPr>
+          <w:rFonts w:eastAsia="黑体"/>
+        </w:rPr>
         <w:t xml:space="preserve"> 470 V </w:t>
       </w:r>
       <w:r>
         <w:rPr>
-          <w:rFonts w:hint="eastAsia"/>
+          <w:rFonts w:hint="eastAsia" w:eastAsia="黑体"/>
         </w:rPr>
         <w:t xml:space="preserve">的</w:t>
       </w:r>
       <w:r>
+        <w:rPr>
+          <w:rFonts w:eastAsia="黑体"/>
+        </w:rPr>
         <w:t xml:space="preserve"> </w:t>
       </w:r>
       <w:r>
         <w:rPr>
-          <w:rFonts w:hint="eastAsia"/>
+          <w:rFonts w:hint="eastAsia" w:eastAsia="黑体"/>
         </w:rPr>
         <w:t xml:space="preserve">MOV（对应有效值约</w:t>
       </w:r>
       <w:r>
+        <w:rPr>
+          <w:rFonts w:eastAsia="黑体"/>
+        </w:rPr>
         <w:t xml:space="preserve"> 300 Vrms </w:t>
       </w:r>
       <w:r>
         <w:rPr>
-          <w:rFonts w:hint="eastAsia"/>
+          <w:rFonts w:hint="eastAsia" w:eastAsia="黑体"/>
         </w:rPr>
         <w:t xml:space="preserve">段）。</w:t>
       </w:r>
@@ -1345,11 +1470,14 @@
       </w:pPr>
       <w:r>
         <w:rPr>
-          <w:rFonts w:hint="eastAsia"/>
+          <w:rFonts w:hint="eastAsia" w:eastAsia="黑体"/>
         </w:rPr>
         <w:t xml:space="preserve">取</w:t>
       </w:r>
       <w:r>
+        <w:rPr>
+          <w:rFonts w:eastAsia="黑体"/>
+        </w:rPr>
         <w:t xml:space="preserve"> </w:t>
       </w:r>
       <m:oMath>
@@ -1388,9 +1516,15 @@
         </m:r>
       </m:oMath>
       <w:r>
+        <w:rPr>
+          <w:rFonts w:eastAsia="黑体"/>
+        </w:rPr>
         <w:t xml:space="preserve"> </w:t>
       </w:r>
       <w:r>
+        <w:rPr>
+          <w:rFonts w:eastAsia="黑体"/>
+        </w:rPr>
         <w:t xml:space="preserve">V、</w:t>
       </w:r>
       <m:oMath>
@@ -1426,11 +1560,14 @@
         </m:r>
       </m:oMath>
       <w:r>
+        <w:rPr>
+          <w:rFonts w:eastAsia="黑体"/>
+        </w:rPr>
         <w:t xml:space="preserve"> </w:t>
       </w:r>
       <w:r>
         <w:rPr>
-          <w:rFonts w:hint="eastAsia"/>
+          <w:rFonts w:hint="eastAsia" w:eastAsia="黑体"/>
         </w:rPr>
         <w:t xml:space="preserve">kA：</w:t>
       </w:r>
@@ -1512,20 +1649,26 @@
         </m:r>
       </m:oMath>
       <w:r>
+        <w:rPr>
+          <w:rFonts w:eastAsia="黑体"/>
+        </w:rPr>
         <w:t xml:space="preserve"> </w:t>
       </w:r>
       <w:r>
         <w:rPr>
-          <w:rFonts w:hint="eastAsia"/>
+          <w:rFonts w:hint="eastAsia" w:eastAsia="黑体"/>
         </w:rPr>
         <w:t xml:space="preserve">J（按</w:t>
       </w:r>
       <w:r>
+        <w:rPr>
+          <w:rFonts w:eastAsia="黑体"/>
+        </w:rPr>
         <w:t xml:space="preserve"> 8/20 </w:t>
       </w:r>
       <w:r>
         <w:rPr>
-          <w:rFonts w:hint="eastAsia"/>
+          <w:rFonts w:hint="eastAsia" w:eastAsia="黑体"/>
         </w:rPr>
         <w:t xml:space="preserve">µs）。</w:t>
       </w:r>
@@ -1538,7 +1681,7 @@
       </w:pPr>
       <w:r>
         <w:rPr>
-          <w:rFonts w:hint="eastAsia"/>
+          <w:rFonts w:hint="eastAsia" w:eastAsia="黑体"/>
         </w:rPr>
         <w:t xml:space="preserve">常见器件型号</w:t>
       </w:r>
@@ -1553,7 +1696,7 @@
       </w:pPr>
       <w:r>
         <w:rPr>
-          <w:rFonts w:hint="eastAsia"/>
+          <w:rFonts w:hint="eastAsia" w:eastAsia="黑体"/>
         </w:rPr>
         <w:t xml:space="preserve">MOV：14D471K、20D471K、10D471K、S14K300、S20K275。</w:t>
       </w:r>
@@ -1566,7 +1709,7 @@
       </w:pPr>
       <w:r>
         <w:rPr>
-          <w:rFonts w:hint="eastAsia"/>
+          <w:rFonts w:hint="eastAsia" w:eastAsia="黑体"/>
         </w:rPr>
         <w:t xml:space="preserve">注意事项</w:t>
       </w:r>
@@ -1580,11 +1723,14 @@
         </w:numPr>
       </w:pPr>
       <w:r>
+        <w:rPr>
+          <w:rFonts w:eastAsia="黑体"/>
+        </w:rPr>
         <w:t xml:space="preserve">MOV </w:t>
       </w:r>
       <w:r>
         <w:rPr>
-          <w:rFonts w:hint="eastAsia"/>
+          <w:rFonts w:hint="eastAsia" w:eastAsia="黑体"/>
         </w:rPr>
         <w:t xml:space="preserve">会随每次浪涌老化，漏电增大，需定期检测（离线/在线）。</w:t>
       </w:r>
@@ -1599,16 +1745,19 @@
       </w:pPr>
       <w:r>
         <w:rPr>
-          <w:rFonts w:hint="eastAsia"/>
+          <w:rFonts w:hint="eastAsia" w:eastAsia="黑体"/>
         </w:rPr>
         <w:t xml:space="preserve">必须配保险/断路器，防止</w:t>
       </w:r>
       <w:r>
+        <w:rPr>
+          <w:rFonts w:eastAsia="黑体"/>
+        </w:rPr>
         <w:t xml:space="preserve"> MOV </w:t>
       </w:r>
       <w:r>
         <w:rPr>
-          <w:rFonts w:hint="eastAsia"/>
+          <w:rFonts w:hint="eastAsia" w:eastAsia="黑体"/>
         </w:rPr>
         <w:t xml:space="preserve">短路失效后引发电网事故。</w:t>
       </w:r>
@@ -1623,25 +1772,31 @@
       </w:pPr>
       <w:r>
         <w:rPr>
-          <w:rFonts w:hint="eastAsia"/>
+          <w:rFonts w:hint="eastAsia" w:eastAsia="黑体"/>
         </w:rPr>
         <w:t xml:space="preserve">选型要匹配浪涌等级（IEC</w:t>
       </w:r>
       <w:r>
+        <w:rPr>
+          <w:rFonts w:eastAsia="黑体"/>
+        </w:rPr>
         <w:t xml:space="preserve"> </w:t>
       </w:r>
       <w:r>
         <w:rPr>
-          <w:rFonts w:hint="eastAsia"/>
+          <w:rFonts w:hint="eastAsia" w:eastAsia="黑体"/>
         </w:rPr>
         <w:t xml:space="preserve">61000-4-5）与持续工作电压</w:t>
       </w:r>
       <w:r>
+        <w:rPr>
+          <w:rFonts w:eastAsia="黑体"/>
+        </w:rPr>
         <w:t xml:space="preserve"> UL </w:t>
       </w:r>
       <w:r>
         <w:rPr>
-          <w:rFonts w:hint="eastAsia"/>
+          <w:rFonts w:hint="eastAsia" w:eastAsia="黑体"/>
         </w:rPr>
         <w:t xml:space="preserve">要求。</w:t>
       </w:r>
@@ -1656,7 +1811,7 @@
       </w:pPr>
       <w:r>
         <w:rPr>
-          <w:rFonts w:hint="eastAsia"/>
+          <w:rFonts w:hint="eastAsia" w:eastAsia="黑体"/>
         </w:rPr>
         <w:t xml:space="preserve">高浪涌场合加温度保险（热脱离）防火灾。</w:t>
       </w:r>
@@ -1669,7 +1824,7 @@
       </w:pPr>
       <w:r>
         <w:rPr>
-          <w:rFonts w:hint="eastAsia"/>
+          <w:rFonts w:hint="eastAsia" w:eastAsia="黑体"/>
         </w:rPr>
         <w:t xml:space="preserve">参考资料</w:t>
       </w:r>
@@ -1683,6 +1838,9 @@
         </w:numPr>
       </w:pPr>
       <w:r>
+        <w:rPr>
+          <w:rFonts w:eastAsia="黑体"/>
+        </w:rPr>
         <w:t xml:space="preserve">Wikipedia: Varistor。</w:t>
       </w:r>
     </w:p>
@@ -1695,20 +1853,26 @@
         </w:numPr>
       </w:pPr>
       <w:r>
+        <w:rPr>
+          <w:rFonts w:eastAsia="黑体"/>
+        </w:rPr>
         <w:t xml:space="preserve">Littelfuse / </w:t>
       </w:r>
       <w:r>
         <w:rPr>
-          <w:rFonts w:hint="eastAsia"/>
+          <w:rFonts w:hint="eastAsia" w:eastAsia="黑体"/>
         </w:rPr>
         <w:t xml:space="preserve">TDK（EPCOS）MOV</w:t>
       </w:r>
       <w:r>
+        <w:rPr>
+          <w:rFonts w:eastAsia="黑体"/>
+        </w:rPr>
         <w:t xml:space="preserve"> </w:t>
       </w:r>
       <w:r>
         <w:rPr>
-          <w:rFonts w:hint="eastAsia"/>
+          <w:rFonts w:hint="eastAsia" w:eastAsia="黑体"/>
         </w:rPr>
         <w:t xml:space="preserve">应用说明。</w:t>
       </w:r>
@@ -1722,11 +1886,14 @@
         </w:numPr>
       </w:pPr>
       <w:r>
+        <w:rPr>
+          <w:rFonts w:eastAsia="黑体"/>
+        </w:rPr>
         <w:t xml:space="preserve">IEC 61000-4-5 </w:t>
       </w:r>
       <w:r>
         <w:rPr>
-          <w:rFonts w:hint="eastAsia"/>
+          <w:rFonts w:hint="eastAsia" w:eastAsia="黑体"/>
         </w:rPr>
         <w:t xml:space="preserve">浪涌抗扰度标准。</w:t>
       </w:r>
@@ -1740,11 +1907,11 @@
       </w:pPr>
       <w:r>
         <w:rPr>
-          <w:rFonts w:ascii="Times New Roman" w:hAnsi="Times New Roman"/>
+          <w:rFonts w:ascii="Times New Roman" w:hAnsi="Times New Roman" w:eastAsia="黑体"/>
           <w:color w:val="555555"/>
           <w:sz w:val="21"/>
         </w:rPr>
-        <w:t>材料收集者：杜文杰</w:t>
+        <w:t>材料收集者：杜文杰，WX手机：19519196569，QQ:3478827729</w:t>
       </w:r>
     </w:p>
     <w:sectPr>
@@ -1764,7 +1931,7 @@
 </file>
 
 <file path=word/footer1.xml><?xml version="1.0" encoding="utf-8"?>
-<w:ftr xmlns:m="http://schemas.openxmlformats.org/officeDocument/2006/math" xmlns:mc="http://schemas.openxmlformats.org/markup-compatibility/2006" xmlns:mo="http://schemas.microsoft.com/office/mac/office/2008/main" xmlns:mv="urn:schemas-microsoft-com:mac:vml" xmlns:o="urn:schemas-microsoft-com:office:office" xmlns:r="http://schemas.openxmlformats.org/officeDocument/2006/relationships" xmlns:v="urn:schemas-microsoft-com:vml" xmlns:w10="urn:schemas-microsoft-com:office:word" xmlns:w14="http://schemas.microsoft.com/office/word/2010/wordml" xmlns:w="http://schemas.openxmlformats.org/wordprocessingml/2006/main" xmlns:wne="http://schemas.microsoft.com/office/word/2006/wordml" xmlns:wp14="http://schemas.microsoft.com/office/word/2010/wordprocessingDrawing" xmlns:wp="http://schemas.openxmlformats.org/drawingml/2006/wordprocessingDrawing" xmlns:wpc="http://schemas.microsoft.com/office/word/2010/wordprocessingCanvas" xmlns:wpg="http://schemas.microsoft.com/office/word/2010/wordprocessingGroup" xmlns:wpi="http://schemas.microsoft.com/office/word/2010/wordprocessingInk" xmlns:wps="http://schemas.microsoft.com/office/word/2010/wordprocessingShape" mc:Ignorable="w14 wp14">
+<w:ftr xmlns:mc="http://schemas.openxmlformats.org/markup-compatibility/2006" xmlns:w="http://schemas.openxmlformats.org/wordprocessingml/2006/main" xmlns:m="http://schemas.openxmlformats.org/officeDocument/2006/math" xmlns:mo="http://schemas.microsoft.com/office/mac/office/2008/main" xmlns:mv="urn:schemas-microsoft-com:mac:vml" xmlns:o="urn:schemas-microsoft-com:office:office" xmlns:r="http://schemas.openxmlformats.org/officeDocument/2006/relationships" xmlns:v="urn:schemas-microsoft-com:vml" xmlns:w10="urn:schemas-microsoft-com:office:word" xmlns:w14="http://schemas.microsoft.com/office/word/2010/wordml" xmlns:wne="http://schemas.microsoft.com/office/word/2006/wordml" xmlns:wp14="http://schemas.microsoft.com/office/word/2010/wordprocessingDrawing" xmlns:wp="http://schemas.openxmlformats.org/drawingml/2006/wordprocessingDrawing" xmlns:wpc="http://schemas.microsoft.com/office/word/2010/wordprocessingCanvas" xmlns:wpg="http://schemas.microsoft.com/office/word/2010/wordprocessingGroup" xmlns:wpi="http://schemas.microsoft.com/office/word/2010/wordprocessingInk" xmlns:wps="http://schemas.microsoft.com/office/word/2010/wordprocessingShape" mc:Ignorable="w14 wp14">
   <w:p>
     <w:pPr>
       <w:pStyle w:val="Footer"/>
@@ -1772,12 +1939,14 @@
     </w:pPr>
     <w:r>
       <w:rPr>
+        <w:rFonts w:eastAsia="黑体"/>
         <w:sz w:val="18"/>
       </w:rPr>
       <w:t xml:space="preserve">第 </w:t>
     </w:r>
     <w:r>
       <w:rPr>
+        <w:rFonts w:eastAsia="黑体"/>
         <w:sz w:val="18"/>
       </w:rPr>
       <w:fldChar w:fldCharType="begin"/>
@@ -1786,6 +1955,7 @@
     </w:r>
     <w:r>
       <w:rPr>
+        <w:rFonts w:eastAsia="黑体"/>
         <w:sz w:val="18"/>
       </w:rPr>
       <w:t xml:space="preserve"> 页</w:t>
@@ -1799,6 +1969,9 @@
   <w:footnote w:type="continuationSeparator" w:id="0">
     <w:p>
       <w:r>
+        <w:rPr>
+          <w:rFonts w:eastAsia="黑体"/>
+        </w:rPr>
         <w:continuationSeparator/>
       </w:r>
     </w:p>
@@ -1806,6 +1979,9 @@
   <w:footnote w:type="separator" w:id="-1">
     <w:p>
       <w:r>
+        <w:rPr>
+          <w:rFonts w:eastAsia="黑体"/>
+        </w:rPr>
         <w:separator/>
       </w:r>
     </w:p>
@@ -1814,7 +1990,7 @@
 </file>
 
 <file path=word/header1.xml><?xml version="1.0" encoding="utf-8"?>
-<w:hdr xmlns:m="http://schemas.openxmlformats.org/officeDocument/2006/math" xmlns:mc="http://schemas.openxmlformats.org/markup-compatibility/2006" xmlns:mo="http://schemas.microsoft.com/office/mac/office/2008/main" xmlns:mv="urn:schemas-microsoft-com:mac:vml" xmlns:o="urn:schemas-microsoft-com:office:office" xmlns:r="http://schemas.openxmlformats.org/officeDocument/2006/relationships" xmlns:v="urn:schemas-microsoft-com:vml" xmlns:w10="urn:schemas-microsoft-com:office:word" xmlns:w14="http://schemas.microsoft.com/office/word/2010/wordml" xmlns:w="http://schemas.openxmlformats.org/wordprocessingml/2006/main" xmlns:wne="http://schemas.microsoft.com/office/word/2006/wordml" xmlns:wp14="http://schemas.microsoft.com/office/word/2010/wordprocessingDrawing" xmlns:wp="http://schemas.openxmlformats.org/drawingml/2006/wordprocessingDrawing" xmlns:wpc="http://schemas.microsoft.com/office/word/2010/wordprocessingCanvas" xmlns:wpg="http://schemas.microsoft.com/office/word/2010/wordprocessingGroup" xmlns:wpi="http://schemas.microsoft.com/office/word/2010/wordprocessingInk" xmlns:wps="http://schemas.microsoft.com/office/word/2010/wordprocessingShape" mc:Ignorable="w14 wp14">
+<w:hdr xmlns:mc="http://schemas.openxmlformats.org/markup-compatibility/2006" xmlns:w="http://schemas.openxmlformats.org/wordprocessingml/2006/main" xmlns:m="http://schemas.openxmlformats.org/officeDocument/2006/math" xmlns:mo="http://schemas.microsoft.com/office/mac/office/2008/main" xmlns:mv="urn:schemas-microsoft-com:mac:vml" xmlns:o="urn:schemas-microsoft-com:office:office" xmlns:r="http://schemas.openxmlformats.org/officeDocument/2006/relationships" xmlns:v="urn:schemas-microsoft-com:vml" xmlns:w10="urn:schemas-microsoft-com:office:word" xmlns:w14="http://schemas.microsoft.com/office/word/2010/wordml" xmlns:wne="http://schemas.microsoft.com/office/word/2006/wordml" xmlns:wp14="http://schemas.microsoft.com/office/word/2010/wordprocessingDrawing" xmlns:wp="http://schemas.openxmlformats.org/drawingml/2006/wordprocessingDrawing" xmlns:wpc="http://schemas.microsoft.com/office/word/2010/wordprocessingCanvas" xmlns:wpg="http://schemas.microsoft.com/office/word/2010/wordprocessingGroup" xmlns:wpi="http://schemas.microsoft.com/office/word/2010/wordprocessingInk" xmlns:wps="http://schemas.microsoft.com/office/word/2010/wordprocessingShape" mc:Ignorable="w14 wp14">
   <w:p>
     <w:pPr>
       <w:pStyle w:val="Header"/>
@@ -1822,7 +1998,7 @@
     </w:pPr>
     <w:r>
       <w:rPr>
-        <w:rFonts w:ascii="Times New Roman" w:hAnsi="Times New Roman"/>
+        <w:rFonts w:ascii="Times New Roman" w:hAnsi="Times New Roman" w:eastAsia="黑体"/>
         <w:sz w:val="18"/>
         <w:rFonts w:eastAsia="黑体"/>
         <w:rFonts w:eastAsia="黑体"/>
@@ -1834,7 +2010,7 @@
 </file>
 
 <file path=word/numbering.xml><?xml version="1.0" encoding="utf-8"?>
-<w:numbering xmlns:m="http://schemas.openxmlformats.org/officeDocument/2006/math" xmlns:mc="http://schemas.openxmlformats.org/markup-compatibility/2006" xmlns:mo="http://schemas.microsoft.com/office/mac/office/2008/main" xmlns:mv="urn:schemas-microsoft-com:mac:vml" xmlns:o="urn:schemas-microsoft-com:office:office" xmlns:r="http://schemas.openxmlformats.org/officeDocument/2006/relationships" xmlns:v="urn:schemas-microsoft-com:vml" xmlns:w="http://schemas.openxmlformats.org/wordprocessingml/2006/main" xmlns:w10="urn:schemas-microsoft-com:office:word" xmlns:w14="http://schemas.microsoft.com/office/word/2010/wordml" xmlns:wne="http://schemas.microsoft.com/office/word/2006/wordml" xmlns:wp="http://schemas.openxmlformats.org/drawingml/2006/wordprocessingDrawing" xmlns:wp14="http://schemas.microsoft.com/office/word/2010/wordprocessingDrawing" xmlns:wpc="http://schemas.microsoft.com/office/word/2010/wordprocessingCanvas" xmlns:wpg="http://schemas.microsoft.com/office/word/2010/wordprocessingGroup" xmlns:wpi="http://schemas.microsoft.com/office/word/2010/wordprocessingInk" xmlns:wps="http://schemas.microsoft.com/office/word/2010/wordprocessingShape" mc:Ignorable="w14 wp14">
+<w:numbering xmlns:mc="http://schemas.openxmlformats.org/markup-compatibility/2006" xmlns:w="http://schemas.openxmlformats.org/wordprocessingml/2006/main" xmlns:m="http://schemas.openxmlformats.org/officeDocument/2006/math" xmlns:mo="http://schemas.microsoft.com/office/mac/office/2008/main" xmlns:mv="urn:schemas-microsoft-com:mac:vml" xmlns:o="urn:schemas-microsoft-com:office:office" xmlns:r="http://schemas.openxmlformats.org/officeDocument/2006/relationships" xmlns:v="urn:schemas-microsoft-com:vml" xmlns:w10="urn:schemas-microsoft-com:office:word" xmlns:w14="http://schemas.microsoft.com/office/word/2010/wordml" xmlns:wne="http://schemas.microsoft.com/office/word/2006/wordml" xmlns:wp="http://schemas.openxmlformats.org/drawingml/2006/wordprocessingDrawing" xmlns:wp14="http://schemas.microsoft.com/office/word/2010/wordprocessingDrawing" xmlns:wpc="http://schemas.microsoft.com/office/word/2010/wordprocessingCanvas" xmlns:wpg="http://schemas.microsoft.com/office/word/2010/wordprocessingGroup" xmlns:wpi="http://schemas.microsoft.com/office/word/2010/wordprocessingInk" xmlns:wps="http://schemas.microsoft.com/office/word/2010/wordprocessingShape" mc:Ignorable="w14 wp14">
   <w:abstractNum w:abstractNumId="0">
     <w:nsid w:val="FFFFFF7C"/>
     <w:multiLevelType w:val="singleLevel"/>
@@ -1921,7 +2097,7 @@
         <w:ind w:hanging="360" w:left="1440"/>
       </w:pPr>
       <w:rPr>
-        <w:rFonts w:ascii="Symbol" w:hAnsi="Symbol" w:hint="default"/>
+        <w:rFonts w:ascii="Symbol" w:hAnsi="Symbol" w:hint="default" w:eastAsia="黑体"/>
       </w:rPr>
     </w:lvl>
   </w:abstractNum>
@@ -1942,7 +2118,7 @@
         <w:ind w:hanging="360" w:left="1080"/>
       </w:pPr>
       <w:rPr>
-        <w:rFonts w:ascii="Symbol" w:hAnsi="Symbol" w:hint="default"/>
+        <w:rFonts w:ascii="Symbol" w:hAnsi="Symbol" w:hint="default" w:eastAsia="黑体"/>
       </w:rPr>
     </w:lvl>
   </w:abstractNum>
@@ -1963,7 +2139,7 @@
         <w:ind w:hanging="360" w:left="720"/>
       </w:pPr>
       <w:rPr>
-        <w:rFonts w:ascii="Symbol" w:hAnsi="Symbol" w:hint="default"/>
+        <w:rFonts w:ascii="Symbol" w:hAnsi="Symbol" w:hint="default" w:eastAsia="黑体"/>
       </w:rPr>
     </w:lvl>
   </w:abstractNum>
@@ -2002,7 +2178,7 @@
         <w:ind w:hanging="360" w:left="360"/>
       </w:pPr>
       <w:rPr>
-        <w:rFonts w:ascii="Symbol" w:hAnsi="Symbol" w:hint="default"/>
+        <w:rFonts w:ascii="Symbol" w:hAnsi="Symbol" w:hint="default" w:eastAsia="黑体"/>
       </w:rPr>
     </w:lvl>
   </w:abstractNum>
@@ -2093,7 +2269,7 @@
         <w:ind w:left="720" w:hanging="360"/>
       </w:pPr>
       <w:rPr>
-        <w:rFonts w:ascii="Symbol" w:hAnsi="Symbol" w:cs="Symbol" w:hint="default"/>
+        <w:rFonts w:ascii="Symbol" w:hAnsi="Symbol" w:cs="Symbol" w:hint="default" w:eastAsia="黑体"/>
       </w:rPr>
     </w:lvl>
     <w:lvl w:ilvl="1">
@@ -2104,7 +2280,7 @@
         <w:ind w:left="1440" w:hanging="360"/>
       </w:pPr>
       <w:rPr>
-        <w:rFonts w:ascii="Courier New" w:hAnsi="Courier New" w:cs="Courier New" w:hint="default"/>
+        <w:rFonts w:ascii="Courier New" w:hAnsi="Courier New" w:cs="Courier New" w:hint="default" w:eastAsia="黑体"/>
       </w:rPr>
     </w:lvl>
     <w:lvl w:ilvl="2">
@@ -2115,7 +2291,7 @@
         <w:ind w:left="2160" w:hanging="360"/>
       </w:pPr>
       <w:rPr>
-        <w:rFonts w:ascii="Wingdings" w:hAnsi="Wingdings" w:cs="Wingdings" w:hint="default"/>
+        <w:rFonts w:ascii="Wingdings" w:hAnsi="Wingdings" w:cs="Wingdings" w:hint="default" w:eastAsia="黑体"/>
       </w:rPr>
     </w:lvl>
     <w:lvl w:ilvl="3">
@@ -2126,7 +2302,7 @@
         <w:ind w:left="2880" w:hanging="360"/>
       </w:pPr>
       <w:rPr>
-        <w:rFonts w:ascii="Symbol" w:hAnsi="Symbol" w:cs="Symbol" w:hint="default"/>
+        <w:rFonts w:ascii="Symbol" w:hAnsi="Symbol" w:cs="Symbol" w:hint="default" w:eastAsia="黑体"/>
       </w:rPr>
     </w:lvl>
     <w:lvl w:ilvl="4">
@@ -2137,7 +2313,7 @@
         <w:ind w:left="3600" w:hanging="360"/>
       </w:pPr>
       <w:rPr>
-        <w:rFonts w:ascii="Courier New" w:hAnsi="Courier New" w:cs="Courier New" w:hint="default"/>
+        <w:rFonts w:ascii="Courier New" w:hAnsi="Courier New" w:cs="Courier New" w:hint="default" w:eastAsia="黑体"/>
       </w:rPr>
     </w:lvl>
     <w:lvl w:ilvl="5">
@@ -2148,7 +2324,7 @@
         <w:ind w:left="4320" w:hanging="360"/>
       </w:pPr>
       <w:rPr>
-        <w:rFonts w:ascii="Wingdings" w:hAnsi="Wingdings" w:cs="Wingdings" w:hint="default"/>
+        <w:rFonts w:ascii="Wingdings" w:hAnsi="Wingdings" w:cs="Wingdings" w:hint="default" w:eastAsia="黑体"/>
       </w:rPr>
     </w:lvl>
     <w:lvl w:ilvl="6">
@@ -2159,7 +2335,7 @@
         <w:ind w:left="5040" w:hanging="360"/>
       </w:pPr>
       <w:rPr>
-        <w:rFonts w:ascii="Symbol" w:hAnsi="Symbol" w:cs="Symbol" w:hint="default"/>
+        <w:rFonts w:ascii="Symbol" w:hAnsi="Symbol" w:cs="Symbol" w:hint="default" w:eastAsia="黑体"/>
       </w:rPr>
     </w:lvl>
     <w:lvl w:ilvl="7">
@@ -2170,7 +2346,7 @@
         <w:ind w:left="5760" w:hanging="360"/>
       </w:pPr>
       <w:rPr>
-        <w:rFonts w:ascii="Courier New" w:hAnsi="Courier New" w:cs="Courier New" w:hint="default"/>
+        <w:rFonts w:ascii="Courier New" w:hAnsi="Courier New" w:cs="Courier New" w:hint="default" w:eastAsia="黑体"/>
       </w:rPr>
     </w:lvl>
     <w:lvl w:ilvl="8">
@@ -2181,7 +2357,7 @@
         <w:ind w:left="6480" w:hanging="360"/>
       </w:pPr>
       <w:rPr>
-        <w:rFonts w:ascii="Wingdings" w:hAnsi="Wingdings" w:cs="Wingdings" w:hint="default"/>
+        <w:rFonts w:ascii="Wingdings" w:hAnsi="Wingdings" w:cs="Wingdings" w:hint="default" w:eastAsia="黑体"/>
       </w:rPr>
     </w:lvl>
   </w:abstractNum>
@@ -2237,11 +2413,11 @@
 </file>
 
 <file path=word/styles.xml><?xml version="1.0" encoding="utf-8"?>
-<w:styles xmlns:mc="http://schemas.openxmlformats.org/markup-compatibility/2006" xmlns:r="http://schemas.openxmlformats.org/officeDocument/2006/relationships" xmlns:w="http://schemas.openxmlformats.org/wordprocessingml/2006/main" xmlns:w14="http://schemas.microsoft.com/office/word/2010/wordml" mc:Ignorable="w14">
+<w:styles xmlns:mc="http://schemas.openxmlformats.org/markup-compatibility/2006" xmlns:w="http://schemas.openxmlformats.org/wordprocessingml/2006/main" xmlns:r="http://schemas.openxmlformats.org/officeDocument/2006/relationships" xmlns:w14="http://schemas.microsoft.com/office/word/2010/wordml" mc:Ignorable="w14">
   <w:docDefaults>
     <w:rPrDefault>
       <w:rPr>
-        <w:rFonts w:asciiTheme="minorHAnsi" w:cstheme="minorBidi" w:eastAsiaTheme="minorEastAsia" w:hAnsiTheme="minorHAnsi"/>
+        <w:rFonts w:asciiTheme="minorHAnsi" w:cstheme="minorBidi" w:hAnsiTheme="minorHAnsi" w:eastAsia="黑体"/>
         <w:sz w:val="22"/>
         <w:szCs w:val="22"/>
         <w:lang w:bidi="ar-SA" w:eastAsia="en-US" w:val="en-US"/>
@@ -2463,7 +2639,7 @@
       <w:outlineLvl w:val="0"/>
     </w:pPr>
     <w:rPr>
-      <w:rFonts w:ascii="Times New Roman" w:asciiTheme="majorHAnsi" w:cstheme="majorBidi" w:eastAsia="黑体" w:eastAsiaTheme="majorEastAsia" w:hAnsi="Times New Roman" w:hAnsiTheme="majorHAnsi"/>
+      <w:rFonts w:ascii="Times New Roman" w:asciiTheme="majorHAnsi" w:cstheme="majorBidi" w:eastAsia="黑体" w:hAnsi="Times New Roman" w:hAnsiTheme="majorHAnsi"/>
       <w:b/>
       <w:bCs/>
       <w:color w:val="1F3864"/>
@@ -2487,7 +2663,7 @@
       <w:outlineLvl w:val="1"/>
     </w:pPr>
     <w:rPr>
-      <w:rFonts w:ascii="Times New Roman" w:asciiTheme="majorHAnsi" w:cstheme="majorBidi" w:eastAsia="黑体" w:eastAsiaTheme="majorEastAsia" w:hAnsi="Times New Roman" w:hAnsiTheme="majorHAnsi"/>
+      <w:rFonts w:ascii="Times New Roman" w:asciiTheme="majorHAnsi" w:cstheme="majorBidi" w:eastAsia="黑体" w:hAnsi="Times New Roman" w:hAnsiTheme="majorHAnsi"/>
       <w:b/>
       <w:bCs/>
       <w:color w:val="2E4E7E"/>
@@ -2511,7 +2687,7 @@
       <w:outlineLvl w:val="2"/>
     </w:pPr>
     <w:rPr>
-      <w:rFonts w:ascii="Times New Roman" w:asciiTheme="majorHAnsi" w:cstheme="majorBidi" w:eastAsia="黑体" w:eastAsiaTheme="majorEastAsia" w:hAnsi="Times New Roman" w:hAnsiTheme="majorHAnsi"/>
+      <w:rFonts w:ascii="Times New Roman" w:asciiTheme="majorHAnsi" w:cstheme="majorBidi" w:eastAsia="黑体" w:hAnsi="Times New Roman" w:hAnsiTheme="majorHAnsi"/>
       <w:b/>
       <w:bCs/>
       <w:color w:val="2E4E7E"/>
@@ -2535,7 +2711,7 @@
       <w:outlineLvl w:val="3"/>
     </w:pPr>
     <w:rPr>
-      <w:rFonts w:ascii="Times New Roman" w:asciiTheme="majorHAnsi" w:cstheme="majorBidi" w:eastAsia="黑体" w:eastAsiaTheme="majorEastAsia" w:hAnsi="Times New Roman" w:hAnsiTheme="majorHAnsi"/>
+      <w:rFonts w:ascii="Times New Roman" w:asciiTheme="majorHAnsi" w:cstheme="majorBidi" w:eastAsia="黑体" w:hAnsi="Times New Roman" w:hAnsiTheme="majorHAnsi"/>
       <w:b/>
       <w:bCs/>
       <w:i/>
@@ -2561,7 +2737,7 @@
       <w:outlineLvl w:val="4"/>
     </w:pPr>
     <w:rPr>
-      <w:rFonts w:ascii="Times New Roman" w:asciiTheme="majorHAnsi" w:cstheme="majorBidi" w:eastAsia="黑体" w:eastAsiaTheme="majorEastAsia" w:hAnsi="Times New Roman" w:hAnsiTheme="majorHAnsi"/>
+      <w:rFonts w:ascii="Times New Roman" w:asciiTheme="majorHAnsi" w:cstheme="majorBidi" w:eastAsia="黑体" w:hAnsi="Times New Roman" w:hAnsiTheme="majorHAnsi"/>
       <w:b/>
       <w:color w:val="333333"/>
       <w:sz w:val="22"/>
@@ -2584,7 +2760,7 @@
       <w:outlineLvl w:val="5"/>
     </w:pPr>
     <w:rPr>
-      <w:rFonts w:asciiTheme="majorHAnsi" w:cstheme="majorBidi" w:eastAsiaTheme="majorEastAsia" w:hAnsiTheme="majorHAnsi"/>
+      <w:rFonts w:asciiTheme="majorHAnsi" w:cstheme="majorBidi" w:hAnsiTheme="majorHAnsi" w:eastAsia="黑体"/>
       <w:i/>
       <w:iCs/>
       <w:color w:themeColor="accent1" w:themeShade="7F" w:val="243F60"/>
@@ -2607,7 +2783,7 @@
       <w:outlineLvl w:val="6"/>
     </w:pPr>
     <w:rPr>
-      <w:rFonts w:asciiTheme="majorHAnsi" w:cstheme="majorBidi" w:eastAsiaTheme="majorEastAsia" w:hAnsiTheme="majorHAnsi"/>
+      <w:rFonts w:asciiTheme="majorHAnsi" w:cstheme="majorBidi" w:hAnsiTheme="majorHAnsi" w:eastAsia="黑体"/>
       <w:i/>
       <w:iCs/>
       <w:color w:themeColor="text1" w:themeTint="BF" w:val="404040"/>
@@ -2630,7 +2806,7 @@
       <w:outlineLvl w:val="7"/>
     </w:pPr>
     <w:rPr>
-      <w:rFonts w:asciiTheme="majorHAnsi" w:cstheme="majorBidi" w:eastAsiaTheme="majorEastAsia" w:hAnsiTheme="majorHAnsi"/>
+      <w:rFonts w:asciiTheme="majorHAnsi" w:cstheme="majorBidi" w:hAnsiTheme="majorHAnsi" w:eastAsia="黑体"/>
       <w:color w:themeColor="accent1" w:val="4F81BD"/>
       <w:sz w:val="20"/>
       <w:szCs w:val="20"/>
@@ -2653,7 +2829,7 @@
       <w:outlineLvl w:val="8"/>
     </w:pPr>
     <w:rPr>
-      <w:rFonts w:asciiTheme="majorHAnsi" w:cstheme="majorBidi" w:eastAsiaTheme="majorEastAsia" w:hAnsiTheme="majorHAnsi"/>
+      <w:rFonts w:asciiTheme="majorHAnsi" w:cstheme="majorBidi" w:hAnsiTheme="majorHAnsi" w:eastAsia="黑体"/>
       <w:i/>
       <w:iCs/>
       <w:color w:themeColor="text1" w:themeTint="BF" w:val="404040"/>
@@ -2704,7 +2880,7 @@
     <w:uiPriority w:val="9"/>
     <w:rsid w:val="00FC693F"/>
     <w:rPr>
-      <w:rFonts w:asciiTheme="majorHAnsi" w:cstheme="majorBidi" w:eastAsiaTheme="majorEastAsia" w:hAnsiTheme="majorHAnsi"/>
+      <w:rFonts w:asciiTheme="majorHAnsi" w:cstheme="majorBidi" w:hAnsiTheme="majorHAnsi" w:eastAsia="黑体"/>
       <w:b/>
       <w:bCs/>
       <w:color w:themeColor="accent1" w:themeShade="BF" w:val="365F91"/>
@@ -2719,7 +2895,7 @@
     <w:uiPriority w:val="9"/>
     <w:rsid w:val="00FC693F"/>
     <w:rPr>
-      <w:rFonts w:asciiTheme="majorHAnsi" w:cstheme="majorBidi" w:eastAsiaTheme="majorEastAsia" w:hAnsiTheme="majorHAnsi"/>
+      <w:rFonts w:asciiTheme="majorHAnsi" w:cstheme="majorBidi" w:hAnsiTheme="majorHAnsi" w:eastAsia="黑体"/>
       <w:b/>
       <w:bCs/>
       <w:color w:themeColor="accent1" w:val="4F81BD"/>
@@ -2734,7 +2910,7 @@
     <w:uiPriority w:val="9"/>
     <w:rsid w:val="00FC693F"/>
     <w:rPr>
-      <w:rFonts w:asciiTheme="majorHAnsi" w:cstheme="majorBidi" w:eastAsiaTheme="majorEastAsia" w:hAnsiTheme="majorHAnsi"/>
+      <w:rFonts w:asciiTheme="majorHAnsi" w:cstheme="majorBidi" w:hAnsiTheme="majorHAnsi" w:eastAsia="黑体"/>
       <w:b/>
       <w:bCs/>
       <w:color w:themeColor="accent1" w:val="4F81BD"/>
@@ -2757,7 +2933,7 @@
       <w:contextualSpacing/>
     </w:pPr>
     <w:rPr>
-      <w:rFonts w:ascii="Times New Roman" w:asciiTheme="majorHAnsi" w:cstheme="majorBidi" w:eastAsia="黑体" w:eastAsiaTheme="majorEastAsia" w:hAnsi="Times New Roman" w:hAnsiTheme="majorHAnsi"/>
+      <w:rFonts w:ascii="Times New Roman" w:asciiTheme="majorHAnsi" w:cstheme="majorBidi" w:eastAsia="黑体" w:hAnsi="Times New Roman" w:hAnsiTheme="majorHAnsi"/>
       <w:b/>
       <w:color w:val="1F3864"/>
       <w:spacing w:val="5"/>
@@ -2773,7 +2949,7 @@
     <w:uiPriority w:val="10"/>
     <w:rsid w:val="00FC693F"/>
     <w:rPr>
-      <w:rFonts w:asciiTheme="majorHAnsi" w:cstheme="majorBidi" w:eastAsiaTheme="majorEastAsia" w:hAnsiTheme="majorHAnsi"/>
+      <w:rFonts w:asciiTheme="majorHAnsi" w:cstheme="majorBidi" w:hAnsiTheme="majorHAnsi" w:eastAsia="黑体"/>
       <w:color w:themeColor="text2" w:themeShade="BF" w:val="17365D"/>
       <w:spacing w:val="5"/>
       <w:kern w:val="28"/>
@@ -2795,7 +2971,7 @@
       </w:numPr>
     </w:pPr>
     <w:rPr>
-      <w:rFonts w:asciiTheme="majorHAnsi" w:cstheme="majorBidi" w:eastAsiaTheme="majorEastAsia" w:hAnsiTheme="majorHAnsi"/>
+      <w:rFonts w:asciiTheme="majorHAnsi" w:cstheme="majorBidi" w:hAnsiTheme="majorHAnsi" w:eastAsia="黑体"/>
       <w:i/>
       <w:iCs/>
       <w:color w:themeColor="accent1" w:val="4F81BD"/>
@@ -2811,7 +2987,7 @@
     <w:uiPriority w:val="11"/>
     <w:rsid w:val="00FC693F"/>
     <w:rPr>
-      <w:rFonts w:asciiTheme="majorHAnsi" w:cstheme="majorBidi" w:eastAsiaTheme="majorEastAsia" w:hAnsiTheme="majorHAnsi"/>
+      <w:rFonts w:asciiTheme="majorHAnsi" w:cstheme="majorBidi" w:hAnsiTheme="majorHAnsi" w:eastAsia="黑体"/>
       <w:i/>
       <w:iCs/>
       <w:color w:themeColor="accent1" w:val="4F81BD"/>
@@ -2878,6 +3054,7 @@
       <w:spacing w:after="120"/>
     </w:pPr>
     <w:rPr>
+      <w:rFonts w:eastAsia="黑体"/>
       <w:sz w:val="16"/>
       <w:szCs w:val="16"/>
     </w:rPr>
@@ -2889,6 +3066,7 @@
     <w:uiPriority w:val="99"/>
     <w:rsid w:val="00AA1D8D"/>
     <w:rPr>
+      <w:rFonts w:eastAsia="黑体"/>
       <w:sz w:val="16"/>
       <w:szCs w:val="16"/>
     </w:rPr>
@@ -3058,7 +3236,7 @@
       </w:tabs>
     </w:pPr>
     <w:rPr>
-      <w:rFonts w:ascii="Courier" w:hAnsi="Courier"/>
+      <w:rFonts w:ascii="Courier" w:hAnsi="Courier" w:eastAsia="黑体"/>
       <w:sz w:val="20"/>
       <w:szCs w:val="20"/>
     </w:rPr>
@@ -3070,7 +3248,7 @@
     <w:uiPriority w:val="99"/>
     <w:rsid w:val="0029639D"/>
     <w:rPr>
-      <w:rFonts w:ascii="Courier" w:hAnsi="Courier"/>
+      <w:rFonts w:ascii="Courier" w:hAnsi="Courier" w:eastAsia="黑体"/>
       <w:sz w:val="20"/>
       <w:szCs w:val="20"/>
     </w:rPr>
@@ -3106,6 +3284,7 @@
     <w:uiPriority w:val="29"/>
     <w:rsid w:val="00FC693F"/>
     <w:rPr>
+      <w:rFonts w:eastAsia="黑体"/>
       <w:i/>
       <w:iCs/>
       <w:color w:themeColor="text1" w:val="000000"/>
@@ -3119,7 +3298,7 @@
     <w:semiHidden/>
     <w:rsid w:val="00FC693F"/>
     <w:rPr>
-      <w:rFonts w:asciiTheme="majorHAnsi" w:cstheme="majorBidi" w:eastAsiaTheme="majorEastAsia" w:hAnsiTheme="majorHAnsi"/>
+      <w:rFonts w:asciiTheme="majorHAnsi" w:cstheme="majorBidi" w:hAnsiTheme="majorHAnsi" w:eastAsia="黑体"/>
       <w:b/>
       <w:bCs/>
       <w:i/>
@@ -3135,7 +3314,7 @@
     <w:semiHidden/>
     <w:rsid w:val="00FC693F"/>
     <w:rPr>
-      <w:rFonts w:asciiTheme="majorHAnsi" w:cstheme="majorBidi" w:eastAsiaTheme="majorEastAsia" w:hAnsiTheme="majorHAnsi"/>
+      <w:rFonts w:asciiTheme="majorHAnsi" w:cstheme="majorBidi" w:hAnsiTheme="majorHAnsi" w:eastAsia="黑体"/>
       <w:color w:themeColor="accent1" w:themeShade="7F" w:val="243F60"/>
     </w:rPr>
   </w:style>
@@ -3147,7 +3326,7 @@
     <w:semiHidden/>
     <w:rsid w:val="00FC693F"/>
     <w:rPr>
-      <w:rFonts w:asciiTheme="majorHAnsi" w:cstheme="majorBidi" w:eastAsiaTheme="majorEastAsia" w:hAnsiTheme="majorHAnsi"/>
+      <w:rFonts w:asciiTheme="majorHAnsi" w:cstheme="majorBidi" w:hAnsiTheme="majorHAnsi" w:eastAsia="黑体"/>
       <w:i/>
       <w:iCs/>
       <w:color w:themeColor="accent1" w:themeShade="7F" w:val="243F60"/>
@@ -3161,7 +3340,7 @@
     <w:semiHidden/>
     <w:rsid w:val="00FC693F"/>
     <w:rPr>
-      <w:rFonts w:asciiTheme="majorHAnsi" w:cstheme="majorBidi" w:eastAsiaTheme="majorEastAsia" w:hAnsiTheme="majorHAnsi"/>
+      <w:rFonts w:asciiTheme="majorHAnsi" w:cstheme="majorBidi" w:hAnsiTheme="majorHAnsi" w:eastAsia="黑体"/>
       <w:i/>
       <w:iCs/>
       <w:color w:themeColor="text1" w:themeTint="BF" w:val="404040"/>
@@ -3175,7 +3354,7 @@
     <w:semiHidden/>
     <w:rsid w:val="00FC693F"/>
     <w:rPr>
-      <w:rFonts w:asciiTheme="majorHAnsi" w:cstheme="majorBidi" w:eastAsiaTheme="majorEastAsia" w:hAnsiTheme="majorHAnsi"/>
+      <w:rFonts w:asciiTheme="majorHAnsi" w:cstheme="majorBidi" w:hAnsiTheme="majorHAnsi" w:eastAsia="黑体"/>
       <w:color w:themeColor="accent1" w:val="4F81BD"/>
       <w:sz w:val="20"/>
       <w:szCs w:val="20"/>
@@ -3189,7 +3368,7 @@
     <w:semiHidden/>
     <w:rsid w:val="00FC693F"/>
     <w:rPr>
-      <w:rFonts w:asciiTheme="majorHAnsi" w:cstheme="majorBidi" w:eastAsiaTheme="majorEastAsia" w:hAnsiTheme="majorHAnsi"/>
+      <w:rFonts w:asciiTheme="majorHAnsi" w:cstheme="majorBidi" w:hAnsiTheme="majorHAnsi" w:eastAsia="黑体"/>
       <w:i/>
       <w:iCs/>
       <w:color w:themeColor="text1" w:themeTint="BF" w:val="404040"/>
@@ -3210,6 +3389,7 @@
       <w:spacing w:line="240" w:lineRule="auto"/>
     </w:pPr>
     <w:rPr>
+      <w:rFonts w:eastAsia="黑体"/>
       <w:b/>
       <w:bCs/>
       <w:color w:themeColor="accent1" w:val="4F81BD"/>
@@ -3224,6 +3404,7 @@
     <w:qFormat/>
     <w:rsid w:val="00FC693F"/>
     <w:rPr>
+      <w:rFonts w:eastAsia="黑体"/>
       <w:b/>
       <w:bCs/>
     </w:rPr>
@@ -3235,6 +3416,7 @@
     <w:qFormat/>
     <w:rsid w:val="00FC693F"/>
     <w:rPr>
+      <w:rFonts w:eastAsia="黑体"/>
       <w:i/>
       <w:iCs/>
     </w:rPr>
@@ -3255,6 +3437,7 @@
       <w:ind w:left="936" w:right="936"/>
     </w:pPr>
     <w:rPr>
+      <w:rFonts w:eastAsia="黑体"/>
       <w:b/>
       <w:bCs/>
       <w:i/>
@@ -3269,6 +3452,7 @@
     <w:uiPriority w:val="30"/>
     <w:rsid w:val="00FC693F"/>
     <w:rPr>
+      <w:rFonts w:eastAsia="黑体"/>
       <w:b/>
       <w:bCs/>
       <w:i/>
@@ -3283,6 +3467,7 @@
     <w:qFormat/>
     <w:rsid w:val="00FC693F"/>
     <w:rPr>
+      <w:rFonts w:eastAsia="黑体"/>
       <w:i/>
       <w:iCs/>
       <w:color w:themeColor="text1" w:themeTint="7F" w:val="808080"/>
@@ -3295,6 +3480,7 @@
     <w:qFormat/>
     <w:rsid w:val="00FC693F"/>
     <w:rPr>
+      <w:rFonts w:eastAsia="黑体"/>
       <w:b/>
       <w:bCs/>
       <w:i/>
@@ -3309,6 +3495,7 @@
     <w:qFormat/>
     <w:rsid w:val="00FC693F"/>
     <w:rPr>
+      <w:rFonts w:eastAsia="黑体"/>
       <w:smallCaps/>
       <w:color w:themeColor="accent2" w:val="C0504D"/>
       <w:u w:val="single"/>
@@ -3321,6 +3508,7 @@
     <w:qFormat/>
     <w:rsid w:val="00FC693F"/>
     <w:rPr>
+      <w:rFonts w:eastAsia="黑体"/>
       <w:b/>
       <w:bCs/>
       <w:smallCaps/>
@@ -3336,6 +3524,7 @@
     <w:qFormat/>
     <w:rsid w:val="00FC693F"/>
     <w:rPr>
+      <w:rFonts w:eastAsia="黑体"/>
       <w:b/>
       <w:bCs/>
       <w:smallCaps/>
@@ -3390,6 +3579,7 @@
       <w:spacing w:after="0" w:line="240" w:lineRule="auto"/>
     </w:pPr>
     <w:rPr>
+      <w:rFonts w:eastAsia="黑体"/>
       <w:color w:themeColor="text1" w:themeShade="BF" w:val="000000"/>
     </w:rPr>
     <w:tblPr>
@@ -3412,6 +3602,7 @@
         <w:spacing w:after="0" w:before="0" w:line="240" w:lineRule="auto"/>
       </w:pPr>
       <w:rPr>
+        <w:rFonts w:eastAsia="黑体"/>
         <w:b/>
         <w:bCs/>
       </w:rPr>
@@ -3432,6 +3623,7 @@
         <w:spacing w:after="0" w:before="0" w:line="240" w:lineRule="auto"/>
       </w:pPr>
       <w:rPr>
+        <w:rFonts w:eastAsia="黑体"/>
         <w:b/>
         <w:bCs/>
       </w:rPr>
@@ -3449,12 +3641,14 @@
     </w:tblStylePr>
     <w:tblStylePr w:type="firstCol">
       <w:rPr>
+        <w:rFonts w:eastAsia="黑体"/>
         <w:b/>
         <w:bCs/>
       </w:rPr>
     </w:tblStylePr>
     <w:tblStylePr w:type="lastCol">
       <w:rPr>
+        <w:rFonts w:eastAsia="黑体"/>
         <w:b/>
         <w:bCs/>
       </w:rPr>
@@ -3493,6 +3687,7 @@
       <w:spacing w:after="0" w:line="240" w:lineRule="auto"/>
     </w:pPr>
     <w:rPr>
+      <w:rFonts w:eastAsia="黑体"/>
       <w:color w:themeColor="accent1" w:themeShade="BF" w:val="365F91"/>
     </w:rPr>
     <w:tblPr>
@@ -3515,6 +3710,7 @@
         <w:spacing w:after="0" w:before="0" w:line="240" w:lineRule="auto"/>
       </w:pPr>
       <w:rPr>
+        <w:rFonts w:eastAsia="黑体"/>
         <w:b/>
         <w:bCs/>
       </w:rPr>
@@ -3535,6 +3731,7 @@
         <w:spacing w:after="0" w:before="0" w:line="240" w:lineRule="auto"/>
       </w:pPr>
       <w:rPr>
+        <w:rFonts w:eastAsia="黑体"/>
         <w:b/>
         <w:bCs/>
       </w:rPr>
@@ -3552,12 +3749,14 @@
     </w:tblStylePr>
     <w:tblStylePr w:type="firstCol">
       <w:rPr>
+        <w:rFonts w:eastAsia="黑体"/>
         <w:b/>
         <w:bCs/>
       </w:rPr>
     </w:tblStylePr>
     <w:tblStylePr w:type="lastCol">
       <w:rPr>
+        <w:rFonts w:eastAsia="黑体"/>
         <w:b/>
         <w:bCs/>
       </w:rPr>
@@ -3596,6 +3795,7 @@
       <w:spacing w:after="0" w:line="240" w:lineRule="auto"/>
     </w:pPr>
     <w:rPr>
+      <w:rFonts w:eastAsia="黑体"/>
       <w:color w:themeColor="accent2" w:themeShade="BF" w:val="943634"/>
     </w:rPr>
     <w:tblPr>
@@ -3618,6 +3818,7 @@
         <w:spacing w:after="0" w:before="0" w:line="240" w:lineRule="auto"/>
       </w:pPr>
       <w:rPr>
+        <w:rFonts w:eastAsia="黑体"/>
         <w:b/>
         <w:bCs/>
       </w:rPr>
@@ -3638,6 +3839,7 @@
         <w:spacing w:after="0" w:before="0" w:line="240" w:lineRule="auto"/>
       </w:pPr>
       <w:rPr>
+        <w:rFonts w:eastAsia="黑体"/>
         <w:b/>
         <w:bCs/>
       </w:rPr>
@@ -3655,12 +3857,14 @@
     </w:tblStylePr>
     <w:tblStylePr w:type="firstCol">
       <w:rPr>
+        <w:rFonts w:eastAsia="黑体"/>
         <w:b/>
         <w:bCs/>
       </w:rPr>
     </w:tblStylePr>
     <w:tblStylePr w:type="lastCol">
       <w:rPr>
+        <w:rFonts w:eastAsia="黑体"/>
         <w:b/>
         <w:bCs/>
       </w:rPr>
@@ -3699,6 +3903,7 @@
       <w:spacing w:after="0" w:line="240" w:lineRule="auto"/>
     </w:pPr>
     <w:rPr>
+      <w:rFonts w:eastAsia="黑体"/>
       <w:color w:themeColor="accent3" w:themeShade="BF" w:val="76923C"/>
     </w:rPr>
     <w:tblPr>
@@ -3721,6 +3926,7 @@
         <w:spacing w:after="0" w:before="0" w:line="240" w:lineRule="auto"/>
       </w:pPr>
       <w:rPr>
+        <w:rFonts w:eastAsia="黑体"/>
         <w:b/>
         <w:bCs/>
       </w:rPr>
@@ -3741,6 +3947,7 @@
         <w:spacing w:after="0" w:before="0" w:line="240" w:lineRule="auto"/>
       </w:pPr>
       <w:rPr>
+        <w:rFonts w:eastAsia="黑体"/>
         <w:b/>
         <w:bCs/>
       </w:rPr>
@@ -3758,12 +3965,14 @@
     </w:tblStylePr>
     <w:tblStylePr w:type="firstCol">
       <w:rPr>
+        <w:rFonts w:eastAsia="黑体"/>
         <w:b/>
         <w:bCs/>
       </w:rPr>
     </w:tblStylePr>
     <w:tblStylePr w:type="lastCol">
       <w:rPr>
+        <w:rFonts w:eastAsia="黑体"/>
         <w:b/>
         <w:bCs/>
       </w:rPr>
@@ -3802,6 +4011,7 @@
       <w:spacing w:after="0" w:line="240" w:lineRule="auto"/>
     </w:pPr>
     <w:rPr>
+      <w:rFonts w:eastAsia="黑体"/>
       <w:color w:themeColor="accent4" w:themeShade="BF" w:val="5F497A"/>
     </w:rPr>
     <w:tblPr>
@@ -3824,6 +4034,7 @@
         <w:spacing w:after="0" w:before="0" w:line="240" w:lineRule="auto"/>
       </w:pPr>
       <w:rPr>
+        <w:rFonts w:eastAsia="黑体"/>
         <w:b/>
         <w:bCs/>
       </w:rPr>
@@ -3844,6 +4055,7 @@
         <w:spacing w:after="0" w:before="0" w:line="240" w:lineRule="auto"/>
       </w:pPr>
       <w:rPr>
+        <w:rFonts w:eastAsia="黑体"/>
         <w:b/>
         <w:bCs/>
       </w:rPr>
@@ -3861,12 +4073,14 @@
     </w:tblStylePr>
     <w:tblStylePr w:type="firstCol">
       <w:rPr>
+        <w:rFonts w:eastAsia="黑体"/>
         <w:b/>
         <w:bCs/>
       </w:rPr>
     </w:tblStylePr>
     <w:tblStylePr w:type="lastCol">
       <w:rPr>
+        <w:rFonts w:eastAsia="黑体"/>
         <w:b/>
         <w:bCs/>
       </w:rPr>
@@ -3905,6 +4119,7 @@
       <w:spacing w:after="0" w:line="240" w:lineRule="auto"/>
     </w:pPr>
     <w:rPr>
+      <w:rFonts w:eastAsia="黑体"/>
       <w:color w:themeColor="accent5" w:themeShade="BF" w:val="31849B"/>
     </w:rPr>
     <w:tblPr>
@@ -3927,6 +4142,7 @@
         <w:spacing w:after="0" w:before="0" w:line="240" w:lineRule="auto"/>
       </w:pPr>
       <w:rPr>
+        <w:rFonts w:eastAsia="黑体"/>
         <w:b/>
         <w:bCs/>
       </w:rPr>
@@ -3947,6 +4163,7 @@
         <w:spacing w:after="0" w:before="0" w:line="240" w:lineRule="auto"/>
       </w:pPr>
       <w:rPr>
+        <w:rFonts w:eastAsia="黑体"/>
         <w:b/>
         <w:bCs/>
       </w:rPr>
@@ -3964,12 +4181,14 @@
     </w:tblStylePr>
     <w:tblStylePr w:type="firstCol">
       <w:rPr>
+        <w:rFonts w:eastAsia="黑体"/>
         <w:b/>
         <w:bCs/>
       </w:rPr>
     </w:tblStylePr>
     <w:tblStylePr w:type="lastCol">
       <w:rPr>
+        <w:rFonts w:eastAsia="黑体"/>
         <w:b/>
         <w:bCs/>
       </w:rPr>
@@ -4008,6 +4227,7 @@
       <w:spacing w:after="0" w:line="240" w:lineRule="auto"/>
     </w:pPr>
     <w:rPr>
+      <w:rFonts w:eastAsia="黑体"/>
       <w:color w:themeColor="accent6" w:themeShade="BF" w:val="E36C0A"/>
     </w:rPr>
     <w:tblPr>
@@ -4030,6 +4250,7 @@
         <w:spacing w:after="0" w:before="0" w:line="240" w:lineRule="auto"/>
       </w:pPr>
       <w:rPr>
+        <w:rFonts w:eastAsia="黑体"/>
         <w:b/>
         <w:bCs/>
       </w:rPr>
@@ -4050,6 +4271,7 @@
         <w:spacing w:after="0" w:before="0" w:line="240" w:lineRule="auto"/>
       </w:pPr>
       <w:rPr>
+        <w:rFonts w:eastAsia="黑体"/>
         <w:b/>
         <w:bCs/>
       </w:rPr>
@@ -4067,12 +4289,14 @@
     </w:tblStylePr>
     <w:tblStylePr w:type="firstCol">
       <w:rPr>
+        <w:rFonts w:eastAsia="黑体"/>
         <w:b/>
         <w:bCs/>
       </w:rPr>
     </w:tblStylePr>
     <w:tblStylePr w:type="lastCol">
       <w:rPr>
+        <w:rFonts w:eastAsia="黑体"/>
         <w:b/>
         <w:bCs/>
       </w:rPr>
@@ -4132,6 +4356,7 @@
         <w:spacing w:after="0" w:before="0" w:line="240" w:lineRule="auto"/>
       </w:pPr>
       <w:rPr>
+        <w:rFonts w:eastAsia="黑体"/>
         <w:b/>
         <w:bCs/>
         <w:color w:themeColor="background1" w:val="FFFFFF"/>
@@ -4146,6 +4371,7 @@
         <w:spacing w:after="0" w:before="0" w:line="240" w:lineRule="auto"/>
       </w:pPr>
       <w:rPr>
+        <w:rFonts w:eastAsia="黑体"/>
         <w:b/>
         <w:bCs/>
       </w:rPr>
@@ -4161,12 +4387,14 @@
     </w:tblStylePr>
     <w:tblStylePr w:type="firstCol">
       <w:rPr>
+        <w:rFonts w:eastAsia="黑体"/>
         <w:b/>
         <w:bCs/>
       </w:rPr>
     </w:tblStylePr>
     <w:tblStylePr w:type="lastCol">
       <w:rPr>
+        <w:rFonts w:eastAsia="黑体"/>
         <w:b/>
         <w:bCs/>
       </w:rPr>
@@ -4224,6 +4452,7 @@
         <w:spacing w:after="0" w:before="0" w:line="240" w:lineRule="auto"/>
       </w:pPr>
       <w:rPr>
+        <w:rFonts w:eastAsia="黑体"/>
         <w:b/>
         <w:bCs/>
         <w:color w:themeColor="background1" w:val="FFFFFF"/>
@@ -4238,6 +4467,7 @@
         <w:spacing w:after="0" w:before="0" w:line="240" w:lineRule="auto"/>
       </w:pPr>
       <w:rPr>
+        <w:rFonts w:eastAsia="黑体"/>
         <w:b/>
         <w:bCs/>
       </w:rPr>
@@ -4253,12 +4483,14 @@
     </w:tblStylePr>
     <w:tblStylePr w:type="firstCol">
       <w:rPr>
+        <w:rFonts w:eastAsia="黑体"/>
         <w:b/>
         <w:bCs/>
       </w:rPr>
     </w:tblStylePr>
     <w:tblStylePr w:type="lastCol">
       <w:rPr>
+        <w:rFonts w:eastAsia="黑体"/>
         <w:b/>
         <w:bCs/>
       </w:rPr>
@@ -4316,6 +4548,7 @@
         <w:spacing w:after="0" w:before="0" w:line="240" w:lineRule="auto"/>
       </w:pPr>
       <w:rPr>
+        <w:rFonts w:eastAsia="黑体"/>
         <w:b/>
         <w:bCs/>
         <w:color w:themeColor="background1" w:val="FFFFFF"/>
@@ -4330,6 +4563,7 @@
         <w:spacing w:after="0" w:before="0" w:line="240" w:lineRule="auto"/>
       </w:pPr>
       <w:rPr>
+        <w:rFonts w:eastAsia="黑体"/>
         <w:b/>
         <w:bCs/>
       </w:rPr>
@@ -4345,12 +4579,14 @@
     </w:tblStylePr>
     <w:tblStylePr w:type="firstCol">
       <w:rPr>
+        <w:rFonts w:eastAsia="黑体"/>
         <w:b/>
         <w:bCs/>
       </w:rPr>
     </w:tblStylePr>
     <w:tblStylePr w:type="lastCol">
       <w:rPr>
+        <w:rFonts w:eastAsia="黑体"/>
         <w:b/>
         <w:bCs/>
       </w:rPr>
@@ -4408,6 +4644,7 @@
         <w:spacing w:after="0" w:before="0" w:line="240" w:lineRule="auto"/>
       </w:pPr>
       <w:rPr>
+        <w:rFonts w:eastAsia="黑体"/>
         <w:b/>
         <w:bCs/>
         <w:color w:themeColor="background1" w:val="FFFFFF"/>
@@ -4422,6 +4659,7 @@
         <w:spacing w:after="0" w:before="0" w:line="240" w:lineRule="auto"/>
       </w:pPr>
       <w:rPr>
+        <w:rFonts w:eastAsia="黑体"/>
         <w:b/>
         <w:bCs/>
       </w:rPr>
@@ -4437,12 +4675,14 @@
     </w:tblStylePr>
     <w:tblStylePr w:type="firstCol">
       <w:rPr>
+        <w:rFonts w:eastAsia="黑体"/>
         <w:b/>
         <w:bCs/>
       </w:rPr>
     </w:tblStylePr>
     <w:tblStylePr w:type="lastCol">
       <w:rPr>
+        <w:rFonts w:eastAsia="黑体"/>
         <w:b/>
         <w:bCs/>
       </w:rPr>
@@ -4500,6 +4740,7 @@
         <w:spacing w:after="0" w:before="0" w:line="240" w:lineRule="auto"/>
       </w:pPr>
       <w:rPr>
+        <w:rFonts w:eastAsia="黑体"/>
         <w:b/>
         <w:bCs/>
         <w:color w:themeColor="background1" w:val="FFFFFF"/>
@@ -4514,6 +4755,7 @@
         <w:spacing w:after="0" w:before="0" w:line="240" w:lineRule="auto"/>
       </w:pPr>
       <w:rPr>
+        <w:rFonts w:eastAsia="黑体"/>
         <w:b/>
         <w:bCs/>
       </w:rPr>
@@ -4529,12 +4771,14 @@
     </w:tblStylePr>
     <w:tblStylePr w:type="firstCol">
       <w:rPr>
+        <w:rFonts w:eastAsia="黑体"/>
         <w:b/>
         <w:bCs/>
       </w:rPr>
     </w:tblStylePr>
     <w:tblStylePr w:type="lastCol">
       <w:rPr>
+        <w:rFonts w:eastAsia="黑体"/>
         <w:b/>
         <w:bCs/>
       </w:rPr>
@@ -4592,6 +4836,7 @@
         <w:spacing w:after="0" w:before="0" w:line="240" w:lineRule="auto"/>
       </w:pPr>
       <w:rPr>
+        <w:rFonts w:eastAsia="黑体"/>
         <w:b/>
         <w:bCs/>
         <w:color w:themeColor="background1" w:val="FFFFFF"/>
@@ -4606,6 +4851,7 @@
         <w:spacing w:after="0" w:before="0" w:line="240" w:lineRule="auto"/>
       </w:pPr>
       <w:rPr>
+        <w:rFonts w:eastAsia="黑体"/>
         <w:b/>
         <w:bCs/>
       </w:rPr>
@@ -4621,12 +4867,14 @@
     </w:tblStylePr>
     <w:tblStylePr w:type="firstCol">
       <w:rPr>
+        <w:rFonts w:eastAsia="黑体"/>
         <w:b/>
         <w:bCs/>
       </w:rPr>
     </w:tblStylePr>
     <w:tblStylePr w:type="lastCol">
       <w:rPr>
+        <w:rFonts w:eastAsia="黑体"/>
         <w:b/>
         <w:bCs/>
       </w:rPr>
@@ -4684,6 +4932,7 @@
         <w:spacing w:after="0" w:before="0" w:line="240" w:lineRule="auto"/>
       </w:pPr>
       <w:rPr>
+        <w:rFonts w:eastAsia="黑体"/>
         <w:b/>
         <w:bCs/>
         <w:color w:themeColor="background1" w:val="FFFFFF"/>
@@ -4698,6 +4947,7 @@
         <w:spacing w:after="0" w:before="0" w:line="240" w:lineRule="auto"/>
       </w:pPr>
       <w:rPr>
+        <w:rFonts w:eastAsia="黑体"/>
         <w:b/>
         <w:bCs/>
       </w:rPr>
@@ -4713,12 +4963,14 @@
     </w:tblStylePr>
     <w:tblStylePr w:type="firstCol">
       <w:rPr>
+        <w:rFonts w:eastAsia="黑体"/>
         <w:b/>
         <w:bCs/>
       </w:rPr>
     </w:tblStylePr>
     <w:tblStylePr w:type="lastCol">
       <w:rPr>
+        <w:rFonts w:eastAsia="黑体"/>
         <w:b/>
         <w:bCs/>
       </w:rPr>
@@ -4778,7 +5030,7 @@
         <w:spacing w:after="0" w:before="0" w:line="240" w:lineRule="auto"/>
       </w:pPr>
       <w:rPr>
-        <w:rFonts w:asciiTheme="majorHAnsi" w:cstheme="majorBidi" w:eastAsiaTheme="majorEastAsia" w:hAnsiTheme="majorHAnsi"/>
+        <w:rFonts w:asciiTheme="majorHAnsi" w:cstheme="majorBidi" w:hAnsiTheme="majorHAnsi" w:eastAsia="黑体"/>
         <w:b/>
         <w:bCs/>
       </w:rPr>
@@ -4799,7 +5051,7 @@
         <w:spacing w:after="0" w:before="0" w:line="240" w:lineRule="auto"/>
       </w:pPr>
       <w:rPr>
-        <w:rFonts w:asciiTheme="majorHAnsi" w:cstheme="majorBidi" w:eastAsiaTheme="majorEastAsia" w:hAnsiTheme="majorHAnsi"/>
+        <w:rFonts w:asciiTheme="majorHAnsi" w:cstheme="majorBidi" w:hAnsiTheme="majorHAnsi" w:eastAsia="黑体"/>
         <w:b/>
         <w:bCs/>
       </w:rPr>
@@ -4817,14 +5069,14 @@
     </w:tblStylePr>
     <w:tblStylePr w:type="firstCol">
       <w:rPr>
-        <w:rFonts w:asciiTheme="majorHAnsi" w:cstheme="majorBidi" w:eastAsiaTheme="majorEastAsia" w:hAnsiTheme="majorHAnsi"/>
+        <w:rFonts w:asciiTheme="majorHAnsi" w:cstheme="majorBidi" w:hAnsiTheme="majorHAnsi" w:eastAsia="黑体"/>
         <w:b/>
         <w:bCs/>
       </w:rPr>
     </w:tblStylePr>
     <w:tblStylePr w:type="lastCol">
       <w:rPr>
-        <w:rFonts w:asciiTheme="majorHAnsi" w:cstheme="majorBidi" w:eastAsiaTheme="majorEastAsia" w:hAnsiTheme="majorHAnsi"/>
+        <w:rFonts w:asciiTheme="majorHAnsi" w:cstheme="majorBidi" w:hAnsiTheme="majorHAnsi" w:eastAsia="黑体"/>
         <w:b/>
         <w:bCs/>
       </w:rPr>
@@ -4908,7 +5160,7 @@
         <w:spacing w:after="0" w:before="0" w:line="240" w:lineRule="auto"/>
       </w:pPr>
       <w:rPr>
-        <w:rFonts w:asciiTheme="majorHAnsi" w:cstheme="majorBidi" w:eastAsiaTheme="majorEastAsia" w:hAnsiTheme="majorHAnsi"/>
+        <w:rFonts w:asciiTheme="majorHAnsi" w:cstheme="majorBidi" w:hAnsiTheme="majorHAnsi" w:eastAsia="黑体"/>
         <w:b/>
         <w:bCs/>
       </w:rPr>
@@ -4929,7 +5181,7 @@
         <w:spacing w:after="0" w:before="0" w:line="240" w:lineRule="auto"/>
       </w:pPr>
       <w:rPr>
-        <w:rFonts w:asciiTheme="majorHAnsi" w:cstheme="majorBidi" w:eastAsiaTheme="majorEastAsia" w:hAnsiTheme="majorHAnsi"/>
+        <w:rFonts w:asciiTheme="majorHAnsi" w:cstheme="majorBidi" w:hAnsiTheme="majorHAnsi" w:eastAsia="黑体"/>
         <w:b/>
         <w:bCs/>
       </w:rPr>
@@ -4947,14 +5199,14 @@
     </w:tblStylePr>
     <w:tblStylePr w:type="firstCol">
       <w:rPr>
-        <w:rFonts w:asciiTheme="majorHAnsi" w:cstheme="majorBidi" w:eastAsiaTheme="majorEastAsia" w:hAnsiTheme="majorHAnsi"/>
+        <w:rFonts w:asciiTheme="majorHAnsi" w:cstheme="majorBidi" w:hAnsiTheme="majorHAnsi" w:eastAsia="黑体"/>
         <w:b/>
         <w:bCs/>
       </w:rPr>
     </w:tblStylePr>
     <w:tblStylePr w:type="lastCol">
       <w:rPr>
-        <w:rFonts w:asciiTheme="majorHAnsi" w:cstheme="majorBidi" w:eastAsiaTheme="majorEastAsia" w:hAnsiTheme="majorHAnsi"/>
+        <w:rFonts w:asciiTheme="majorHAnsi" w:cstheme="majorBidi" w:hAnsiTheme="majorHAnsi" w:eastAsia="黑体"/>
         <w:b/>
         <w:bCs/>
       </w:rPr>
@@ -5038,7 +5290,7 @@
         <w:spacing w:after="0" w:before="0" w:line="240" w:lineRule="auto"/>
       </w:pPr>
       <w:rPr>
-        <w:rFonts w:asciiTheme="majorHAnsi" w:cstheme="majorBidi" w:eastAsiaTheme="majorEastAsia" w:hAnsiTheme="majorHAnsi"/>
+        <w:rFonts w:asciiTheme="majorHAnsi" w:cstheme="majorBidi" w:hAnsiTheme="majorHAnsi" w:eastAsia="黑体"/>
         <w:b/>
         <w:bCs/>
       </w:rPr>
@@ -5059,7 +5311,7 @@
         <w:spacing w:after="0" w:before="0" w:line="240" w:lineRule="auto"/>
       </w:pPr>
       <w:rPr>
-        <w:rFonts w:asciiTheme="majorHAnsi" w:cstheme="majorBidi" w:eastAsiaTheme="majorEastAsia" w:hAnsiTheme="majorHAnsi"/>
+        <w:rFonts w:asciiTheme="majorHAnsi" w:cstheme="majorBidi" w:hAnsiTheme="majorHAnsi" w:eastAsia="黑体"/>
         <w:b/>
         <w:bCs/>
       </w:rPr>
@@ -5077,14 +5329,14 @@
     </w:tblStylePr>
     <w:tblStylePr w:type="firstCol">
       <w:rPr>
-        <w:rFonts w:asciiTheme="majorHAnsi" w:cstheme="majorBidi" w:eastAsiaTheme="majorEastAsia" w:hAnsiTheme="majorHAnsi"/>
+        <w:rFonts w:asciiTheme="majorHAnsi" w:cstheme="majorBidi" w:hAnsiTheme="majorHAnsi" w:eastAsia="黑体"/>
         <w:b/>
         <w:bCs/>
       </w:rPr>
     </w:tblStylePr>
     <w:tblStylePr w:type="lastCol">
       <w:rPr>
-        <w:rFonts w:asciiTheme="majorHAnsi" w:cstheme="majorBidi" w:eastAsiaTheme="majorEastAsia" w:hAnsiTheme="majorHAnsi"/>
+        <w:rFonts w:asciiTheme="majorHAnsi" w:cstheme="majorBidi" w:hAnsiTheme="majorHAnsi" w:eastAsia="黑体"/>
         <w:b/>
         <w:bCs/>
       </w:rPr>
@@ -5168,7 +5420,7 @@
         <w:spacing w:after="0" w:before="0" w:line="240" w:lineRule="auto"/>
       </w:pPr>
       <w:rPr>
-        <w:rFonts w:asciiTheme="majorHAnsi" w:cstheme="majorBidi" w:eastAsiaTheme="majorEastAsia" w:hAnsiTheme="majorHAnsi"/>
+        <w:rFonts w:asciiTheme="majorHAnsi" w:cstheme="majorBidi" w:hAnsiTheme="majorHAnsi" w:eastAsia="黑体"/>
         <w:b/>
         <w:bCs/>
       </w:rPr>
@@ -5189,7 +5441,7 @@
         <w:spacing w:after="0" w:before="0" w:line="240" w:lineRule="auto"/>
       </w:pPr>
       <w:rPr>
-        <w:rFonts w:asciiTheme="majorHAnsi" w:cstheme="majorBidi" w:eastAsiaTheme="majorEastAsia" w:hAnsiTheme="majorHAnsi"/>
+        <w:rFonts w:asciiTheme="majorHAnsi" w:cstheme="majorBidi" w:hAnsiTheme="majorHAnsi" w:eastAsia="黑体"/>
         <w:b/>
         <w:bCs/>
       </w:rPr>
@@ -5207,14 +5459,14 @@
     </w:tblStylePr>
     <w:tblStylePr w:type="firstCol">
       <w:rPr>
-        <w:rFonts w:asciiTheme="majorHAnsi" w:cstheme="majorBidi" w:eastAsiaTheme="majorEastAsia" w:hAnsiTheme="majorHAnsi"/>
+        <w:rFonts w:asciiTheme="majorHAnsi" w:cstheme="majorBidi" w:hAnsiTheme="majorHAnsi" w:eastAsia="黑体"/>
         <w:b/>
         <w:bCs/>
       </w:rPr>
     </w:tblStylePr>
     <w:tblStylePr w:type="lastCol">
       <w:rPr>
-        <w:rFonts w:asciiTheme="majorHAnsi" w:cstheme="majorBidi" w:eastAsiaTheme="majorEastAsia" w:hAnsiTheme="majorHAnsi"/>
+        <w:rFonts w:asciiTheme="majorHAnsi" w:cstheme="majorBidi" w:hAnsiTheme="majorHAnsi" w:eastAsia="黑体"/>
         <w:b/>
         <w:bCs/>
       </w:rPr>
@@ -5298,7 +5550,7 @@
         <w:spacing w:after="0" w:before="0" w:line="240" w:lineRule="auto"/>
       </w:pPr>
       <w:rPr>
-        <w:rFonts w:asciiTheme="majorHAnsi" w:cstheme="majorBidi" w:eastAsiaTheme="majorEastAsia" w:hAnsiTheme="majorHAnsi"/>
+        <w:rFonts w:asciiTheme="majorHAnsi" w:cstheme="majorBidi" w:hAnsiTheme="majorHAnsi" w:eastAsia="黑体"/>
         <w:b/>
         <w:bCs/>
       </w:rPr>
@@ -5319,7 +5571,7 @@
         <w:spacing w:after="0" w:before="0" w:line="240" w:lineRule="auto"/>
       </w:pPr>
       <w:rPr>
-        <w:rFonts w:asciiTheme="majorHAnsi" w:cstheme="majorBidi" w:eastAsiaTheme="majorEastAsia" w:hAnsiTheme="majorHAnsi"/>
+        <w:rFonts w:asciiTheme="majorHAnsi" w:cstheme="majorBidi" w:hAnsiTheme="majorHAnsi" w:eastAsia="黑体"/>
         <w:b/>
         <w:bCs/>
       </w:rPr>
@@ -5337,14 +5589,14 @@
     </w:tblStylePr>
     <w:tblStylePr w:type="firstCol">
       <w:rPr>
-        <w:rFonts w:asciiTheme="majorHAnsi" w:cstheme="majorBidi" w:eastAsiaTheme="majorEastAsia" w:hAnsiTheme="majorHAnsi"/>
+        <w:rFonts w:asciiTheme="majorHAnsi" w:cstheme="majorBidi" w:hAnsiTheme="majorHAnsi" w:eastAsia="黑体"/>
         <w:b/>
         <w:bCs/>
       </w:rPr>
     </w:tblStylePr>
     <w:tblStylePr w:type="lastCol">
       <w:rPr>
-        <w:rFonts w:asciiTheme="majorHAnsi" w:cstheme="majorBidi" w:eastAsiaTheme="majorEastAsia" w:hAnsiTheme="majorHAnsi"/>
+        <w:rFonts w:asciiTheme="majorHAnsi" w:cstheme="majorBidi" w:hAnsiTheme="majorHAnsi" w:eastAsia="黑体"/>
         <w:b/>
         <w:bCs/>
       </w:rPr>
@@ -5428,7 +5680,7 @@
         <w:spacing w:after="0" w:before="0" w:line="240" w:lineRule="auto"/>
       </w:pPr>
       <w:rPr>
-        <w:rFonts w:asciiTheme="majorHAnsi" w:cstheme="majorBidi" w:eastAsiaTheme="majorEastAsia" w:hAnsiTheme="majorHAnsi"/>
+        <w:rFonts w:asciiTheme="majorHAnsi" w:cstheme="majorBidi" w:hAnsiTheme="majorHAnsi" w:eastAsia="黑体"/>
         <w:b/>
         <w:bCs/>
       </w:rPr>
@@ -5449,7 +5701,7 @@
         <w:spacing w:after="0" w:before="0" w:line="240" w:lineRule="auto"/>
       </w:pPr>
       <w:rPr>
-        <w:rFonts w:asciiTheme="majorHAnsi" w:cstheme="majorBidi" w:eastAsiaTheme="majorEastAsia" w:hAnsiTheme="majorHAnsi"/>
+        <w:rFonts w:asciiTheme="majorHAnsi" w:cstheme="majorBidi" w:hAnsiTheme="majorHAnsi" w:eastAsia="黑体"/>
         <w:b/>
         <w:bCs/>
       </w:rPr>
@@ -5467,14 +5719,14 @@
     </w:tblStylePr>
     <w:tblStylePr w:type="firstCol">
       <w:rPr>
-        <w:rFonts w:asciiTheme="majorHAnsi" w:cstheme="majorBidi" w:eastAsiaTheme="majorEastAsia" w:hAnsiTheme="majorHAnsi"/>
+        <w:rFonts w:asciiTheme="majorHAnsi" w:cstheme="majorBidi" w:hAnsiTheme="majorHAnsi" w:eastAsia="黑体"/>
         <w:b/>
         <w:bCs/>
       </w:rPr>
     </w:tblStylePr>
     <w:tblStylePr w:type="lastCol">
       <w:rPr>
-        <w:rFonts w:asciiTheme="majorHAnsi" w:cstheme="majorBidi" w:eastAsiaTheme="majorEastAsia" w:hAnsiTheme="majorHAnsi"/>
+        <w:rFonts w:asciiTheme="majorHAnsi" w:cstheme="majorBidi" w:hAnsiTheme="majorHAnsi" w:eastAsia="黑体"/>
         <w:b/>
         <w:bCs/>
       </w:rPr>
@@ -5558,7 +5810,7 @@
         <w:spacing w:after="0" w:before="0" w:line="240" w:lineRule="auto"/>
       </w:pPr>
       <w:rPr>
-        <w:rFonts w:asciiTheme="majorHAnsi" w:cstheme="majorBidi" w:eastAsiaTheme="majorEastAsia" w:hAnsiTheme="majorHAnsi"/>
+        <w:rFonts w:asciiTheme="majorHAnsi" w:cstheme="majorBidi" w:hAnsiTheme="majorHAnsi" w:eastAsia="黑体"/>
         <w:b/>
         <w:bCs/>
       </w:rPr>
@@ -5579,7 +5831,7 @@
         <w:spacing w:after="0" w:before="0" w:line="240" w:lineRule="auto"/>
       </w:pPr>
       <w:rPr>
-        <w:rFonts w:asciiTheme="majorHAnsi" w:cstheme="majorBidi" w:eastAsiaTheme="majorEastAsia" w:hAnsiTheme="majorHAnsi"/>
+        <w:rFonts w:asciiTheme="majorHAnsi" w:cstheme="majorBidi" w:hAnsiTheme="majorHAnsi" w:eastAsia="黑体"/>
         <w:b/>
         <w:bCs/>
       </w:rPr>
@@ -5597,14 +5849,14 @@
     </w:tblStylePr>
     <w:tblStylePr w:type="firstCol">
       <w:rPr>
-        <w:rFonts w:asciiTheme="majorHAnsi" w:cstheme="majorBidi" w:eastAsiaTheme="majorEastAsia" w:hAnsiTheme="majorHAnsi"/>
+        <w:rFonts w:asciiTheme="majorHAnsi" w:cstheme="majorBidi" w:hAnsiTheme="majorHAnsi" w:eastAsia="黑体"/>
         <w:b/>
         <w:bCs/>
       </w:rPr>
     </w:tblStylePr>
     <w:tblStylePr w:type="lastCol">
       <w:rPr>
-        <w:rFonts w:asciiTheme="majorHAnsi" w:cstheme="majorBidi" w:eastAsiaTheme="majorEastAsia" w:hAnsiTheme="majorHAnsi"/>
+        <w:rFonts w:asciiTheme="majorHAnsi" w:cstheme="majorBidi" w:hAnsiTheme="majorHAnsi" w:eastAsia="黑体"/>
         <w:b/>
         <w:bCs/>
       </w:rPr>
@@ -5687,6 +5939,7 @@
         <w:spacing w:after="0" w:before="0" w:line="240" w:lineRule="auto"/>
       </w:pPr>
       <w:rPr>
+        <w:rFonts w:eastAsia="黑体"/>
         <w:b/>
         <w:bCs/>
         <w:color w:themeColor="background1" w:val="FFFFFF"/>
@@ -5709,6 +5962,7 @@
         <w:spacing w:after="0" w:before="0" w:line="240" w:lineRule="auto"/>
       </w:pPr>
       <w:rPr>
+        <w:rFonts w:eastAsia="黑体"/>
         <w:b/>
         <w:bCs/>
       </w:rPr>
@@ -5726,12 +5980,14 @@
     </w:tblStylePr>
     <w:tblStylePr w:type="firstCol">
       <w:rPr>
+        <w:rFonts w:eastAsia="黑体"/>
         <w:b/>
         <w:bCs/>
       </w:rPr>
     </w:tblStylePr>
     <w:tblStylePr w:type="lastCol">
       <w:rPr>
+        <w:rFonts w:eastAsia="黑体"/>
         <w:b/>
         <w:bCs/>
       </w:rPr>
@@ -5793,6 +6049,7 @@
         <w:spacing w:after="0" w:before="0" w:line="240" w:lineRule="auto"/>
       </w:pPr>
       <w:rPr>
+        <w:rFonts w:eastAsia="黑体"/>
         <w:b/>
         <w:bCs/>
         <w:color w:themeColor="background1" w:val="FFFFFF"/>
@@ -5815,6 +6072,7 @@
         <w:spacing w:after="0" w:before="0" w:line="240" w:lineRule="auto"/>
       </w:pPr>
       <w:rPr>
+        <w:rFonts w:eastAsia="黑体"/>
         <w:b/>
         <w:bCs/>
       </w:rPr>
@@ -5832,12 +6090,14 @@
     </w:tblStylePr>
     <w:tblStylePr w:type="firstCol">
       <w:rPr>
+        <w:rFonts w:eastAsia="黑体"/>
         <w:b/>
         <w:bCs/>
       </w:rPr>
     </w:tblStylePr>
     <w:tblStylePr w:type="lastCol">
       <w:rPr>
+        <w:rFonts w:eastAsia="黑体"/>
         <w:b/>
         <w:bCs/>
       </w:rPr>
@@ -5899,6 +6159,7 @@
         <w:spacing w:after="0" w:before="0" w:line="240" w:lineRule="auto"/>
       </w:pPr>
       <w:rPr>
+        <w:rFonts w:eastAsia="黑体"/>
         <w:b/>
         <w:bCs/>
         <w:color w:themeColor="background1" w:val="FFFFFF"/>
@@ -5921,6 +6182,7 @@
         <w:spacing w:after="0" w:before="0" w:line="240" w:lineRule="auto"/>
       </w:pPr>
       <w:rPr>
+        <w:rFonts w:eastAsia="黑体"/>
         <w:b/>
         <w:bCs/>
       </w:rPr>
@@ -5938,12 +6200,14 @@
     </w:tblStylePr>
     <w:tblStylePr w:type="firstCol">
       <w:rPr>
+        <w:rFonts w:eastAsia="黑体"/>
         <w:b/>
         <w:bCs/>
       </w:rPr>
     </w:tblStylePr>
     <w:tblStylePr w:type="lastCol">
       <w:rPr>
+        <w:rFonts w:eastAsia="黑体"/>
         <w:b/>
         <w:bCs/>
       </w:rPr>
@@ -6005,6 +6269,7 @@
         <w:spacing w:after="0" w:before="0" w:line="240" w:lineRule="auto"/>
       </w:pPr>
       <w:rPr>
+        <w:rFonts w:eastAsia="黑体"/>
         <w:b/>
         <w:bCs/>
         <w:color w:themeColor="background1" w:val="FFFFFF"/>
@@ -6027,6 +6292,7 @@
         <w:spacing w:after="0" w:before="0" w:line="240" w:lineRule="auto"/>
       </w:pPr>
       <w:rPr>
+        <w:rFonts w:eastAsia="黑体"/>
         <w:b/>
         <w:bCs/>
       </w:rPr>
@@ -6044,12 +6310,14 @@
     </w:tblStylePr>
     <w:tblStylePr w:type="firstCol">
       <w:rPr>
+        <w:rFonts w:eastAsia="黑体"/>
         <w:b/>
         <w:bCs/>
       </w:rPr>
     </w:tblStylePr>
     <w:tblStylePr w:type="lastCol">
       <w:rPr>
+        <w:rFonts w:eastAsia="黑体"/>
         <w:b/>
         <w:bCs/>
       </w:rPr>
@@ -6111,6 +6379,7 @@
         <w:spacing w:after="0" w:before="0" w:line="240" w:lineRule="auto"/>
       </w:pPr>
       <w:rPr>
+        <w:rFonts w:eastAsia="黑体"/>
         <w:b/>
         <w:bCs/>
         <w:color w:themeColor="background1" w:val="FFFFFF"/>
@@ -6133,6 +6402,7 @@
         <w:spacing w:after="0" w:before="0" w:line="240" w:lineRule="auto"/>
       </w:pPr>
       <w:rPr>
+        <w:rFonts w:eastAsia="黑体"/>
         <w:b/>
         <w:bCs/>
       </w:rPr>
@@ -6150,12 +6420,14 @@
     </w:tblStylePr>
     <w:tblStylePr w:type="firstCol">
       <w:rPr>
+        <w:rFonts w:eastAsia="黑体"/>
         <w:b/>
         <w:bCs/>
       </w:rPr>
     </w:tblStylePr>
     <w:tblStylePr w:type="lastCol">
       <w:rPr>
+        <w:rFonts w:eastAsia="黑体"/>
         <w:b/>
         <w:bCs/>
       </w:rPr>
@@ -6217,6 +6489,7 @@
         <w:spacing w:after="0" w:before="0" w:line="240" w:lineRule="auto"/>
       </w:pPr>
       <w:rPr>
+        <w:rFonts w:eastAsia="黑体"/>
         <w:b/>
         <w:bCs/>
         <w:color w:themeColor="background1" w:val="FFFFFF"/>
@@ -6239,6 +6512,7 @@
         <w:spacing w:after="0" w:before="0" w:line="240" w:lineRule="auto"/>
       </w:pPr>
       <w:rPr>
+        <w:rFonts w:eastAsia="黑体"/>
         <w:b/>
         <w:bCs/>
       </w:rPr>
@@ -6256,12 +6530,14 @@
     </w:tblStylePr>
     <w:tblStylePr w:type="firstCol">
       <w:rPr>
+        <w:rFonts w:eastAsia="黑体"/>
         <w:b/>
         <w:bCs/>
       </w:rPr>
     </w:tblStylePr>
     <w:tblStylePr w:type="lastCol">
       <w:rPr>
+        <w:rFonts w:eastAsia="黑体"/>
         <w:b/>
         <w:bCs/>
       </w:rPr>
@@ -6323,6 +6599,7 @@
         <w:spacing w:after="0" w:before="0" w:line="240" w:lineRule="auto"/>
       </w:pPr>
       <w:rPr>
+        <w:rFonts w:eastAsia="黑体"/>
         <w:b/>
         <w:bCs/>
         <w:color w:themeColor="background1" w:val="FFFFFF"/>
@@ -6345,6 +6622,7 @@
         <w:spacing w:after="0" w:before="0" w:line="240" w:lineRule="auto"/>
       </w:pPr>
       <w:rPr>
+        <w:rFonts w:eastAsia="黑体"/>
         <w:b/>
         <w:bCs/>
       </w:rPr>
@@ -6362,12 +6640,14 @@
     </w:tblStylePr>
     <w:tblStylePr w:type="firstCol">
       <w:rPr>
+        <w:rFonts w:eastAsia="黑体"/>
         <w:b/>
         <w:bCs/>
       </w:rPr>
     </w:tblStylePr>
     <w:tblStylePr w:type="lastCol">
       <w:rPr>
+        <w:rFonts w:eastAsia="黑体"/>
         <w:b/>
         <w:bCs/>
       </w:rPr>
@@ -6426,6 +6706,7 @@
         <w:spacing w:after="0" w:before="0" w:line="240" w:lineRule="auto"/>
       </w:pPr>
       <w:rPr>
+        <w:rFonts w:eastAsia="黑体"/>
         <w:b/>
         <w:bCs/>
         <w:color w:themeColor="background1" w:val="FFFFFF"/>
@@ -6448,6 +6729,7 @@
         <w:spacing w:after="0" w:before="0" w:line="240" w:lineRule="auto"/>
       </w:pPr>
       <w:rPr>
+        <w:rFonts w:eastAsia="黑体"/>
         <w:color w:val="auto"/>
       </w:rPr>
       <w:tblPr/>
@@ -6465,6 +6747,7 @@
     </w:tblStylePr>
     <w:tblStylePr w:type="firstCol">
       <w:rPr>
+        <w:rFonts w:eastAsia="黑体"/>
         <w:b/>
         <w:bCs/>
         <w:color w:themeColor="background1" w:val="FFFFFF"/>
@@ -6484,6 +6767,7 @@
     </w:tblStylePr>
     <w:tblStylePr w:type="lastCol">
       <w:rPr>
+        <w:rFonts w:eastAsia="黑体"/>
         <w:b/>
         <w:bCs/>
         <w:color w:themeColor="background1" w:val="FFFFFF"/>
@@ -6532,6 +6816,7 @@
     </w:tblStylePr>
     <w:tblStylePr w:type="nwCell">
       <w:rPr>
+        <w:rFonts w:eastAsia="黑体"/>
         <w:color w:themeColor="background1" w:val="FFFFFF"/>
       </w:rPr>
       <w:tblPr/>
@@ -6575,6 +6860,7 @@
         <w:spacing w:after="0" w:before="0" w:line="240" w:lineRule="auto"/>
       </w:pPr>
       <w:rPr>
+        <w:rFonts w:eastAsia="黑体"/>
         <w:b/>
         <w:bCs/>
         <w:color w:themeColor="background1" w:val="FFFFFF"/>
@@ -6597,6 +6883,7 @@
         <w:spacing w:after="0" w:before="0" w:line="240" w:lineRule="auto"/>
       </w:pPr>
       <w:rPr>
+        <w:rFonts w:eastAsia="黑体"/>
         <w:color w:val="auto"/>
       </w:rPr>
       <w:tblPr/>
@@ -6614,6 +6901,7 @@
     </w:tblStylePr>
     <w:tblStylePr w:type="firstCol">
       <w:rPr>
+        <w:rFonts w:eastAsia="黑体"/>
         <w:b/>
         <w:bCs/>
         <w:color w:themeColor="background1" w:val="FFFFFF"/>
@@ -6633,6 +6921,7 @@
     </w:tblStylePr>
     <w:tblStylePr w:type="lastCol">
       <w:rPr>
+        <w:rFonts w:eastAsia="黑体"/>
         <w:b/>
         <w:bCs/>
         <w:color w:themeColor="background1" w:val="FFFFFF"/>
@@ -6681,6 +6970,7 @@
     </w:tblStylePr>
     <w:tblStylePr w:type="nwCell">
       <w:rPr>
+        <w:rFonts w:eastAsia="黑体"/>
         <w:color w:themeColor="background1" w:val="FFFFFF"/>
       </w:rPr>
       <w:tblPr/>
@@ -6724,6 +7014,7 @@
         <w:spacing w:after="0" w:before="0" w:line="240" w:lineRule="auto"/>
       </w:pPr>
       <w:rPr>
+        <w:rFonts w:eastAsia="黑体"/>
         <w:b/>
         <w:bCs/>
         <w:color w:themeColor="background1" w:val="FFFFFF"/>
@@ -6746,6 +7037,7 @@
         <w:spacing w:after="0" w:before="0" w:line="240" w:lineRule="auto"/>
       </w:pPr>
       <w:rPr>
+        <w:rFonts w:eastAsia="黑体"/>
         <w:color w:val="auto"/>
       </w:rPr>
       <w:tblPr/>
@@ -6763,6 +7055,7 @@
     </w:tblStylePr>
     <w:tblStylePr w:type="firstCol">
       <w:rPr>
+        <w:rFonts w:eastAsia="黑体"/>
         <w:b/>
         <w:bCs/>
         <w:color w:themeColor="background1" w:val="FFFFFF"/>
@@ -6782,6 +7075,7 @@
     </w:tblStylePr>
     <w:tblStylePr w:type="lastCol">
       <w:rPr>
+        <w:rFonts w:eastAsia="黑体"/>
         <w:b/>
         <w:bCs/>
         <w:color w:themeColor="background1" w:val="FFFFFF"/>
@@ -6830,6 +7124,7 @@
     </w:tblStylePr>
     <w:tblStylePr w:type="nwCell">
       <w:rPr>
+        <w:rFonts w:eastAsia="黑体"/>
         <w:color w:themeColor="background1" w:val="FFFFFF"/>
       </w:rPr>
       <w:tblPr/>
@@ -6873,6 +7168,7 @@
         <w:spacing w:after="0" w:before="0" w:line="240" w:lineRule="auto"/>
       </w:pPr>
       <w:rPr>
+        <w:rFonts w:eastAsia="黑体"/>
         <w:b/>
         <w:bCs/>
         <w:color w:themeColor="background1" w:val="FFFFFF"/>
@@ -6895,6 +7191,7 @@
         <w:spacing w:after="0" w:before="0" w:line="240" w:lineRule="auto"/>
       </w:pPr>
       <w:rPr>
+        <w:rFonts w:eastAsia="黑体"/>
         <w:color w:val="auto"/>
       </w:rPr>
       <w:tblPr/>
@@ -6912,6 +7209,7 @@
     </w:tblStylePr>
     <w:tblStylePr w:type="firstCol">
       <w:rPr>
+        <w:rFonts w:eastAsia="黑体"/>
         <w:b/>
         <w:bCs/>
         <w:color w:themeColor="background1" w:val="FFFFFF"/>
@@ -6931,6 +7229,7 @@
     </w:tblStylePr>
     <w:tblStylePr w:type="lastCol">
       <w:rPr>
+        <w:rFonts w:eastAsia="黑体"/>
         <w:b/>
         <w:bCs/>
         <w:color w:themeColor="background1" w:val="FFFFFF"/>
@@ -6979,6 +7278,7 @@
     </w:tblStylePr>
     <w:tblStylePr w:type="nwCell">
       <w:rPr>
+        <w:rFonts w:eastAsia="黑体"/>
         <w:color w:themeColor="background1" w:val="FFFFFF"/>
       </w:rPr>
       <w:tblPr/>
@@ -7022,6 +7322,7 @@
         <w:spacing w:after="0" w:before="0" w:line="240" w:lineRule="auto"/>
       </w:pPr>
       <w:rPr>
+        <w:rFonts w:eastAsia="黑体"/>
         <w:b/>
         <w:bCs/>
         <w:color w:themeColor="background1" w:val="FFFFFF"/>
@@ -7044,6 +7345,7 @@
         <w:spacing w:after="0" w:before="0" w:line="240" w:lineRule="auto"/>
       </w:pPr>
       <w:rPr>
+        <w:rFonts w:eastAsia="黑体"/>
         <w:color w:val="auto"/>
       </w:rPr>
       <w:tblPr/>
@@ -7061,6 +7363,7 @@
     </w:tblStylePr>
     <w:tblStylePr w:type="firstCol">
       <w:rPr>
+        <w:rFonts w:eastAsia="黑体"/>
         <w:b/>
         <w:bCs/>
         <w:color w:themeColor="background1" w:val="FFFFFF"/>
@@ -7080,6 +7383,7 @@
     </w:tblStylePr>
     <w:tblStylePr w:type="lastCol">
       <w:rPr>
+        <w:rFonts w:eastAsia="黑体"/>
         <w:b/>
         <w:bCs/>
         <w:color w:themeColor="background1" w:val="FFFFFF"/>
@@ -7128,6 +7432,7 @@
     </w:tblStylePr>
     <w:tblStylePr w:type="nwCell">
       <w:rPr>
+        <w:rFonts w:eastAsia="黑体"/>
         <w:color w:themeColor="background1" w:val="FFFFFF"/>
       </w:rPr>
       <w:tblPr/>
@@ -7171,6 +7476,7 @@
         <w:spacing w:after="0" w:before="0" w:line="240" w:lineRule="auto"/>
       </w:pPr>
       <w:rPr>
+        <w:rFonts w:eastAsia="黑体"/>
         <w:b/>
         <w:bCs/>
         <w:color w:themeColor="background1" w:val="FFFFFF"/>
@@ -7193,6 +7499,7 @@
         <w:spacing w:after="0" w:before="0" w:line="240" w:lineRule="auto"/>
       </w:pPr>
       <w:rPr>
+        <w:rFonts w:eastAsia="黑体"/>
         <w:color w:val="auto"/>
       </w:rPr>
       <w:tblPr/>
@@ -7210,6 +7517,7 @@
     </w:tblStylePr>
     <w:tblStylePr w:type="firstCol">
       <w:rPr>
+        <w:rFonts w:eastAsia="黑体"/>
         <w:b/>
         <w:bCs/>
         <w:color w:themeColor="background1" w:val="FFFFFF"/>
@@ -7229,6 +7537,7 @@
     </w:tblStylePr>
     <w:tblStylePr w:type="lastCol">
       <w:rPr>
+        <w:rFonts w:eastAsia="黑体"/>
         <w:b/>
         <w:bCs/>
         <w:color w:themeColor="background1" w:val="FFFFFF"/>
@@ -7277,6 +7586,7 @@
     </w:tblStylePr>
     <w:tblStylePr w:type="nwCell">
       <w:rPr>
+        <w:rFonts w:eastAsia="黑体"/>
         <w:color w:themeColor="background1" w:val="FFFFFF"/>
       </w:rPr>
       <w:tblPr/>
@@ -7320,6 +7630,7 @@
         <w:spacing w:after="0" w:before="0" w:line="240" w:lineRule="auto"/>
       </w:pPr>
       <w:rPr>
+        <w:rFonts w:eastAsia="黑体"/>
         <w:b/>
         <w:bCs/>
         <w:color w:themeColor="background1" w:val="FFFFFF"/>
@@ -7342,6 +7653,7 @@
         <w:spacing w:after="0" w:before="0" w:line="240" w:lineRule="auto"/>
       </w:pPr>
       <w:rPr>
+        <w:rFonts w:eastAsia="黑体"/>
         <w:color w:val="auto"/>
       </w:rPr>
       <w:tblPr/>
@@ -7359,6 +7671,7 @@
     </w:tblStylePr>
     <w:tblStylePr w:type="firstCol">
       <w:rPr>
+        <w:rFonts w:eastAsia="黑体"/>
         <w:b/>
         <w:bCs/>
         <w:color w:themeColor="background1" w:val="FFFFFF"/>
@@ -7378,6 +7691,7 @@
     </w:tblStylePr>
     <w:tblStylePr w:type="lastCol">
       <w:rPr>
+        <w:rFonts w:eastAsia="黑体"/>
         <w:b/>
         <w:bCs/>
         <w:color w:themeColor="background1" w:val="FFFFFF"/>
@@ -7426,6 +7740,7 @@
     </w:tblStylePr>
     <w:tblStylePr w:type="nwCell">
       <w:rPr>
+        <w:rFonts w:eastAsia="黑体"/>
         <w:color w:themeColor="background1" w:val="FFFFFF"/>
       </w:rPr>
       <w:tblPr/>
@@ -7450,6 +7765,7 @@
       <w:spacing w:after="0" w:line="240" w:lineRule="auto"/>
     </w:pPr>
     <w:rPr>
+      <w:rFonts w:eastAsia="黑体"/>
       <w:color w:themeColor="text1" w:val="000000"/>
     </w:rPr>
     <w:tblPr>
@@ -7469,7 +7785,7 @@
     </w:tblPr>
     <w:tblStylePr w:type="firstRow">
       <w:rPr>
-        <w:rFonts w:asciiTheme="majorHAnsi" w:cstheme="majorBidi" w:eastAsiaTheme="majorEastAsia" w:hAnsiTheme="majorHAnsi"/>
+        <w:rFonts w:asciiTheme="majorHAnsi" w:cstheme="majorBidi" w:hAnsiTheme="majorHAnsi" w:eastAsia="黑体"/>
       </w:rPr>
       <w:tblPr/>
       <w:tcPr>
@@ -7481,6 +7797,7 @@
     </w:tblStylePr>
     <w:tblStylePr w:type="lastRow">
       <w:rPr>
+        <w:rFonts w:eastAsia="黑体"/>
         <w:b/>
         <w:bCs/>
         <w:color w:themeColor="text2" w:val="1F497D"/>
@@ -7495,12 +7812,14 @@
     </w:tblStylePr>
     <w:tblStylePr w:type="firstCol">
       <w:rPr>
+        <w:rFonts w:eastAsia="黑体"/>
         <w:b/>
         <w:bCs/>
       </w:rPr>
     </w:tblStylePr>
     <w:tblStylePr w:type="lastCol">
       <w:rPr>
+        <w:rFonts w:eastAsia="黑体"/>
         <w:b/>
         <w:bCs/>
       </w:rPr>
@@ -7534,6 +7853,7 @@
       <w:spacing w:after="0" w:line="240" w:lineRule="auto"/>
     </w:pPr>
     <w:rPr>
+      <w:rFonts w:eastAsia="黑体"/>
       <w:color w:themeColor="text1" w:val="000000"/>
     </w:rPr>
     <w:tblPr>
@@ -7553,7 +7873,7 @@
     </w:tblPr>
     <w:tblStylePr w:type="firstRow">
       <w:rPr>
-        <w:rFonts w:asciiTheme="majorHAnsi" w:cstheme="majorBidi" w:eastAsiaTheme="majorEastAsia" w:hAnsiTheme="majorHAnsi"/>
+        <w:rFonts w:asciiTheme="majorHAnsi" w:cstheme="majorBidi" w:hAnsiTheme="majorHAnsi" w:eastAsia="黑体"/>
       </w:rPr>
       <w:tblPr/>
       <w:tcPr>
@@ -7565,6 +7885,7 @@
     </w:tblStylePr>
     <w:tblStylePr w:type="lastRow">
       <w:rPr>
+        <w:rFonts w:eastAsia="黑体"/>
         <w:b/>
         <w:bCs/>
         <w:color w:themeColor="text2" w:val="1F497D"/>
@@ -7579,12 +7900,14 @@
     </w:tblStylePr>
     <w:tblStylePr w:type="firstCol">
       <w:rPr>
+        <w:rFonts w:eastAsia="黑体"/>
         <w:b/>
         <w:bCs/>
       </w:rPr>
     </w:tblStylePr>
     <w:tblStylePr w:type="lastCol">
       <w:rPr>
+        <w:rFonts w:eastAsia="黑体"/>
         <w:b/>
         <w:bCs/>
       </w:rPr>
@@ -7618,6 +7941,7 @@
       <w:spacing w:after="0" w:line="240" w:lineRule="auto"/>
     </w:pPr>
     <w:rPr>
+      <w:rFonts w:eastAsia="黑体"/>
       <w:color w:themeColor="text1" w:val="000000"/>
     </w:rPr>
     <w:tblPr>
@@ -7637,7 +7961,7 @@
     </w:tblPr>
     <w:tblStylePr w:type="firstRow">
       <w:rPr>
-        <w:rFonts w:asciiTheme="majorHAnsi" w:cstheme="majorBidi" w:eastAsiaTheme="majorEastAsia" w:hAnsiTheme="majorHAnsi"/>
+        <w:rFonts w:asciiTheme="majorHAnsi" w:cstheme="majorBidi" w:hAnsiTheme="majorHAnsi" w:eastAsia="黑体"/>
       </w:rPr>
       <w:tblPr/>
       <w:tcPr>
@@ -7649,6 +7973,7 @@
     </w:tblStylePr>
     <w:tblStylePr w:type="lastRow">
       <w:rPr>
+        <w:rFonts w:eastAsia="黑体"/>
         <w:b/>
         <w:bCs/>
         <w:color w:themeColor="text2" w:val="1F497D"/>
@@ -7663,12 +7988,14 @@
     </w:tblStylePr>
     <w:tblStylePr w:type="firstCol">
       <w:rPr>
+        <w:rFonts w:eastAsia="黑体"/>
         <w:b/>
         <w:bCs/>
       </w:rPr>
     </w:tblStylePr>
     <w:tblStylePr w:type="lastCol">
       <w:rPr>
+        <w:rFonts w:eastAsia="黑体"/>
         <w:b/>
         <w:bCs/>
       </w:rPr>
@@ -7702,6 +8029,7 @@
       <w:spacing w:after="0" w:line="240" w:lineRule="auto"/>
     </w:pPr>
     <w:rPr>
+      <w:rFonts w:eastAsia="黑体"/>
       <w:color w:themeColor="text1" w:val="000000"/>
     </w:rPr>
     <w:tblPr>
@@ -7721,7 +8049,7 @@
     </w:tblPr>
     <w:tblStylePr w:type="firstRow">
       <w:rPr>
-        <w:rFonts w:asciiTheme="majorHAnsi" w:cstheme="majorBidi" w:eastAsiaTheme="majorEastAsia" w:hAnsiTheme="majorHAnsi"/>
+        <w:rFonts w:asciiTheme="majorHAnsi" w:cstheme="majorBidi" w:hAnsiTheme="majorHAnsi" w:eastAsia="黑体"/>
       </w:rPr>
       <w:tblPr/>
       <w:tcPr>
@@ -7733,6 +8061,7 @@
     </w:tblStylePr>
     <w:tblStylePr w:type="lastRow">
       <w:rPr>
+        <w:rFonts w:eastAsia="黑体"/>
         <w:b/>
         <w:bCs/>
         <w:color w:themeColor="text2" w:val="1F497D"/>
@@ -7747,12 +8076,14 @@
     </w:tblStylePr>
     <w:tblStylePr w:type="firstCol">
       <w:rPr>
+        <w:rFonts w:eastAsia="黑体"/>
         <w:b/>
         <w:bCs/>
       </w:rPr>
     </w:tblStylePr>
     <w:tblStylePr w:type="lastCol">
       <w:rPr>
+        <w:rFonts w:eastAsia="黑体"/>
         <w:b/>
         <w:bCs/>
       </w:rPr>
@@ -7786,6 +8117,7 @@
       <w:spacing w:after="0" w:line="240" w:lineRule="auto"/>
     </w:pPr>
     <w:rPr>
+      <w:rFonts w:eastAsia="黑体"/>
       <w:color w:themeColor="text1" w:val="000000"/>
     </w:rPr>
     <w:tblPr>
@@ -7805,7 +8137,7 @@
     </w:tblPr>
     <w:tblStylePr w:type="firstRow">
       <w:rPr>
-        <w:rFonts w:asciiTheme="majorHAnsi" w:cstheme="majorBidi" w:eastAsiaTheme="majorEastAsia" w:hAnsiTheme="majorHAnsi"/>
+        <w:rFonts w:asciiTheme="majorHAnsi" w:cstheme="majorBidi" w:hAnsiTheme="majorHAnsi" w:eastAsia="黑体"/>
       </w:rPr>
       <w:tblPr/>
       <w:tcPr>
@@ -7817,6 +8149,7 @@
     </w:tblStylePr>
     <w:tblStylePr w:type="lastRow">
       <w:rPr>
+        <w:rFonts w:eastAsia="黑体"/>
         <w:b/>
         <w:bCs/>
         <w:color w:themeColor="text2" w:val="1F497D"/>
@@ -7831,12 +8164,14 @@
     </w:tblStylePr>
     <w:tblStylePr w:type="firstCol">
       <w:rPr>
+        <w:rFonts w:eastAsia="黑体"/>
         <w:b/>
         <w:bCs/>
       </w:rPr>
     </w:tblStylePr>
     <w:tblStylePr w:type="lastCol">
       <w:rPr>
+        <w:rFonts w:eastAsia="黑体"/>
         <w:b/>
         <w:bCs/>
       </w:rPr>
@@ -7870,6 +8205,7 @@
       <w:spacing w:after="0" w:line="240" w:lineRule="auto"/>
     </w:pPr>
     <w:rPr>
+      <w:rFonts w:eastAsia="黑体"/>
       <w:color w:themeColor="text1" w:val="000000"/>
     </w:rPr>
     <w:tblPr>
@@ -7889,7 +8225,7 @@
     </w:tblPr>
     <w:tblStylePr w:type="firstRow">
       <w:rPr>
-        <w:rFonts w:asciiTheme="majorHAnsi" w:cstheme="majorBidi" w:eastAsiaTheme="majorEastAsia" w:hAnsiTheme="majorHAnsi"/>
+        <w:rFonts w:asciiTheme="majorHAnsi" w:cstheme="majorBidi" w:hAnsiTheme="majorHAnsi" w:eastAsia="黑体"/>
       </w:rPr>
       <w:tblPr/>
       <w:tcPr>
@@ -7901,6 +8237,7 @@
     </w:tblStylePr>
     <w:tblStylePr w:type="lastRow">
       <w:rPr>
+        <w:rFonts w:eastAsia="黑体"/>
         <w:b/>
         <w:bCs/>
         <w:color w:themeColor="text2" w:val="1F497D"/>
@@ -7915,12 +8252,14 @@
     </w:tblStylePr>
     <w:tblStylePr w:type="firstCol">
       <w:rPr>
+        <w:rFonts w:eastAsia="黑体"/>
         <w:b/>
         <w:bCs/>
       </w:rPr>
     </w:tblStylePr>
     <w:tblStylePr w:type="lastCol">
       <w:rPr>
+        <w:rFonts w:eastAsia="黑体"/>
         <w:b/>
         <w:bCs/>
       </w:rPr>
@@ -7954,6 +8293,7 @@
       <w:spacing w:after="0" w:line="240" w:lineRule="auto"/>
     </w:pPr>
     <w:rPr>
+      <w:rFonts w:eastAsia="黑体"/>
       <w:color w:themeColor="text1" w:val="000000"/>
     </w:rPr>
     <w:tblPr>
@@ -7973,7 +8313,7 @@
     </w:tblPr>
     <w:tblStylePr w:type="firstRow">
       <w:rPr>
-        <w:rFonts w:asciiTheme="majorHAnsi" w:cstheme="majorBidi" w:eastAsiaTheme="majorEastAsia" w:hAnsiTheme="majorHAnsi"/>
+        <w:rFonts w:asciiTheme="majorHAnsi" w:cstheme="majorBidi" w:hAnsiTheme="majorHAnsi" w:eastAsia="黑体"/>
       </w:rPr>
       <w:tblPr/>
       <w:tcPr>
@@ -7985,6 +8325,7 @@
     </w:tblStylePr>
     <w:tblStylePr w:type="lastRow">
       <w:rPr>
+        <w:rFonts w:eastAsia="黑体"/>
         <w:b/>
         <w:bCs/>
         <w:color w:themeColor="text2" w:val="1F497D"/>
@@ -7999,12 +8340,14 @@
     </w:tblStylePr>
     <w:tblStylePr w:type="firstCol">
       <w:rPr>
+        <w:rFonts w:eastAsia="黑体"/>
         <w:b/>
         <w:bCs/>
       </w:rPr>
     </w:tblStylePr>
     <w:tblStylePr w:type="lastCol">
       <w:rPr>
+        <w:rFonts w:eastAsia="黑体"/>
         <w:b/>
         <w:bCs/>
       </w:rPr>
@@ -8038,7 +8381,7 @@
       <w:spacing w:after="0" w:line="240" w:lineRule="auto"/>
     </w:pPr>
     <w:rPr>
-      <w:rFonts w:asciiTheme="majorHAnsi" w:cstheme="majorBidi" w:eastAsiaTheme="majorEastAsia" w:hAnsiTheme="majorHAnsi"/>
+      <w:rFonts w:asciiTheme="majorHAnsi" w:cstheme="majorBidi" w:hAnsiTheme="majorHAnsi" w:eastAsia="黑体"/>
       <w:color w:themeColor="text1" w:val="000000"/>
     </w:rPr>
     <w:tblPr>
@@ -8060,6 +8403,7 @@
     </w:tblPr>
     <w:tblStylePr w:type="firstRow">
       <w:rPr>
+        <w:rFonts w:eastAsia="黑体"/>
         <w:sz w:val="24"/>
         <w:szCs w:val="24"/>
       </w:rPr>
@@ -8166,7 +8510,7 @@
       <w:spacing w:after="0" w:line="240" w:lineRule="auto"/>
     </w:pPr>
     <w:rPr>
-      <w:rFonts w:asciiTheme="majorHAnsi" w:cstheme="majorBidi" w:eastAsiaTheme="majorEastAsia" w:hAnsiTheme="majorHAnsi"/>
+      <w:rFonts w:asciiTheme="majorHAnsi" w:cstheme="majorBidi" w:hAnsiTheme="majorHAnsi" w:eastAsia="黑体"/>
       <w:color w:themeColor="text1" w:val="000000"/>
     </w:rPr>
     <w:tblPr>
@@ -8188,6 +8532,7 @@
     </w:tblPr>
     <w:tblStylePr w:type="firstRow">
       <w:rPr>
+        <w:rFonts w:eastAsia="黑体"/>
         <w:sz w:val="24"/>
         <w:szCs w:val="24"/>
       </w:rPr>
@@ -8294,7 +8639,7 @@
       <w:spacing w:after="0" w:line="240" w:lineRule="auto"/>
     </w:pPr>
     <w:rPr>
-      <w:rFonts w:asciiTheme="majorHAnsi" w:cstheme="majorBidi" w:eastAsiaTheme="majorEastAsia" w:hAnsiTheme="majorHAnsi"/>
+      <w:rFonts w:asciiTheme="majorHAnsi" w:cstheme="majorBidi" w:hAnsiTheme="majorHAnsi" w:eastAsia="黑体"/>
       <w:color w:themeColor="text1" w:val="000000"/>
     </w:rPr>
     <w:tblPr>
@@ -8316,6 +8661,7 @@
     </w:tblPr>
     <w:tblStylePr w:type="firstRow">
       <w:rPr>
+        <w:rFonts w:eastAsia="黑体"/>
         <w:sz w:val="24"/>
         <w:szCs w:val="24"/>
       </w:rPr>
@@ -8422,7 +8768,7 @@
       <w:spacing w:after="0" w:line="240" w:lineRule="auto"/>
     </w:pPr>
     <w:rPr>
-      <w:rFonts w:asciiTheme="majorHAnsi" w:cstheme="majorBidi" w:eastAsiaTheme="majorEastAsia" w:hAnsiTheme="majorHAnsi"/>
+      <w:rFonts w:asciiTheme="majorHAnsi" w:cstheme="majorBidi" w:hAnsiTheme="majorHAnsi" w:eastAsia="黑体"/>
       <w:color w:themeColor="text1" w:val="000000"/>
     </w:rPr>
     <w:tblPr>
@@ -8444,6 +8790,7 @@
     </w:tblPr>
     <w:tblStylePr w:type="firstRow">
       <w:rPr>
+        <w:rFonts w:eastAsia="黑体"/>
         <w:sz w:val="24"/>
         <w:szCs w:val="24"/>
       </w:rPr>
@@ -8550,7 +8897,7 @@
       <w:spacing w:after="0" w:line="240" w:lineRule="auto"/>
     </w:pPr>
     <w:rPr>
-      <w:rFonts w:asciiTheme="majorHAnsi" w:cstheme="majorBidi" w:eastAsiaTheme="majorEastAsia" w:hAnsiTheme="majorHAnsi"/>
+      <w:rFonts w:asciiTheme="majorHAnsi" w:cstheme="majorBidi" w:hAnsiTheme="majorHAnsi" w:eastAsia="黑体"/>
       <w:color w:themeColor="text1" w:val="000000"/>
     </w:rPr>
     <w:tblPr>
@@ -8572,6 +8919,7 @@
     </w:tblPr>
     <w:tblStylePr w:type="firstRow">
       <w:rPr>
+        <w:rFonts w:eastAsia="黑体"/>
         <w:sz w:val="24"/>
         <w:szCs w:val="24"/>
       </w:rPr>
@@ -8678,7 +9026,7 @@
       <w:spacing w:after="0" w:line="240" w:lineRule="auto"/>
     </w:pPr>
     <w:rPr>
-      <w:rFonts w:asciiTheme="majorHAnsi" w:cstheme="majorBidi" w:eastAsiaTheme="majorEastAsia" w:hAnsiTheme="majorHAnsi"/>
+      <w:rFonts w:asciiTheme="majorHAnsi" w:cstheme="majorBidi" w:hAnsiTheme="majorHAnsi" w:eastAsia="黑体"/>
       <w:color w:themeColor="text1" w:val="000000"/>
     </w:rPr>
     <w:tblPr>
@@ -8700,6 +9048,7 @@
     </w:tblPr>
     <w:tblStylePr w:type="firstRow">
       <w:rPr>
+        <w:rFonts w:eastAsia="黑体"/>
         <w:sz w:val="24"/>
         <w:szCs w:val="24"/>
       </w:rPr>
@@ -8806,7 +9155,7 @@
       <w:spacing w:after="0" w:line="240" w:lineRule="auto"/>
     </w:pPr>
     <w:rPr>
-      <w:rFonts w:asciiTheme="majorHAnsi" w:cstheme="majorBidi" w:eastAsiaTheme="majorEastAsia" w:hAnsiTheme="majorHAnsi"/>
+      <w:rFonts w:asciiTheme="majorHAnsi" w:cstheme="majorBidi" w:hAnsiTheme="majorHAnsi" w:eastAsia="黑体"/>
       <w:color w:themeColor="text1" w:val="000000"/>
     </w:rPr>
     <w:tblPr>
@@ -8828,6 +9177,7 @@
     </w:tblPr>
     <w:tblStylePr w:type="firstRow">
       <w:rPr>
+        <w:rFonts w:eastAsia="黑体"/>
         <w:sz w:val="24"/>
         <w:szCs w:val="24"/>
       </w:rPr>
@@ -8957,12 +9307,14 @@
     </w:tcPr>
     <w:tblStylePr w:type="firstRow">
       <w:rPr>
+        <w:rFonts w:eastAsia="黑体"/>
         <w:b/>
         <w:bCs/>
       </w:rPr>
     </w:tblStylePr>
     <w:tblStylePr w:type="lastRow">
       <w:rPr>
+        <w:rFonts w:eastAsia="黑体"/>
         <w:b/>
         <w:bCs/>
       </w:rPr>
@@ -8975,12 +9327,14 @@
     </w:tblStylePr>
     <w:tblStylePr w:type="firstCol">
       <w:rPr>
+        <w:rFonts w:eastAsia="黑体"/>
         <w:b/>
         <w:bCs/>
       </w:rPr>
     </w:tblStylePr>
     <w:tblStylePr w:type="lastCol">
       <w:rPr>
+        <w:rFonts w:eastAsia="黑体"/>
         <w:b/>
         <w:bCs/>
       </w:rPr>
@@ -9030,12 +9384,14 @@
     </w:tcPr>
     <w:tblStylePr w:type="firstRow">
       <w:rPr>
+        <w:rFonts w:eastAsia="黑体"/>
         <w:b/>
         <w:bCs/>
       </w:rPr>
     </w:tblStylePr>
     <w:tblStylePr w:type="lastRow">
       <w:rPr>
+        <w:rFonts w:eastAsia="黑体"/>
         <w:b/>
         <w:bCs/>
       </w:rPr>
@@ -9048,12 +9404,14 @@
     </w:tblStylePr>
     <w:tblStylePr w:type="firstCol">
       <w:rPr>
+        <w:rFonts w:eastAsia="黑体"/>
         <w:b/>
         <w:bCs/>
       </w:rPr>
     </w:tblStylePr>
     <w:tblStylePr w:type="lastCol">
       <w:rPr>
+        <w:rFonts w:eastAsia="黑体"/>
         <w:b/>
         <w:bCs/>
       </w:rPr>
@@ -9103,12 +9461,14 @@
     </w:tcPr>
     <w:tblStylePr w:type="firstRow">
       <w:rPr>
+        <w:rFonts w:eastAsia="黑体"/>
         <w:b/>
         <w:bCs/>
       </w:rPr>
     </w:tblStylePr>
     <w:tblStylePr w:type="lastRow">
       <w:rPr>
+        <w:rFonts w:eastAsia="黑体"/>
         <w:b/>
         <w:bCs/>
       </w:rPr>
@@ -9121,12 +9481,14 @@
     </w:tblStylePr>
     <w:tblStylePr w:type="firstCol">
       <w:rPr>
+        <w:rFonts w:eastAsia="黑体"/>
         <w:b/>
         <w:bCs/>
       </w:rPr>
     </w:tblStylePr>
     <w:tblStylePr w:type="lastCol">
       <w:rPr>
+        <w:rFonts w:eastAsia="黑体"/>
         <w:b/>
         <w:bCs/>
       </w:rPr>
@@ -9176,12 +9538,14 @@
     </w:tcPr>
     <w:tblStylePr w:type="firstRow">
       <w:rPr>
+        <w:rFonts w:eastAsia="黑体"/>
         <w:b/>
         <w:bCs/>
       </w:rPr>
     </w:tblStylePr>
     <w:tblStylePr w:type="lastRow">
       <w:rPr>
+        <w:rFonts w:eastAsia="黑体"/>
         <w:b/>
         <w:bCs/>
       </w:rPr>
@@ -9194,12 +9558,14 @@
     </w:tblStylePr>
     <w:tblStylePr w:type="firstCol">
       <w:rPr>
+        <w:rFonts w:eastAsia="黑体"/>
         <w:b/>
         <w:bCs/>
       </w:rPr>
     </w:tblStylePr>
     <w:tblStylePr w:type="lastCol">
       <w:rPr>
+        <w:rFonts w:eastAsia="黑体"/>
         <w:b/>
         <w:bCs/>
       </w:rPr>
@@ -9249,12 +9615,14 @@
     </w:tcPr>
     <w:tblStylePr w:type="firstRow">
       <w:rPr>
+        <w:rFonts w:eastAsia="黑体"/>
         <w:b/>
         <w:bCs/>
       </w:rPr>
     </w:tblStylePr>
     <w:tblStylePr w:type="lastRow">
       <w:rPr>
+        <w:rFonts w:eastAsia="黑体"/>
         <w:b/>
         <w:bCs/>
       </w:rPr>
@@ -9267,12 +9635,14 @@
     </w:tblStylePr>
     <w:tblStylePr w:type="firstCol">
       <w:rPr>
+        <w:rFonts w:eastAsia="黑体"/>
         <w:b/>
         <w:bCs/>
       </w:rPr>
     </w:tblStylePr>
     <w:tblStylePr w:type="lastCol">
       <w:rPr>
+        <w:rFonts w:eastAsia="黑体"/>
         <w:b/>
         <w:bCs/>
       </w:rPr>
@@ -9322,12 +9692,14 @@
     </w:tcPr>
     <w:tblStylePr w:type="firstRow">
       <w:rPr>
+        <w:rFonts w:eastAsia="黑体"/>
         <w:b/>
         <w:bCs/>
       </w:rPr>
     </w:tblStylePr>
     <w:tblStylePr w:type="lastRow">
       <w:rPr>
+        <w:rFonts w:eastAsia="黑体"/>
         <w:b/>
         <w:bCs/>
       </w:rPr>
@@ -9340,12 +9712,14 @@
     </w:tblStylePr>
     <w:tblStylePr w:type="firstCol">
       <w:rPr>
+        <w:rFonts w:eastAsia="黑体"/>
         <w:b/>
         <w:bCs/>
       </w:rPr>
     </w:tblStylePr>
     <w:tblStylePr w:type="lastCol">
       <w:rPr>
+        <w:rFonts w:eastAsia="黑体"/>
         <w:b/>
         <w:bCs/>
       </w:rPr>
@@ -9395,12 +9769,14 @@
     </w:tcPr>
     <w:tblStylePr w:type="firstRow">
       <w:rPr>
+        <w:rFonts w:eastAsia="黑体"/>
         <w:b/>
         <w:bCs/>
       </w:rPr>
     </w:tblStylePr>
     <w:tblStylePr w:type="lastRow">
       <w:rPr>
+        <w:rFonts w:eastAsia="黑体"/>
         <w:b/>
         <w:bCs/>
       </w:rPr>
@@ -9413,12 +9789,14 @@
     </w:tblStylePr>
     <w:tblStylePr w:type="firstCol">
       <w:rPr>
+        <w:rFonts w:eastAsia="黑体"/>
         <w:b/>
         <w:bCs/>
       </w:rPr>
     </w:tblStylePr>
     <w:tblStylePr w:type="lastCol">
       <w:rPr>
+        <w:rFonts w:eastAsia="黑体"/>
         <w:b/>
         <w:bCs/>
       </w:rPr>
@@ -9445,7 +9823,7 @@
       <w:spacing w:after="0" w:line="240" w:lineRule="auto"/>
     </w:pPr>
     <w:rPr>
-      <w:rFonts w:asciiTheme="majorHAnsi" w:cstheme="majorBidi" w:eastAsiaTheme="majorEastAsia" w:hAnsiTheme="majorHAnsi"/>
+      <w:rFonts w:asciiTheme="majorHAnsi" w:cstheme="majorBidi" w:hAnsiTheme="majorHAnsi" w:eastAsia="黑体"/>
       <w:color w:themeColor="text1" w:val="000000"/>
     </w:rPr>
     <w:tblPr>
@@ -9472,6 +9850,7 @@
     </w:tcPr>
     <w:tblStylePr w:type="firstRow">
       <w:rPr>
+        <w:rFonts w:eastAsia="黑体"/>
         <w:b/>
         <w:bCs/>
         <w:color w:themeColor="text1" w:val="000000"/>
@@ -9483,6 +9862,7 @@
     </w:tblStylePr>
     <w:tblStylePr w:type="lastRow">
       <w:rPr>
+        <w:rFonts w:eastAsia="黑体"/>
         <w:b/>
         <w:bCs/>
         <w:color w:themeColor="text1" w:val="000000"/>
@@ -9502,6 +9882,7 @@
     </w:tblStylePr>
     <w:tblStylePr w:type="firstCol">
       <w:rPr>
+        <w:rFonts w:eastAsia="黑体"/>
         <w:b/>
         <w:bCs/>
         <w:color w:themeColor="text1" w:val="000000"/>
@@ -9521,6 +9902,7 @@
     </w:tblStylePr>
     <w:tblStylePr w:type="lastCol">
       <w:rPr>
+        <w:rFonts w:eastAsia="黑体"/>
         <w:b w:val="0"/>
         <w:bCs w:val="0"/>
         <w:color w:themeColor="text1" w:val="000000"/>
@@ -9570,7 +9952,7 @@
       <w:spacing w:after="0" w:line="240" w:lineRule="auto"/>
     </w:pPr>
     <w:rPr>
-      <w:rFonts w:asciiTheme="majorHAnsi" w:cstheme="majorBidi" w:eastAsiaTheme="majorEastAsia" w:hAnsiTheme="majorHAnsi"/>
+      <w:rFonts w:asciiTheme="majorHAnsi" w:cstheme="majorBidi" w:hAnsiTheme="majorHAnsi" w:eastAsia="黑体"/>
       <w:color w:themeColor="text1" w:val="000000"/>
     </w:rPr>
     <w:tblPr>
@@ -9597,6 +9979,7 @@
     </w:tcPr>
     <w:tblStylePr w:type="firstRow">
       <w:rPr>
+        <w:rFonts w:eastAsia="黑体"/>
         <w:b/>
         <w:bCs/>
         <w:color w:themeColor="text1" w:val="000000"/>
@@ -9608,6 +9991,7 @@
     </w:tblStylePr>
     <w:tblStylePr w:type="lastRow">
       <w:rPr>
+        <w:rFonts w:eastAsia="黑体"/>
         <w:b/>
         <w:bCs/>
         <w:color w:themeColor="text1" w:val="000000"/>
@@ -9627,6 +10011,7 @@
     </w:tblStylePr>
     <w:tblStylePr w:type="firstCol">
       <w:rPr>
+        <w:rFonts w:eastAsia="黑体"/>
         <w:b/>
         <w:bCs/>
         <w:color w:themeColor="text1" w:val="000000"/>
@@ -9646,6 +10031,7 @@
     </w:tblStylePr>
     <w:tblStylePr w:type="lastCol">
       <w:rPr>
+        <w:rFonts w:eastAsia="黑体"/>
         <w:b w:val="0"/>
         <w:bCs w:val="0"/>
         <w:color w:themeColor="text1" w:val="000000"/>
@@ -9695,7 +10081,7 @@
       <w:spacing w:after="0" w:line="240" w:lineRule="auto"/>
     </w:pPr>
     <w:rPr>
-      <w:rFonts w:asciiTheme="majorHAnsi" w:cstheme="majorBidi" w:eastAsiaTheme="majorEastAsia" w:hAnsiTheme="majorHAnsi"/>
+      <w:rFonts w:asciiTheme="majorHAnsi" w:cstheme="majorBidi" w:hAnsiTheme="majorHAnsi" w:eastAsia="黑体"/>
       <w:color w:themeColor="text1" w:val="000000"/>
     </w:rPr>
     <w:tblPr>
@@ -9722,6 +10108,7 @@
     </w:tcPr>
     <w:tblStylePr w:type="firstRow">
       <w:rPr>
+        <w:rFonts w:eastAsia="黑体"/>
         <w:b/>
         <w:bCs/>
         <w:color w:themeColor="text1" w:val="000000"/>
@@ -9733,6 +10120,7 @@
     </w:tblStylePr>
     <w:tblStylePr w:type="lastRow">
       <w:rPr>
+        <w:rFonts w:eastAsia="黑体"/>
         <w:b/>
         <w:bCs/>
         <w:color w:themeColor="text1" w:val="000000"/>
@@ -9752,6 +10140,7 @@
     </w:tblStylePr>
     <w:tblStylePr w:type="firstCol">
       <w:rPr>
+        <w:rFonts w:eastAsia="黑体"/>
         <w:b/>
         <w:bCs/>
         <w:color w:themeColor="text1" w:val="000000"/>
@@ -9771,6 +10160,7 @@
     </w:tblStylePr>
     <w:tblStylePr w:type="lastCol">
       <w:rPr>
+        <w:rFonts w:eastAsia="黑体"/>
         <w:b w:val="0"/>
         <w:bCs w:val="0"/>
         <w:color w:themeColor="text1" w:val="000000"/>
@@ -9820,7 +10210,7 @@
       <w:spacing w:after="0" w:line="240" w:lineRule="auto"/>
     </w:pPr>
     <w:rPr>
-      <w:rFonts w:asciiTheme="majorHAnsi" w:cstheme="majorBidi" w:eastAsiaTheme="majorEastAsia" w:hAnsiTheme="majorHAnsi"/>
+      <w:rFonts w:asciiTheme="majorHAnsi" w:cstheme="majorBidi" w:hAnsiTheme="majorHAnsi" w:eastAsia="黑体"/>
       <w:color w:themeColor="text1" w:val="000000"/>
     </w:rPr>
     <w:tblPr>
@@ -9847,6 +10237,7 @@
     </w:tcPr>
     <w:tblStylePr w:type="firstRow">
       <w:rPr>
+        <w:rFonts w:eastAsia="黑体"/>
         <w:b/>
         <w:bCs/>
         <w:color w:themeColor="text1" w:val="000000"/>
@@ -9858,6 +10249,7 @@
     </w:tblStylePr>
     <w:tblStylePr w:type="lastRow">
       <w:rPr>
+        <w:rFonts w:eastAsia="黑体"/>
         <w:b/>
         <w:bCs/>
         <w:color w:themeColor="text1" w:val="000000"/>
@@ -9877,6 +10269,7 @@
     </w:tblStylePr>
     <w:tblStylePr w:type="firstCol">
       <w:rPr>
+        <w:rFonts w:eastAsia="黑体"/>
         <w:b/>
         <w:bCs/>
         <w:color w:themeColor="text1" w:val="000000"/>
@@ -9896,6 +10289,7 @@
     </w:tblStylePr>
     <w:tblStylePr w:type="lastCol">
       <w:rPr>
+        <w:rFonts w:eastAsia="黑体"/>
         <w:b w:val="0"/>
         <w:bCs w:val="0"/>
         <w:color w:themeColor="text1" w:val="000000"/>
@@ -9945,7 +10339,7 @@
       <w:spacing w:after="0" w:line="240" w:lineRule="auto"/>
     </w:pPr>
     <w:rPr>
-      <w:rFonts w:asciiTheme="majorHAnsi" w:cstheme="majorBidi" w:eastAsiaTheme="majorEastAsia" w:hAnsiTheme="majorHAnsi"/>
+      <w:rFonts w:asciiTheme="majorHAnsi" w:cstheme="majorBidi" w:hAnsiTheme="majorHAnsi" w:eastAsia="黑体"/>
       <w:color w:themeColor="text1" w:val="000000"/>
     </w:rPr>
     <w:tblPr>
@@ -9972,6 +10366,7 @@
     </w:tcPr>
     <w:tblStylePr w:type="firstRow">
       <w:rPr>
+        <w:rFonts w:eastAsia="黑体"/>
         <w:b/>
         <w:bCs/>
         <w:color w:themeColor="text1" w:val="000000"/>
@@ -9983,6 +10378,7 @@
     </w:tblStylePr>
     <w:tblStylePr w:type="lastRow">
       <w:rPr>
+        <w:rFonts w:eastAsia="黑体"/>
         <w:b/>
         <w:bCs/>
         <w:color w:themeColor="text1" w:val="000000"/>
@@ -10002,6 +10398,7 @@
     </w:tblStylePr>
     <w:tblStylePr w:type="firstCol">
       <w:rPr>
+        <w:rFonts w:eastAsia="黑体"/>
         <w:b/>
         <w:bCs/>
         <w:color w:themeColor="text1" w:val="000000"/>
@@ -10021,6 +10418,7 @@
     </w:tblStylePr>
     <w:tblStylePr w:type="lastCol">
       <w:rPr>
+        <w:rFonts w:eastAsia="黑体"/>
         <w:b w:val="0"/>
         <w:bCs w:val="0"/>
         <w:color w:themeColor="text1" w:val="000000"/>
@@ -10070,7 +10468,7 @@
       <w:spacing w:after="0" w:line="240" w:lineRule="auto"/>
     </w:pPr>
     <w:rPr>
-      <w:rFonts w:asciiTheme="majorHAnsi" w:cstheme="majorBidi" w:eastAsiaTheme="majorEastAsia" w:hAnsiTheme="majorHAnsi"/>
+      <w:rFonts w:asciiTheme="majorHAnsi" w:cstheme="majorBidi" w:hAnsiTheme="majorHAnsi" w:eastAsia="黑体"/>
       <w:color w:themeColor="text1" w:val="000000"/>
     </w:rPr>
     <w:tblPr>
@@ -10097,6 +10495,7 @@
     </w:tcPr>
     <w:tblStylePr w:type="firstRow">
       <w:rPr>
+        <w:rFonts w:eastAsia="黑体"/>
         <w:b/>
         <w:bCs/>
         <w:color w:themeColor="text1" w:val="000000"/>
@@ -10108,6 +10507,7 @@
     </w:tblStylePr>
     <w:tblStylePr w:type="lastRow">
       <w:rPr>
+        <w:rFonts w:eastAsia="黑体"/>
         <w:b/>
         <w:bCs/>
         <w:color w:themeColor="text1" w:val="000000"/>
@@ -10127,6 +10527,7 @@
     </w:tblStylePr>
     <w:tblStylePr w:type="firstCol">
       <w:rPr>
+        <w:rFonts w:eastAsia="黑体"/>
         <w:b/>
         <w:bCs/>
         <w:color w:themeColor="text1" w:val="000000"/>
@@ -10146,6 +10547,7 @@
     </w:tblStylePr>
     <w:tblStylePr w:type="lastCol">
       <w:rPr>
+        <w:rFonts w:eastAsia="黑体"/>
         <w:b w:val="0"/>
         <w:bCs w:val="0"/>
         <w:color w:themeColor="text1" w:val="000000"/>
@@ -10195,7 +10597,7 @@
       <w:spacing w:after="0" w:line="240" w:lineRule="auto"/>
     </w:pPr>
     <w:rPr>
-      <w:rFonts w:asciiTheme="majorHAnsi" w:cstheme="majorBidi" w:eastAsiaTheme="majorEastAsia" w:hAnsiTheme="majorHAnsi"/>
+      <w:rFonts w:asciiTheme="majorHAnsi" w:cstheme="majorBidi" w:hAnsiTheme="majorHAnsi" w:eastAsia="黑体"/>
       <w:color w:themeColor="text1" w:val="000000"/>
     </w:rPr>
     <w:tblPr>
@@ -10222,6 +10624,7 @@
     </w:tcPr>
     <w:tblStylePr w:type="firstRow">
       <w:rPr>
+        <w:rFonts w:eastAsia="黑体"/>
         <w:b/>
         <w:bCs/>
         <w:color w:themeColor="text1" w:val="000000"/>
@@ -10233,6 +10636,7 @@
     </w:tblStylePr>
     <w:tblStylePr w:type="lastRow">
       <w:rPr>
+        <w:rFonts w:eastAsia="黑体"/>
         <w:b/>
         <w:bCs/>
         <w:color w:themeColor="text1" w:val="000000"/>
@@ -10252,6 +10656,7 @@
     </w:tblStylePr>
     <w:tblStylePr w:type="firstCol">
       <w:rPr>
+        <w:rFonts w:eastAsia="黑体"/>
         <w:b/>
         <w:bCs/>
         <w:color w:themeColor="text1" w:val="000000"/>
@@ -10271,6 +10676,7 @@
     </w:tblStylePr>
     <w:tblStylePr w:type="lastCol">
       <w:rPr>
+        <w:rFonts w:eastAsia="黑体"/>
         <w:b w:val="0"/>
         <w:bCs w:val="0"/>
         <w:color w:themeColor="text1" w:val="000000"/>
@@ -10343,6 +10749,7 @@
     </w:tcPr>
     <w:tblStylePr w:type="firstRow">
       <w:rPr>
+        <w:rFonts w:eastAsia="黑体"/>
         <w:b/>
         <w:bCs/>
         <w:i w:val="0"/>
@@ -10364,6 +10771,7 @@
     </w:tblStylePr>
     <w:tblStylePr w:type="lastRow">
       <w:rPr>
+        <w:rFonts w:eastAsia="黑体"/>
         <w:b/>
         <w:bCs/>
         <w:i w:val="0"/>
@@ -10385,6 +10793,7 @@
     </w:tblStylePr>
     <w:tblStylePr w:type="firstCol">
       <w:rPr>
+        <w:rFonts w:eastAsia="黑体"/>
         <w:b/>
         <w:bCs/>
         <w:i w:val="0"/>
@@ -10404,6 +10813,7 @@
     </w:tblStylePr>
     <w:tblStylePr w:type="lastCol">
       <w:rPr>
+        <w:rFonts w:eastAsia="黑体"/>
         <w:b/>
         <w:bCs/>
         <w:i w:val="0"/>
@@ -10484,6 +10894,7 @@
     </w:tcPr>
     <w:tblStylePr w:type="firstRow">
       <w:rPr>
+        <w:rFonts w:eastAsia="黑体"/>
         <w:b/>
         <w:bCs/>
         <w:i w:val="0"/>
@@ -10505,6 +10916,7 @@
     </w:tblStylePr>
     <w:tblStylePr w:type="lastRow">
       <w:rPr>
+        <w:rFonts w:eastAsia="黑体"/>
         <w:b/>
         <w:bCs/>
         <w:i w:val="0"/>
@@ -10526,6 +10938,7 @@
     </w:tblStylePr>
     <w:tblStylePr w:type="firstCol">
       <w:rPr>
+        <w:rFonts w:eastAsia="黑体"/>
         <w:b/>
         <w:bCs/>
         <w:i w:val="0"/>
@@ -10545,6 +10958,7 @@
     </w:tblStylePr>
     <w:tblStylePr w:type="lastCol">
       <w:rPr>
+        <w:rFonts w:eastAsia="黑体"/>
         <w:b/>
         <w:bCs/>
         <w:i w:val="0"/>
@@ -10625,6 +11039,7 @@
     </w:tcPr>
     <w:tblStylePr w:type="firstRow">
       <w:rPr>
+        <w:rFonts w:eastAsia="黑体"/>
         <w:b/>
         <w:bCs/>
         <w:i w:val="0"/>
@@ -10646,6 +11061,7 @@
     </w:tblStylePr>
     <w:tblStylePr w:type="lastRow">
       <w:rPr>
+        <w:rFonts w:eastAsia="黑体"/>
         <w:b/>
         <w:bCs/>
         <w:i w:val="0"/>
@@ -10667,6 +11083,7 @@
     </w:tblStylePr>
     <w:tblStylePr w:type="firstCol">
       <w:rPr>
+        <w:rFonts w:eastAsia="黑体"/>
         <w:b/>
         <w:bCs/>
         <w:i w:val="0"/>
@@ -10686,6 +11103,7 @@
     </w:tblStylePr>
     <w:tblStylePr w:type="lastCol">
       <w:rPr>
+        <w:rFonts w:eastAsia="黑体"/>
         <w:b/>
         <w:bCs/>
         <w:i w:val="0"/>
@@ -10766,6 +11184,7 @@
     </w:tcPr>
     <w:tblStylePr w:type="firstRow">
       <w:rPr>
+        <w:rFonts w:eastAsia="黑体"/>
         <w:b/>
         <w:bCs/>
         <w:i w:val="0"/>
@@ -10787,6 +11206,7 @@
     </w:tblStylePr>
     <w:tblStylePr w:type="lastRow">
       <w:rPr>
+        <w:rFonts w:eastAsia="黑体"/>
         <w:b/>
         <w:bCs/>
         <w:i w:val="0"/>
@@ -10808,6 +11228,7 @@
     </w:tblStylePr>
     <w:tblStylePr w:type="firstCol">
       <w:rPr>
+        <w:rFonts w:eastAsia="黑体"/>
         <w:b/>
         <w:bCs/>
         <w:i w:val="0"/>
@@ -10827,6 +11248,7 @@
     </w:tblStylePr>
     <w:tblStylePr w:type="lastCol">
       <w:rPr>
+        <w:rFonts w:eastAsia="黑体"/>
         <w:b/>
         <w:bCs/>
         <w:i w:val="0"/>
@@ -10907,6 +11329,7 @@
     </w:tcPr>
     <w:tblStylePr w:type="firstRow">
       <w:rPr>
+        <w:rFonts w:eastAsia="黑体"/>
         <w:b/>
         <w:bCs/>
         <w:i w:val="0"/>
@@ -10928,6 +11351,7 @@
     </w:tblStylePr>
     <w:tblStylePr w:type="lastRow">
       <w:rPr>
+        <w:rFonts w:eastAsia="黑体"/>
         <w:b/>
         <w:bCs/>
         <w:i w:val="0"/>
@@ -10949,6 +11373,7 @@
     </w:tblStylePr>
     <w:tblStylePr w:type="firstCol">
       <w:rPr>
+        <w:rFonts w:eastAsia="黑体"/>
         <w:b/>
         <w:bCs/>
         <w:i w:val="0"/>
@@ -10968,6 +11393,7 @@
     </w:tblStylePr>
     <w:tblStylePr w:type="lastCol">
       <w:rPr>
+        <w:rFonts w:eastAsia="黑体"/>
         <w:b/>
         <w:bCs/>
         <w:i w:val="0"/>
@@ -11048,6 +11474,7 @@
     </w:tcPr>
     <w:tblStylePr w:type="firstRow">
       <w:rPr>
+        <w:rFonts w:eastAsia="黑体"/>
         <w:b/>
         <w:bCs/>
         <w:i w:val="0"/>
@@ -11069,6 +11496,7 @@
     </w:tblStylePr>
     <w:tblStylePr w:type="lastRow">
       <w:rPr>
+        <w:rFonts w:eastAsia="黑体"/>
         <w:b/>
         <w:bCs/>
         <w:i w:val="0"/>
@@ -11090,6 +11518,7 @@
     </w:tblStylePr>
     <w:tblStylePr w:type="firstCol">
       <w:rPr>
+        <w:rFonts w:eastAsia="黑体"/>
         <w:b/>
         <w:bCs/>
         <w:i w:val="0"/>
@@ -11109,6 +11538,7 @@
     </w:tblStylePr>
     <w:tblStylePr w:type="lastCol">
       <w:rPr>
+        <w:rFonts w:eastAsia="黑体"/>
         <w:b/>
         <w:bCs/>
         <w:i w:val="0"/>
@@ -11189,6 +11619,7 @@
     </w:tcPr>
     <w:tblStylePr w:type="firstRow">
       <w:rPr>
+        <w:rFonts w:eastAsia="黑体"/>
         <w:b/>
         <w:bCs/>
         <w:i w:val="0"/>
@@ -11210,6 +11641,7 @@
     </w:tblStylePr>
     <w:tblStylePr w:type="lastRow">
       <w:rPr>
+        <w:rFonts w:eastAsia="黑体"/>
         <w:b/>
         <w:bCs/>
         <w:i w:val="0"/>
@@ -11231,6 +11663,7 @@
     </w:tblStylePr>
     <w:tblStylePr w:type="firstCol">
       <w:rPr>
+        <w:rFonts w:eastAsia="黑体"/>
         <w:b/>
         <w:bCs/>
         <w:i w:val="0"/>
@@ -11250,6 +11683,7 @@
     </w:tblStylePr>
     <w:tblStylePr w:type="lastCol">
       <w:rPr>
+        <w:rFonts w:eastAsia="黑体"/>
         <w:b/>
         <w:bCs/>
         <w:i w:val="0"/>
@@ -11307,6 +11741,7 @@
       <w:spacing w:after="0" w:line="240" w:lineRule="auto"/>
     </w:pPr>
     <w:rPr>
+      <w:rFonts w:eastAsia="黑体"/>
       <w:color w:themeColor="background1" w:val="FFFFFF"/>
     </w:rPr>
     <w:tblPr>
@@ -11325,6 +11760,7 @@
     </w:tcPr>
     <w:tblStylePr w:type="firstRow">
       <w:rPr>
+        <w:rFonts w:eastAsia="黑体"/>
         <w:b/>
         <w:bCs/>
       </w:rPr>
@@ -11421,6 +11857,7 @@
       <w:spacing w:after="0" w:line="240" w:lineRule="auto"/>
     </w:pPr>
     <w:rPr>
+      <w:rFonts w:eastAsia="黑体"/>
       <w:color w:themeColor="background1" w:val="FFFFFF"/>
     </w:rPr>
     <w:tblPr>
@@ -11439,6 +11876,7 @@
     </w:tcPr>
     <w:tblStylePr w:type="firstRow">
       <w:rPr>
+        <w:rFonts w:eastAsia="黑体"/>
         <w:b/>
         <w:bCs/>
       </w:rPr>
@@ -11535,6 +11973,7 @@
       <w:spacing w:after="0" w:line="240" w:lineRule="auto"/>
     </w:pPr>
     <w:rPr>
+      <w:rFonts w:eastAsia="黑体"/>
       <w:color w:themeColor="background1" w:val="FFFFFF"/>
     </w:rPr>
     <w:tblPr>
@@ -11553,6 +11992,7 @@
     </w:tcPr>
     <w:tblStylePr w:type="firstRow">
       <w:rPr>
+        <w:rFonts w:eastAsia="黑体"/>
         <w:b/>
         <w:bCs/>
       </w:rPr>
@@ -11649,6 +12089,7 @@
       <w:spacing w:after="0" w:line="240" w:lineRule="auto"/>
     </w:pPr>
     <w:rPr>
+      <w:rFonts w:eastAsia="黑体"/>
       <w:color w:themeColor="background1" w:val="FFFFFF"/>
     </w:rPr>
     <w:tblPr>
@@ -11667,6 +12108,7 @@
     </w:tcPr>
     <w:tblStylePr w:type="firstRow">
       <w:rPr>
+        <w:rFonts w:eastAsia="黑体"/>
         <w:b/>
         <w:bCs/>
       </w:rPr>
@@ -11763,6 +12205,7 @@
       <w:spacing w:after="0" w:line="240" w:lineRule="auto"/>
     </w:pPr>
     <w:rPr>
+      <w:rFonts w:eastAsia="黑体"/>
       <w:color w:themeColor="background1" w:val="FFFFFF"/>
     </w:rPr>
     <w:tblPr>
@@ -11781,6 +12224,7 @@
     </w:tcPr>
     <w:tblStylePr w:type="firstRow">
       <w:rPr>
+        <w:rFonts w:eastAsia="黑体"/>
         <w:b/>
         <w:bCs/>
       </w:rPr>
@@ -11877,6 +12321,7 @@
       <w:spacing w:after="0" w:line="240" w:lineRule="auto"/>
     </w:pPr>
     <w:rPr>
+      <w:rFonts w:eastAsia="黑体"/>
       <w:color w:themeColor="background1" w:val="FFFFFF"/>
     </w:rPr>
     <w:tblPr>
@@ -11895,6 +12340,7 @@
     </w:tcPr>
     <w:tblStylePr w:type="firstRow">
       <w:rPr>
+        <w:rFonts w:eastAsia="黑体"/>
         <w:b/>
         <w:bCs/>
       </w:rPr>
@@ -11991,6 +12437,7 @@
       <w:spacing w:after="0" w:line="240" w:lineRule="auto"/>
     </w:pPr>
     <w:rPr>
+      <w:rFonts w:eastAsia="黑体"/>
       <w:color w:themeColor="background1" w:val="FFFFFF"/>
     </w:rPr>
     <w:tblPr>
@@ -12009,6 +12456,7 @@
     </w:tcPr>
     <w:tblStylePr w:type="firstRow">
       <w:rPr>
+        <w:rFonts w:eastAsia="黑体"/>
         <w:b/>
         <w:bCs/>
       </w:rPr>
@@ -12105,6 +12553,7 @@
       <w:spacing w:after="0" w:line="240" w:lineRule="auto"/>
     </w:pPr>
     <w:rPr>
+      <w:rFonts w:eastAsia="黑体"/>
       <w:color w:themeColor="text1" w:val="000000"/>
     </w:rPr>
     <w:tblPr>
@@ -12131,6 +12580,7 @@
     </w:tcPr>
     <w:tblStylePr w:type="firstRow">
       <w:rPr>
+        <w:rFonts w:eastAsia="黑体"/>
         <w:b/>
         <w:bCs/>
       </w:rPr>
@@ -12149,6 +12599,7 @@
     </w:tblStylePr>
     <w:tblStylePr w:type="lastRow">
       <w:rPr>
+        <w:rFonts w:eastAsia="黑体"/>
         <w:b/>
         <w:bCs/>
         <w:color w:themeColor="background1" w:val="FFFFFF"/>
@@ -12163,6 +12614,7 @@
     </w:tblStylePr>
     <w:tblStylePr w:type="firstCol">
       <w:rPr>
+        <w:rFonts w:eastAsia="黑体"/>
         <w:color w:themeColor="background1" w:val="FFFFFF"/>
       </w:rPr>
       <w:tblPr/>
@@ -12180,6 +12632,7 @@
     </w:tblStylePr>
     <w:tblStylePr w:type="lastCol">
       <w:rPr>
+        <w:rFonts w:eastAsia="黑体"/>
         <w:color w:themeColor="background1" w:val="FFFFFF"/>
       </w:rPr>
       <w:tblPr/>
@@ -12209,11 +12662,13 @@
     </w:tblStylePr>
     <w:tblStylePr w:type="neCell">
       <w:rPr>
+        <w:rFonts w:eastAsia="黑体"/>
         <w:color w:themeColor="text1" w:val="000000"/>
       </w:rPr>
     </w:tblStylePr>
     <w:tblStylePr w:type="nwCell">
       <w:rPr>
+        <w:rFonts w:eastAsia="黑体"/>
         <w:color w:themeColor="text1" w:val="000000"/>
       </w:rPr>
     </w:tblStylePr>
@@ -12227,6 +12682,7 @@
       <w:spacing w:after="0" w:line="240" w:lineRule="auto"/>
     </w:pPr>
     <w:rPr>
+      <w:rFonts w:eastAsia="黑体"/>
       <w:color w:themeColor="text1" w:val="000000"/>
     </w:rPr>
     <w:tblPr>
@@ -12253,6 +12709,7 @@
     </w:tcPr>
     <w:tblStylePr w:type="firstRow">
       <w:rPr>
+        <w:rFonts w:eastAsia="黑体"/>
         <w:b/>
         <w:bCs/>
       </w:rPr>
@@ -12271,6 +12728,7 @@
     </w:tblStylePr>
     <w:tblStylePr w:type="lastRow">
       <w:rPr>
+        <w:rFonts w:eastAsia="黑体"/>
         <w:b/>
         <w:bCs/>
         <w:color w:themeColor="background1" w:val="FFFFFF"/>
@@ -12285,6 +12743,7 @@
     </w:tblStylePr>
     <w:tblStylePr w:type="firstCol">
       <w:rPr>
+        <w:rFonts w:eastAsia="黑体"/>
         <w:color w:themeColor="background1" w:val="FFFFFF"/>
       </w:rPr>
       <w:tblPr/>
@@ -12302,6 +12761,7 @@
     </w:tblStylePr>
     <w:tblStylePr w:type="lastCol">
       <w:rPr>
+        <w:rFonts w:eastAsia="黑体"/>
         <w:color w:themeColor="background1" w:val="FFFFFF"/>
       </w:rPr>
       <w:tblPr/>
@@ -12331,11 +12791,13 @@
     </w:tblStylePr>
     <w:tblStylePr w:type="neCell">
       <w:rPr>
+        <w:rFonts w:eastAsia="黑体"/>
         <w:color w:themeColor="text1" w:val="000000"/>
       </w:rPr>
     </w:tblStylePr>
     <w:tblStylePr w:type="nwCell">
       <w:rPr>
+        <w:rFonts w:eastAsia="黑体"/>
         <w:color w:themeColor="text1" w:val="000000"/>
       </w:rPr>
     </w:tblStylePr>
@@ -12349,6 +12811,7 @@
       <w:spacing w:after="0" w:line="240" w:lineRule="auto"/>
     </w:pPr>
     <w:rPr>
+      <w:rFonts w:eastAsia="黑体"/>
       <w:color w:themeColor="text1" w:val="000000"/>
     </w:rPr>
     <w:tblPr>
@@ -12375,6 +12838,7 @@
     </w:tcPr>
     <w:tblStylePr w:type="firstRow">
       <w:rPr>
+        <w:rFonts w:eastAsia="黑体"/>
         <w:b/>
         <w:bCs/>
       </w:rPr>
@@ -12393,6 +12857,7 @@
     </w:tblStylePr>
     <w:tblStylePr w:type="lastRow">
       <w:rPr>
+        <w:rFonts w:eastAsia="黑体"/>
         <w:b/>
         <w:bCs/>
         <w:color w:themeColor="background1" w:val="FFFFFF"/>
@@ -12407,6 +12872,7 @@
     </w:tblStylePr>
     <w:tblStylePr w:type="firstCol">
       <w:rPr>
+        <w:rFonts w:eastAsia="黑体"/>
         <w:color w:themeColor="background1" w:val="FFFFFF"/>
       </w:rPr>
       <w:tblPr/>
@@ -12424,6 +12890,7 @@
     </w:tblStylePr>
     <w:tblStylePr w:type="lastCol">
       <w:rPr>
+        <w:rFonts w:eastAsia="黑体"/>
         <w:color w:themeColor="background1" w:val="FFFFFF"/>
       </w:rPr>
       <w:tblPr/>
@@ -12453,11 +12920,13 @@
     </w:tblStylePr>
     <w:tblStylePr w:type="neCell">
       <w:rPr>
+        <w:rFonts w:eastAsia="黑体"/>
         <w:color w:themeColor="text1" w:val="000000"/>
       </w:rPr>
     </w:tblStylePr>
     <w:tblStylePr w:type="nwCell">
       <w:rPr>
+        <w:rFonts w:eastAsia="黑体"/>
         <w:color w:themeColor="text1" w:val="000000"/>
       </w:rPr>
     </w:tblStylePr>
@@ -12471,6 +12940,7 @@
       <w:spacing w:after="0" w:line="240" w:lineRule="auto"/>
     </w:pPr>
     <w:rPr>
+      <w:rFonts w:eastAsia="黑体"/>
       <w:color w:themeColor="text1" w:val="000000"/>
     </w:rPr>
     <w:tblPr>
@@ -12497,6 +12967,7 @@
     </w:tcPr>
     <w:tblStylePr w:type="firstRow">
       <w:rPr>
+        <w:rFonts w:eastAsia="黑体"/>
         <w:b/>
         <w:bCs/>
       </w:rPr>
@@ -12515,6 +12986,7 @@
     </w:tblStylePr>
     <w:tblStylePr w:type="lastRow">
       <w:rPr>
+        <w:rFonts w:eastAsia="黑体"/>
         <w:b/>
         <w:bCs/>
         <w:color w:themeColor="background1" w:val="FFFFFF"/>
@@ -12529,6 +13001,7 @@
     </w:tblStylePr>
     <w:tblStylePr w:type="firstCol">
       <w:rPr>
+        <w:rFonts w:eastAsia="黑体"/>
         <w:color w:themeColor="background1" w:val="FFFFFF"/>
       </w:rPr>
       <w:tblPr/>
@@ -12546,6 +13019,7 @@
     </w:tblStylePr>
     <w:tblStylePr w:type="lastCol">
       <w:rPr>
+        <w:rFonts w:eastAsia="黑体"/>
         <w:color w:themeColor="background1" w:val="FFFFFF"/>
       </w:rPr>
       <w:tblPr/>
@@ -12583,6 +13057,7 @@
       <w:spacing w:after="0" w:line="240" w:lineRule="auto"/>
     </w:pPr>
     <w:rPr>
+      <w:rFonts w:eastAsia="黑体"/>
       <w:color w:themeColor="text1" w:val="000000"/>
     </w:rPr>
     <w:tblPr>
@@ -12609,6 +13084,7 @@
     </w:tcPr>
     <w:tblStylePr w:type="firstRow">
       <w:rPr>
+        <w:rFonts w:eastAsia="黑体"/>
         <w:b/>
         <w:bCs/>
       </w:rPr>
@@ -12627,6 +13103,7 @@
     </w:tblStylePr>
     <w:tblStylePr w:type="lastRow">
       <w:rPr>
+        <w:rFonts w:eastAsia="黑体"/>
         <w:b/>
         <w:bCs/>
         <w:color w:themeColor="background1" w:val="FFFFFF"/>
@@ -12641,6 +13118,7 @@
     </w:tblStylePr>
     <w:tblStylePr w:type="firstCol">
       <w:rPr>
+        <w:rFonts w:eastAsia="黑体"/>
         <w:color w:themeColor="background1" w:val="FFFFFF"/>
       </w:rPr>
       <w:tblPr/>
@@ -12658,6 +13136,7 @@
     </w:tblStylePr>
     <w:tblStylePr w:type="lastCol">
       <w:rPr>
+        <w:rFonts w:eastAsia="黑体"/>
         <w:color w:themeColor="background1" w:val="FFFFFF"/>
       </w:rPr>
       <w:tblPr/>
@@ -12687,11 +13166,13 @@
     </w:tblStylePr>
     <w:tblStylePr w:type="neCell">
       <w:rPr>
+        <w:rFonts w:eastAsia="黑体"/>
         <w:color w:themeColor="text1" w:val="000000"/>
       </w:rPr>
     </w:tblStylePr>
     <w:tblStylePr w:type="nwCell">
       <w:rPr>
+        <w:rFonts w:eastAsia="黑体"/>
         <w:color w:themeColor="text1" w:val="000000"/>
       </w:rPr>
     </w:tblStylePr>
@@ -12705,6 +13186,7 @@
       <w:spacing w:after="0" w:line="240" w:lineRule="auto"/>
     </w:pPr>
     <w:rPr>
+      <w:rFonts w:eastAsia="黑体"/>
       <w:color w:themeColor="text1" w:val="000000"/>
     </w:rPr>
     <w:tblPr>
@@ -12731,6 +13213,7 @@
     </w:tcPr>
     <w:tblStylePr w:type="firstRow">
       <w:rPr>
+        <w:rFonts w:eastAsia="黑体"/>
         <w:b/>
         <w:bCs/>
       </w:rPr>
@@ -12749,6 +13232,7 @@
     </w:tblStylePr>
     <w:tblStylePr w:type="lastRow">
       <w:rPr>
+        <w:rFonts w:eastAsia="黑体"/>
         <w:b/>
         <w:bCs/>
         <w:color w:themeColor="background1" w:val="FFFFFF"/>
@@ -12763,6 +13247,7 @@
     </w:tblStylePr>
     <w:tblStylePr w:type="firstCol">
       <w:rPr>
+        <w:rFonts w:eastAsia="黑体"/>
         <w:color w:themeColor="background1" w:val="FFFFFF"/>
       </w:rPr>
       <w:tblPr/>
@@ -12780,6 +13265,7 @@
     </w:tblStylePr>
     <w:tblStylePr w:type="lastCol">
       <w:rPr>
+        <w:rFonts w:eastAsia="黑体"/>
         <w:color w:themeColor="background1" w:val="FFFFFF"/>
       </w:rPr>
       <w:tblPr/>
@@ -12809,11 +13295,13 @@
     </w:tblStylePr>
     <w:tblStylePr w:type="neCell">
       <w:rPr>
+        <w:rFonts w:eastAsia="黑体"/>
         <w:color w:themeColor="text1" w:val="000000"/>
       </w:rPr>
     </w:tblStylePr>
     <w:tblStylePr w:type="nwCell">
       <w:rPr>
+        <w:rFonts w:eastAsia="黑体"/>
         <w:color w:themeColor="text1" w:val="000000"/>
       </w:rPr>
     </w:tblStylePr>
@@ -12827,6 +13315,7 @@
       <w:spacing w:after="0" w:line="240" w:lineRule="auto"/>
     </w:pPr>
     <w:rPr>
+      <w:rFonts w:eastAsia="黑体"/>
       <w:color w:themeColor="text1" w:val="000000"/>
     </w:rPr>
     <w:tblPr>
@@ -12853,6 +13342,7 @@
     </w:tcPr>
     <w:tblStylePr w:type="firstRow">
       <w:rPr>
+        <w:rFonts w:eastAsia="黑体"/>
         <w:b/>
         <w:bCs/>
       </w:rPr>
@@ -12871,6 +13361,7 @@
     </w:tblStylePr>
     <w:tblStylePr w:type="lastRow">
       <w:rPr>
+        <w:rFonts w:eastAsia="黑体"/>
         <w:b/>
         <w:bCs/>
         <w:color w:themeColor="background1" w:val="FFFFFF"/>
@@ -12885,6 +13376,7 @@
     </w:tblStylePr>
     <w:tblStylePr w:type="firstCol">
       <w:rPr>
+        <w:rFonts w:eastAsia="黑体"/>
         <w:color w:themeColor="background1" w:val="FFFFFF"/>
       </w:rPr>
       <w:tblPr/>
@@ -12902,6 +13394,7 @@
     </w:tblStylePr>
     <w:tblStylePr w:type="lastCol">
       <w:rPr>
+        <w:rFonts w:eastAsia="黑体"/>
         <w:color w:themeColor="background1" w:val="FFFFFF"/>
       </w:rPr>
       <w:tblPr/>
@@ -12931,11 +13424,13 @@
     </w:tblStylePr>
     <w:tblStylePr w:type="neCell">
       <w:rPr>
+        <w:rFonts w:eastAsia="黑体"/>
         <w:color w:themeColor="text1" w:val="000000"/>
       </w:rPr>
     </w:tblStylePr>
     <w:tblStylePr w:type="nwCell">
       <w:rPr>
+        <w:rFonts w:eastAsia="黑体"/>
         <w:color w:themeColor="text1" w:val="000000"/>
       </w:rPr>
     </w:tblStylePr>
@@ -12949,6 +13444,7 @@
       <w:spacing w:after="0" w:line="240" w:lineRule="auto"/>
     </w:pPr>
     <w:rPr>
+      <w:rFonts w:eastAsia="黑体"/>
       <w:color w:themeColor="text1" w:val="000000"/>
     </w:rPr>
     <w:tblPr>
@@ -12967,6 +13463,7 @@
     </w:tcPr>
     <w:tblStylePr w:type="firstRow">
       <w:rPr>
+        <w:rFonts w:eastAsia="黑体"/>
         <w:b/>
         <w:bCs/>
         <w:color w:themeColor="background1" w:val="FFFFFF"/>
@@ -12981,6 +13478,7 @@
     </w:tblStylePr>
     <w:tblStylePr w:type="lastRow">
       <w:rPr>
+        <w:rFonts w:eastAsia="黑体"/>
         <w:b/>
         <w:bCs/>
         <w:color w:themeColor="accent2" w:themeShade="CC" w:val="9E3A38"/>
@@ -12995,12 +13493,14 @@
     </w:tblStylePr>
     <w:tblStylePr w:type="firstCol">
       <w:rPr>
+        <w:rFonts w:eastAsia="黑体"/>
         <w:b/>
         <w:bCs/>
       </w:rPr>
     </w:tblStylePr>
     <w:tblStylePr w:type="lastCol">
       <w:rPr>
+        <w:rFonts w:eastAsia="黑体"/>
         <w:b/>
         <w:bCs/>
       </w:rPr>
@@ -13035,6 +13535,7 @@
       <w:spacing w:after="0" w:line="240" w:lineRule="auto"/>
     </w:pPr>
     <w:rPr>
+      <w:rFonts w:eastAsia="黑体"/>
       <w:color w:themeColor="text1" w:val="000000"/>
     </w:rPr>
     <w:tblPr>
@@ -13053,6 +13554,7 @@
     </w:tcPr>
     <w:tblStylePr w:type="firstRow">
       <w:rPr>
+        <w:rFonts w:eastAsia="黑体"/>
         <w:b/>
         <w:bCs/>
         <w:color w:themeColor="background1" w:val="FFFFFF"/>
@@ -13067,6 +13569,7 @@
     </w:tblStylePr>
     <w:tblStylePr w:type="lastRow">
       <w:rPr>
+        <w:rFonts w:eastAsia="黑体"/>
         <w:b/>
         <w:bCs/>
         <w:color w:themeColor="accent2" w:themeShade="CC" w:val="9E3A38"/>
@@ -13081,12 +13584,14 @@
     </w:tblStylePr>
     <w:tblStylePr w:type="firstCol">
       <w:rPr>
+        <w:rFonts w:eastAsia="黑体"/>
         <w:b/>
         <w:bCs/>
       </w:rPr>
     </w:tblStylePr>
     <w:tblStylePr w:type="lastCol">
       <w:rPr>
+        <w:rFonts w:eastAsia="黑体"/>
         <w:b/>
         <w:bCs/>
       </w:rPr>
@@ -13121,6 +13626,7 @@
       <w:spacing w:after="0" w:line="240" w:lineRule="auto"/>
     </w:pPr>
     <w:rPr>
+      <w:rFonts w:eastAsia="黑体"/>
       <w:color w:themeColor="text1" w:val="000000"/>
     </w:rPr>
     <w:tblPr>
@@ -13139,6 +13645,7 @@
     </w:tcPr>
     <w:tblStylePr w:type="firstRow">
       <w:rPr>
+        <w:rFonts w:eastAsia="黑体"/>
         <w:b/>
         <w:bCs/>
         <w:color w:themeColor="background1" w:val="FFFFFF"/>
@@ -13153,6 +13660,7 @@
     </w:tblStylePr>
     <w:tblStylePr w:type="lastRow">
       <w:rPr>
+        <w:rFonts w:eastAsia="黑体"/>
         <w:b/>
         <w:bCs/>
         <w:color w:themeColor="accent2" w:themeShade="CC" w:val="9E3A38"/>
@@ -13167,12 +13675,14 @@
     </w:tblStylePr>
     <w:tblStylePr w:type="firstCol">
       <w:rPr>
+        <w:rFonts w:eastAsia="黑体"/>
         <w:b/>
         <w:bCs/>
       </w:rPr>
     </w:tblStylePr>
     <w:tblStylePr w:type="lastCol">
       <w:rPr>
+        <w:rFonts w:eastAsia="黑体"/>
         <w:b/>
         <w:bCs/>
       </w:rPr>
@@ -13207,6 +13717,7 @@
       <w:spacing w:after="0" w:line="240" w:lineRule="auto"/>
     </w:pPr>
     <w:rPr>
+      <w:rFonts w:eastAsia="黑体"/>
       <w:color w:themeColor="text1" w:val="000000"/>
     </w:rPr>
     <w:tblPr>
@@ -13225,6 +13736,7 @@
     </w:tcPr>
     <w:tblStylePr w:type="firstRow">
       <w:rPr>
+        <w:rFonts w:eastAsia="黑体"/>
         <w:b/>
         <w:bCs/>
         <w:color w:themeColor="background1" w:val="FFFFFF"/>
@@ -13239,6 +13751,7 @@
     </w:tblStylePr>
     <w:tblStylePr w:type="lastRow">
       <w:rPr>
+        <w:rFonts w:eastAsia="黑体"/>
         <w:b/>
         <w:bCs/>
         <w:color w:themeColor="accent4" w:themeShade="CC" w:val="664E82"/>
@@ -13253,12 +13766,14 @@
     </w:tblStylePr>
     <w:tblStylePr w:type="firstCol">
       <w:rPr>
+        <w:rFonts w:eastAsia="黑体"/>
         <w:b/>
         <w:bCs/>
       </w:rPr>
     </w:tblStylePr>
     <w:tblStylePr w:type="lastCol">
       <w:rPr>
+        <w:rFonts w:eastAsia="黑体"/>
         <w:b/>
         <w:bCs/>
       </w:rPr>
@@ -13293,6 +13808,7 @@
       <w:spacing w:after="0" w:line="240" w:lineRule="auto"/>
     </w:pPr>
     <w:rPr>
+      <w:rFonts w:eastAsia="黑体"/>
       <w:color w:themeColor="text1" w:val="000000"/>
     </w:rPr>
     <w:tblPr>
@@ -13311,6 +13827,7 @@
     </w:tcPr>
     <w:tblStylePr w:type="firstRow">
       <w:rPr>
+        <w:rFonts w:eastAsia="黑体"/>
         <w:b/>
         <w:bCs/>
         <w:color w:themeColor="background1" w:val="FFFFFF"/>
@@ -13325,6 +13842,7 @@
     </w:tblStylePr>
     <w:tblStylePr w:type="lastRow">
       <w:rPr>
+        <w:rFonts w:eastAsia="黑体"/>
         <w:b/>
         <w:bCs/>
         <w:color w:themeColor="accent3" w:themeShade="CC" w:val="7E9C40"/>
@@ -13339,12 +13857,14 @@
     </w:tblStylePr>
     <w:tblStylePr w:type="firstCol">
       <w:rPr>
+        <w:rFonts w:eastAsia="黑体"/>
         <w:b/>
         <w:bCs/>
       </w:rPr>
     </w:tblStylePr>
     <w:tblStylePr w:type="lastCol">
       <w:rPr>
+        <w:rFonts w:eastAsia="黑体"/>
         <w:b/>
         <w:bCs/>
       </w:rPr>
@@ -13379,6 +13899,7 @@
       <w:spacing w:after="0" w:line="240" w:lineRule="auto"/>
     </w:pPr>
     <w:rPr>
+      <w:rFonts w:eastAsia="黑体"/>
       <w:color w:themeColor="text1" w:val="000000"/>
     </w:rPr>
     <w:tblPr>
@@ -13397,6 +13918,7 @@
     </w:tcPr>
     <w:tblStylePr w:type="firstRow">
       <w:rPr>
+        <w:rFonts w:eastAsia="黑体"/>
         <w:b/>
         <w:bCs/>
         <w:color w:themeColor="background1" w:val="FFFFFF"/>
@@ -13411,6 +13933,7 @@
     </w:tblStylePr>
     <w:tblStylePr w:type="lastRow">
       <w:rPr>
+        <w:rFonts w:eastAsia="黑体"/>
         <w:b/>
         <w:bCs/>
         <w:color w:themeColor="accent6" w:themeShade="CC" w:val="F2730A"/>
@@ -13425,12 +13948,14 @@
     </w:tblStylePr>
     <w:tblStylePr w:type="firstCol">
       <w:rPr>
+        <w:rFonts w:eastAsia="黑体"/>
         <w:b/>
         <w:bCs/>
       </w:rPr>
     </w:tblStylePr>
     <w:tblStylePr w:type="lastCol">
       <w:rPr>
+        <w:rFonts w:eastAsia="黑体"/>
         <w:b/>
         <w:bCs/>
       </w:rPr>
@@ -13465,6 +13990,7 @@
       <w:spacing w:after="0" w:line="240" w:lineRule="auto"/>
     </w:pPr>
     <w:rPr>
+      <w:rFonts w:eastAsia="黑体"/>
       <w:color w:themeColor="text1" w:val="000000"/>
     </w:rPr>
     <w:tblPr>
@@ -13483,6 +14009,7 @@
     </w:tcPr>
     <w:tblStylePr w:type="firstRow">
       <w:rPr>
+        <w:rFonts w:eastAsia="黑体"/>
         <w:b/>
         <w:bCs/>
         <w:color w:themeColor="background1" w:val="FFFFFF"/>
@@ -13497,6 +14024,7 @@
     </w:tblStylePr>
     <w:tblStylePr w:type="lastRow">
       <w:rPr>
+        <w:rFonts w:eastAsia="黑体"/>
         <w:b/>
         <w:bCs/>
         <w:color w:themeColor="accent5" w:themeShade="CC" w:val="348DA5"/>
@@ -13511,12 +14039,14 @@
     </w:tblStylePr>
     <w:tblStylePr w:type="firstCol">
       <w:rPr>
+        <w:rFonts w:eastAsia="黑体"/>
         <w:b/>
         <w:bCs/>
       </w:rPr>
     </w:tblStylePr>
     <w:tblStylePr w:type="lastCol">
       <w:rPr>
+        <w:rFonts w:eastAsia="黑体"/>
         <w:b/>
         <w:bCs/>
       </w:rPr>
@@ -13551,6 +14081,7 @@
       <w:spacing w:after="0" w:line="240" w:lineRule="auto"/>
     </w:pPr>
     <w:rPr>
+      <w:rFonts w:eastAsia="黑体"/>
       <w:color w:themeColor="text1" w:val="000000"/>
     </w:rPr>
     <w:tblPr>
@@ -13572,6 +14103,7 @@
     </w:tcPr>
     <w:tblStylePr w:type="firstRow">
       <w:rPr>
+        <w:rFonts w:eastAsia="黑体"/>
         <w:b/>
         <w:bCs/>
       </w:rPr>
@@ -13582,6 +14114,7 @@
     </w:tblStylePr>
     <w:tblStylePr w:type="lastRow">
       <w:rPr>
+        <w:rFonts w:eastAsia="黑体"/>
         <w:b/>
         <w:bCs/>
         <w:color w:themeColor="text1" w:val="000000"/>
@@ -13593,6 +14126,7 @@
     </w:tblStylePr>
     <w:tblStylePr w:type="firstCol">
       <w:rPr>
+        <w:rFonts w:eastAsia="黑体"/>
         <w:color w:themeColor="background1" w:val="FFFFFF"/>
       </w:rPr>
       <w:tblPr/>
@@ -13602,6 +14136,7 @@
     </w:tblStylePr>
     <w:tblStylePr w:type="lastCol">
       <w:rPr>
+        <w:rFonts w:eastAsia="黑体"/>
         <w:color w:themeColor="background1" w:val="FFFFFF"/>
       </w:rPr>
       <w:tblPr/>
@@ -13631,6 +14166,7 @@
       <w:spacing w:after="0" w:line="240" w:lineRule="auto"/>
     </w:pPr>
     <w:rPr>
+      <w:rFonts w:eastAsia="黑体"/>
       <w:color w:themeColor="text1" w:val="000000"/>
     </w:rPr>
     <w:tblPr>
@@ -13652,6 +14188,7 @@
     </w:tcPr>
     <w:tblStylePr w:type="firstRow">
       <w:rPr>
+        <w:rFonts w:eastAsia="黑体"/>
         <w:b/>
         <w:bCs/>
       </w:rPr>
@@ -13662,6 +14199,7 @@
     </w:tblStylePr>
     <w:tblStylePr w:type="lastRow">
       <w:rPr>
+        <w:rFonts w:eastAsia="黑体"/>
         <w:b/>
         <w:bCs/>
         <w:color w:themeColor="text1" w:val="000000"/>
@@ -13673,6 +14211,7 @@
     </w:tblStylePr>
     <w:tblStylePr w:type="firstCol">
       <w:rPr>
+        <w:rFonts w:eastAsia="黑体"/>
         <w:color w:themeColor="background1" w:val="FFFFFF"/>
       </w:rPr>
       <w:tblPr/>
@@ -13682,6 +14221,7 @@
     </w:tblStylePr>
     <w:tblStylePr w:type="lastCol">
       <w:rPr>
+        <w:rFonts w:eastAsia="黑体"/>
         <w:color w:themeColor="background1" w:val="FFFFFF"/>
       </w:rPr>
       <w:tblPr/>
@@ -13711,6 +14251,7 @@
       <w:spacing w:after="0" w:line="240" w:lineRule="auto"/>
     </w:pPr>
     <w:rPr>
+      <w:rFonts w:eastAsia="黑体"/>
       <w:color w:themeColor="text1" w:val="000000"/>
     </w:rPr>
     <w:tblPr>
@@ -13732,6 +14273,7 @@
     </w:tcPr>
     <w:tblStylePr w:type="firstRow">
       <w:rPr>
+        <w:rFonts w:eastAsia="黑体"/>
         <w:b/>
         <w:bCs/>
       </w:rPr>
@@ -13742,6 +14284,7 @@
     </w:tblStylePr>
     <w:tblStylePr w:type="lastRow">
       <w:rPr>
+        <w:rFonts w:eastAsia="黑体"/>
         <w:b/>
         <w:bCs/>
         <w:color w:themeColor="text1" w:val="000000"/>
@@ -13753,6 +14296,7 @@
     </w:tblStylePr>
     <w:tblStylePr w:type="firstCol">
       <w:rPr>
+        <w:rFonts w:eastAsia="黑体"/>
         <w:color w:themeColor="background1" w:val="FFFFFF"/>
       </w:rPr>
       <w:tblPr/>
@@ -13762,6 +14306,7 @@
     </w:tblStylePr>
     <w:tblStylePr w:type="lastCol">
       <w:rPr>
+        <w:rFonts w:eastAsia="黑体"/>
         <w:color w:themeColor="background1" w:val="FFFFFF"/>
       </w:rPr>
       <w:tblPr/>
@@ -13791,6 +14336,7 @@
       <w:spacing w:after="0" w:line="240" w:lineRule="auto"/>
     </w:pPr>
     <w:rPr>
+      <w:rFonts w:eastAsia="黑体"/>
       <w:color w:themeColor="text1" w:val="000000"/>
     </w:rPr>
     <w:tblPr>
@@ -13812,6 +14358,7 @@
     </w:tcPr>
     <w:tblStylePr w:type="firstRow">
       <w:rPr>
+        <w:rFonts w:eastAsia="黑体"/>
         <w:b/>
         <w:bCs/>
       </w:rPr>
@@ -13822,6 +14369,7 @@
     </w:tblStylePr>
     <w:tblStylePr w:type="lastRow">
       <w:rPr>
+        <w:rFonts w:eastAsia="黑体"/>
         <w:b/>
         <w:bCs/>
         <w:color w:themeColor="text1" w:val="000000"/>
@@ -13833,6 +14381,7 @@
     </w:tblStylePr>
     <w:tblStylePr w:type="firstCol">
       <w:rPr>
+        <w:rFonts w:eastAsia="黑体"/>
         <w:color w:themeColor="background1" w:val="FFFFFF"/>
       </w:rPr>
       <w:tblPr/>
@@ -13842,6 +14391,7 @@
     </w:tblStylePr>
     <w:tblStylePr w:type="lastCol">
       <w:rPr>
+        <w:rFonts w:eastAsia="黑体"/>
         <w:color w:themeColor="background1" w:val="FFFFFF"/>
       </w:rPr>
       <w:tblPr/>
@@ -13871,6 +14421,7 @@
       <w:spacing w:after="0" w:line="240" w:lineRule="auto"/>
     </w:pPr>
     <w:rPr>
+      <w:rFonts w:eastAsia="黑体"/>
       <w:color w:themeColor="text1" w:val="000000"/>
     </w:rPr>
     <w:tblPr>
@@ -13892,6 +14443,7 @@
     </w:tcPr>
     <w:tblStylePr w:type="firstRow">
       <w:rPr>
+        <w:rFonts w:eastAsia="黑体"/>
         <w:b/>
         <w:bCs/>
       </w:rPr>
@@ -13902,6 +14454,7 @@
     </w:tblStylePr>
     <w:tblStylePr w:type="lastRow">
       <w:rPr>
+        <w:rFonts w:eastAsia="黑体"/>
         <w:b/>
         <w:bCs/>
         <w:color w:themeColor="text1" w:val="000000"/>
@@ -13913,6 +14466,7 @@
     </w:tblStylePr>
     <w:tblStylePr w:type="firstCol">
       <w:rPr>
+        <w:rFonts w:eastAsia="黑体"/>
         <w:color w:themeColor="background1" w:val="FFFFFF"/>
       </w:rPr>
       <w:tblPr/>
@@ -13922,6 +14476,7 @@
     </w:tblStylePr>
     <w:tblStylePr w:type="lastCol">
       <w:rPr>
+        <w:rFonts w:eastAsia="黑体"/>
         <w:color w:themeColor="background1" w:val="FFFFFF"/>
       </w:rPr>
       <w:tblPr/>
@@ -13951,6 +14506,7 @@
       <w:spacing w:after="0" w:line="240" w:lineRule="auto"/>
     </w:pPr>
     <w:rPr>
+      <w:rFonts w:eastAsia="黑体"/>
       <w:color w:themeColor="text1" w:val="000000"/>
     </w:rPr>
     <w:tblPr>
@@ -13972,6 +14528,7 @@
     </w:tcPr>
     <w:tblStylePr w:type="firstRow">
       <w:rPr>
+        <w:rFonts w:eastAsia="黑体"/>
         <w:b/>
         <w:bCs/>
       </w:rPr>
@@ -13982,6 +14539,7 @@
     </w:tblStylePr>
     <w:tblStylePr w:type="lastRow">
       <w:rPr>
+        <w:rFonts w:eastAsia="黑体"/>
         <w:b/>
         <w:bCs/>
         <w:color w:themeColor="text1" w:val="000000"/>
@@ -13993,6 +14551,7 @@
     </w:tblStylePr>
     <w:tblStylePr w:type="firstCol">
       <w:rPr>
+        <w:rFonts w:eastAsia="黑体"/>
         <w:color w:themeColor="background1" w:val="FFFFFF"/>
       </w:rPr>
       <w:tblPr/>
@@ -14002,6 +14561,7 @@
     </w:tblStylePr>
     <w:tblStylePr w:type="lastCol">
       <w:rPr>
+        <w:rFonts w:eastAsia="黑体"/>
         <w:color w:themeColor="background1" w:val="FFFFFF"/>
       </w:rPr>
       <w:tblPr/>
@@ -14031,6 +14591,7 @@
       <w:spacing w:after="0" w:line="240" w:lineRule="auto"/>
     </w:pPr>
     <w:rPr>
+      <w:rFonts w:eastAsia="黑体"/>
       <w:color w:themeColor="text1" w:val="000000"/>
     </w:rPr>
     <w:tblPr>
@@ -14052,6 +14613,7 @@
     </w:tcPr>
     <w:tblStylePr w:type="firstRow">
       <w:rPr>
+        <w:rFonts w:eastAsia="黑体"/>
         <w:b/>
         <w:bCs/>
       </w:rPr>
@@ -14062,6 +14624,7 @@
     </w:tblStylePr>
     <w:tblStylePr w:type="lastRow">
       <w:rPr>
+        <w:rFonts w:eastAsia="黑体"/>
         <w:b/>
         <w:bCs/>
         <w:color w:themeColor="text1" w:val="000000"/>
@@ -14073,6 +14636,7 @@
     </w:tblStylePr>
     <w:tblStylePr w:type="firstCol">
       <w:rPr>
+        <w:rFonts w:eastAsia="黑体"/>
         <w:color w:themeColor="background1" w:val="FFFFFF"/>
       </w:rPr>
       <w:tblPr/>
@@ -14082,6 +14646,7 @@
     </w:tblStylePr>
     <w:tblStylePr w:type="lastCol">
       <w:rPr>
+        <w:rFonts w:eastAsia="黑体"/>
         <w:color w:themeColor="background1" w:val="FFFFFF"/>
       </w:rPr>
       <w:tblPr/>
@@ -14114,6 +14679,7 @@
     <w:name w:val="KeywordTok"/>
     <w:basedOn w:val="VerbatimChar"/>
     <w:rPr>
+      <w:rFonts w:eastAsia="黑体"/>
       <w:b/>
       <w:color w:val="007020"/>
     </w:rPr>
@@ -14122,6 +14688,7 @@
     <w:name w:val="DataTypeTok"/>
     <w:basedOn w:val="VerbatimChar"/>
     <w:rPr>
+      <w:rFonts w:eastAsia="黑体"/>
       <w:color w:val="902000"/>
     </w:rPr>
   </w:style>
@@ -14129,6 +14696,7 @@
     <w:name w:val="DecValTok"/>
     <w:basedOn w:val="VerbatimChar"/>
     <w:rPr>
+      <w:rFonts w:eastAsia="黑体"/>
       <w:color w:val="40a070"/>
     </w:rPr>
   </w:style>
@@ -14136,6 +14704,7 @@
     <w:name w:val="BaseNTok"/>
     <w:basedOn w:val="VerbatimChar"/>
     <w:rPr>
+      <w:rFonts w:eastAsia="黑体"/>
       <w:color w:val="40a070"/>
     </w:rPr>
   </w:style>
@@ -14143,6 +14712,7 @@
     <w:name w:val="FloatTok"/>
     <w:basedOn w:val="VerbatimChar"/>
     <w:rPr>
+      <w:rFonts w:eastAsia="黑体"/>
       <w:color w:val="40a070"/>
     </w:rPr>
   </w:style>
@@ -14150,6 +14720,7 @@
     <w:name w:val="ConstantTok"/>
     <w:basedOn w:val="VerbatimChar"/>
     <w:rPr>
+      <w:rFonts w:eastAsia="黑体"/>
       <w:color w:val="880000"/>
     </w:rPr>
   </w:style>
@@ -14157,6 +14728,7 @@
     <w:name w:val="CharTok"/>
     <w:basedOn w:val="VerbatimChar"/>
     <w:rPr>
+      <w:rFonts w:eastAsia="黑体"/>
       <w:color w:val="4070a0"/>
     </w:rPr>
   </w:style>
@@ -14164,6 +14736,7 @@
     <w:name w:val="SpecialCharTok"/>
     <w:basedOn w:val="VerbatimChar"/>
     <w:rPr>
+      <w:rFonts w:eastAsia="黑体"/>
       <w:color w:val="4070a0"/>
     </w:rPr>
   </w:style>
@@ -14171,6 +14744,7 @@
     <w:name w:val="StringTok"/>
     <w:basedOn w:val="VerbatimChar"/>
     <w:rPr>
+      <w:rFonts w:eastAsia="黑体"/>
       <w:color w:val="4070a0"/>
     </w:rPr>
   </w:style>
@@ -14178,6 +14752,7 @@
     <w:name w:val="VerbatimStringTok"/>
     <w:basedOn w:val="VerbatimChar"/>
     <w:rPr>
+      <w:rFonts w:eastAsia="黑体"/>
       <w:color w:val="4070a0"/>
     </w:rPr>
   </w:style>
@@ -14185,6 +14760,7 @@
     <w:name w:val="SpecialStringTok"/>
     <w:basedOn w:val="VerbatimChar"/>
     <w:rPr>
+      <w:rFonts w:eastAsia="黑体"/>
       <w:color w:val="bb6688"/>
     </w:rPr>
   </w:style>
@@ -14192,6 +14768,7 @@
     <w:name w:val="ImportTok"/>
     <w:basedOn w:val="VerbatimChar"/>
     <w:rPr>
+      <w:rFonts w:eastAsia="黑体"/>
       <w:b/>
       <w:color w:val="008000"/>
     </w:rPr>
@@ -14200,6 +14777,7 @@
     <w:name w:val="CommentTok"/>
     <w:basedOn w:val="VerbatimChar"/>
     <w:rPr>
+      <w:rFonts w:eastAsia="黑体"/>
       <w:i/>
       <w:color w:val="60a0b0"/>
     </w:rPr>
@@ -14208,6 +14786,7 @@
     <w:name w:val="DocumentationTok"/>
     <w:basedOn w:val="VerbatimChar"/>
     <w:rPr>
+      <w:rFonts w:eastAsia="黑体"/>
       <w:i/>
       <w:color w:val="ba2121"/>
     </w:rPr>
@@ -14216,6 +14795,7 @@
     <w:name w:val="AnnotationTok"/>
     <w:basedOn w:val="VerbatimChar"/>
     <w:rPr>
+      <w:rFonts w:eastAsia="黑体"/>
       <w:b/>
       <w:i/>
       <w:color w:val="60a0b0"/>
@@ -14225,6 +14805,7 @@
     <w:name w:val="CommentVarTok"/>
     <w:basedOn w:val="VerbatimChar"/>
     <w:rPr>
+      <w:rFonts w:eastAsia="黑体"/>
       <w:b/>
       <w:i/>
       <w:color w:val="60a0b0"/>
@@ -14234,6 +14815,7 @@
     <w:name w:val="OtherTok"/>
     <w:basedOn w:val="VerbatimChar"/>
     <w:rPr>
+      <w:rFonts w:eastAsia="黑体"/>
       <w:color w:val="007020"/>
     </w:rPr>
   </w:style>
@@ -14241,6 +14823,7 @@
     <w:name w:val="FunctionTok"/>
     <w:basedOn w:val="VerbatimChar"/>
     <w:rPr>
+      <w:rFonts w:eastAsia="黑体"/>
       <w:color w:val="06287e"/>
     </w:rPr>
   </w:style>
@@ -14248,6 +14831,7 @@
     <w:name w:val="VariableTok"/>
     <w:basedOn w:val="VerbatimChar"/>
     <w:rPr>
+      <w:rFonts w:eastAsia="黑体"/>
       <w:color w:val="19177c"/>
     </w:rPr>
   </w:style>
@@ -14255,6 +14839,7 @@
     <w:name w:val="ControlFlowTok"/>
     <w:basedOn w:val="VerbatimChar"/>
     <w:rPr>
+      <w:rFonts w:eastAsia="黑体"/>
       <w:b/>
       <w:color w:val="007020"/>
     </w:rPr>
@@ -14263,6 +14848,7 @@
     <w:name w:val="OperatorTok"/>
     <w:basedOn w:val="VerbatimChar"/>
     <w:rPr>
+      <w:rFonts w:eastAsia="黑体"/>
       <w:color w:val="666666"/>
     </w:rPr>
   </w:style>
@@ -14270,18 +14856,22 @@
     <w:name w:val="BuiltInTok"/>
     <w:basedOn w:val="VerbatimChar"/>
     <w:rPr>
+      <w:rFonts w:eastAsia="黑体"/>
       <w:color w:val="008000"/>
     </w:rPr>
   </w:style>
   <w:style w:type="character" w:customStyle="1" w:styleId="ExtensionTok">
     <w:name w:val="ExtensionTok"/>
     <w:basedOn w:val="VerbatimChar"/>
-    <w:rPr/>
+    <w:rPr>
+      <w:rFonts w:eastAsia="黑体"/>
+    </w:rPr>
   </w:style>
   <w:style w:type="character" w:customStyle="1" w:styleId="PreprocessorTok">
     <w:name w:val="PreprocessorTok"/>
     <w:basedOn w:val="VerbatimChar"/>
     <w:rPr>
+      <w:rFonts w:eastAsia="黑体"/>
       <w:color w:val="bc7a00"/>
     </w:rPr>
   </w:style>
@@ -14289,18 +14879,22 @@
     <w:name w:val="AttributeTok"/>
     <w:basedOn w:val="VerbatimChar"/>
     <w:rPr>
+      <w:rFonts w:eastAsia="黑体"/>
       <w:color w:val="7d9029"/>
     </w:rPr>
   </w:style>
   <w:style w:type="character" w:customStyle="1" w:styleId="RegionMarkerTok">
     <w:name w:val="RegionMarkerTok"/>
     <w:basedOn w:val="VerbatimChar"/>
-    <w:rPr/>
+    <w:rPr>
+      <w:rFonts w:eastAsia="黑体"/>
+    </w:rPr>
   </w:style>
   <w:style w:type="character" w:customStyle="1" w:styleId="InformationTok">
     <w:name w:val="InformationTok"/>
     <w:basedOn w:val="VerbatimChar"/>
     <w:rPr>
+      <w:rFonts w:eastAsia="黑体"/>
       <w:b/>
       <w:i/>
       <w:color w:val="60a0b0"/>
@@ -14310,6 +14904,7 @@
     <w:name w:val="WarningTok"/>
     <w:basedOn w:val="VerbatimChar"/>
     <w:rPr>
+      <w:rFonts w:eastAsia="黑体"/>
       <w:b/>
       <w:i/>
       <w:color w:val="60a0b0"/>
@@ -14319,6 +14914,7 @@
     <w:name w:val="AlertTok"/>
     <w:basedOn w:val="VerbatimChar"/>
     <w:rPr>
+      <w:rFonts w:eastAsia="黑体"/>
       <w:b/>
       <w:color w:val="ff0000"/>
     </w:rPr>
@@ -14327,6 +14923,7 @@
     <w:name w:val="ErrorTok"/>
     <w:basedOn w:val="VerbatimChar"/>
     <w:rPr>
+      <w:rFonts w:eastAsia="黑体"/>
       <w:b/>
       <w:color w:val="ff0000"/>
     </w:rPr>
@@ -14334,7 +14931,9 @@
   <w:style w:type="character" w:customStyle="1" w:styleId="NormalTok">
     <w:name w:val="NormalTok"/>
     <w:basedOn w:val="VerbatimChar"/>
-    <w:rPr/>
+    <w:rPr>
+      <w:rFonts w:eastAsia="黑体"/>
+    </w:rPr>
   </w:style>
 </w:styles>
 </file>
@@ -14383,12 +14982,12 @@
     <a:fontScheme name="Office">
       <a:majorFont>
         <a:latin typeface="Calibri"/>
-        <a:ea typeface=""/>
+        <a:ea typeface="黑体"/>
         <a:cs typeface=""/>
         <a:font script="Jpan" typeface="ＭＳ ゴシック"/>
         <a:font script="Hang" typeface="맑은 고딕"/>
-        <a:font script="Hans" typeface="宋体"/>
-        <a:font script="Hant" typeface="新細明體"/>
+        <a:font script="Hans" typeface="黑体"/>
+        <a:font script="Hant" typeface="黑体"/>
         <a:font script="Arab" typeface="Times New Roman"/>
         <a:font script="Hebr" typeface="Times New Roman"/>
         <a:font script="Thai" typeface="Angsana New"/>
@@ -14418,12 +15017,12 @@
       </a:majorFont>
       <a:minorFont>
         <a:latin typeface="Cambria"/>
-        <a:ea typeface=""/>
+        <a:ea typeface="黑体"/>
         <a:cs typeface=""/>
         <a:font script="Jpan" typeface="ＭＳ 明朝"/>
         <a:font script="Hang" typeface="맑은 고딕"/>
-        <a:font script="Hans" typeface="宋体"/>
-        <a:font script="Hant" typeface="新細明體"/>
+        <a:font script="Hans" typeface="黑体"/>
+        <a:font script="Hant" typeface="黑体"/>
         <a:font script="Arab" typeface="Arial"/>
         <a:font script="Hebr" typeface="Arial"/>
         <a:font script="Thai" typeface="Cordia New"/>

--- a/10-保护电路/01-过压保护/压敏电阻MOV保护电路/压敏电阻MOV保护电路.docx
+++ b/10-保护电路/01-过压保护/压敏电阻MOV保护电路/压敏电阻MOV保护电路.docx
@@ -1911,7 +1911,7 @@
           <w:color w:val="555555"/>
           <w:sz w:val="21"/>
         </w:rPr>
-        <w:t>材料收集者：杜文杰，WX手机：19519196569，QQ:3478827729</w:t>
+        <w:t>材料收集者：杜文杰，微信/手机：19519196569，QQ:3478827729</w:t>
       </w:r>
     </w:p>
     <w:sectPr>
